--- a/HIT837三科答题手册.docx
+++ b/HIT837三科答题手册.docx
@@ -10722,7 +10722,21 @@
         <w:rPr>
           <w:rFonts w:ascii="微软雅黑" w:eastAsia="微软雅黑" w:hAnsi="微软雅黑" w:hint="eastAsia"/>
         </w:rPr>
-        <w:t>DAC三元组=泄露+纂改+破坏</w:t>
+        <w:t>DAC三元组=泄露+</w:t>
+      </w:r>
+      <w:proofErr w:type="gramStart"/>
+      <w:r>
+        <w:rPr>
+          <w:rFonts w:ascii="微软雅黑" w:eastAsia="微软雅黑" w:hAnsi="微软雅黑" w:hint="eastAsia"/>
+        </w:rPr>
+        <w:t>纂</w:t>
+      </w:r>
+      <w:proofErr w:type="gramEnd"/>
+      <w:r>
+        <w:rPr>
+          <w:rFonts w:ascii="微软雅黑" w:eastAsia="微软雅黑" w:hAnsi="微软雅黑" w:hint="eastAsia"/>
+        </w:rPr>
+        <w:t>改+破坏</w:t>
       </w:r>
     </w:p>
     <w:p>
@@ -10799,8 +10813,16 @@
         <w:rPr>
           <w:rFonts w:ascii="微软雅黑" w:eastAsia="微软雅黑" w:hAnsi="微软雅黑" w:hint="eastAsia"/>
         </w:rPr>
-        <w:t>可用性Availability：指确保</w:t>
-      </w:r>
+        <w:t>可用性Availability：</w:t>
+      </w:r>
+      <w:proofErr w:type="gramStart"/>
+      <w:r>
+        <w:rPr>
+          <w:rFonts w:ascii="微软雅黑" w:eastAsia="微软雅黑" w:hAnsi="微软雅黑" w:hint="eastAsia"/>
+        </w:rPr>
+        <w:t>指确保</w:t>
+      </w:r>
+      <w:proofErr w:type="gramEnd"/>
       <w:r>
         <w:rPr>
           <w:rFonts w:ascii="微软雅黑" w:eastAsia="微软雅黑" w:hAnsi="微软雅黑" w:hint="eastAsia"/>
@@ -11872,7 +11894,21 @@
         <w:rPr>
           <w:rFonts w:ascii="微软雅黑" w:eastAsia="微软雅黑" w:hAnsi="微软雅黑" w:hint="eastAsia"/>
         </w:rPr>
-        <w:t>数据完整性 → 防未授权修改</w:t>
+        <w:t xml:space="preserve">数据完整性 → </w:t>
+      </w:r>
+      <w:proofErr w:type="gramStart"/>
+      <w:r>
+        <w:rPr>
+          <w:rFonts w:ascii="微软雅黑" w:eastAsia="微软雅黑" w:hAnsi="微软雅黑" w:hint="eastAsia"/>
+        </w:rPr>
+        <w:t>防未授权</w:t>
+      </w:r>
+      <w:proofErr w:type="gramEnd"/>
+      <w:r>
+        <w:rPr>
+          <w:rFonts w:ascii="微软雅黑" w:eastAsia="微软雅黑" w:hAnsi="微软雅黑" w:hint="eastAsia"/>
+        </w:rPr>
+        <w:t>修改</w:t>
       </w:r>
     </w:p>
     <w:p>
@@ -11968,7 +12004,21 @@
         <w:rPr>
           <w:rFonts w:ascii="微软雅黑" w:eastAsia="微软雅黑" w:hAnsi="微软雅黑" w:hint="eastAsia"/>
         </w:rPr>
-        <w:t>→ 第三方确保完整性/来源/时间/目的</w:t>
+        <w:t>→ 第三</w:t>
+      </w:r>
+      <w:proofErr w:type="gramStart"/>
+      <w:r>
+        <w:rPr>
+          <w:rFonts w:ascii="微软雅黑" w:eastAsia="微软雅黑" w:hAnsi="微软雅黑" w:hint="eastAsia"/>
+        </w:rPr>
+        <w:t>方确保</w:t>
+      </w:r>
+      <w:proofErr w:type="gramEnd"/>
+      <w:r>
+        <w:rPr>
+          <w:rFonts w:ascii="微软雅黑" w:eastAsia="微软雅黑" w:hAnsi="微软雅黑" w:hint="eastAsia"/>
+        </w:rPr>
+        <w:t>完整性/来源/时间/目的</w:t>
       </w:r>
     </w:p>
     <w:p>
@@ -12697,7 +12747,21 @@
         <w:rPr>
           <w:rFonts w:ascii="微软雅黑" w:eastAsia="微软雅黑" w:hAnsi="微软雅黑"/>
         </w:rPr>
-        <w:t>DES的算法的过程是在一个初始置换IP后，明文组被分成左半部分和右半部分，输入到复合函数fk中，</w:t>
+        <w:t>DES的算法的过程是在一个初始置换IP后，明文组被分成左半部分和右半部分，输入到复合函数</w:t>
+      </w:r>
+      <w:proofErr w:type="spellStart"/>
+      <w:r>
+        <w:rPr>
+          <w:rFonts w:ascii="微软雅黑" w:eastAsia="微软雅黑" w:hAnsi="微软雅黑"/>
+        </w:rPr>
+        <w:t>fk</w:t>
+      </w:r>
+      <w:proofErr w:type="spellEnd"/>
+      <w:r>
+        <w:rPr>
+          <w:rFonts w:ascii="微软雅黑" w:eastAsia="微软雅黑" w:hAnsi="微软雅黑"/>
+        </w:rPr>
+        <w:t>中，</w:t>
       </w:r>
       <w:r>
         <w:rPr>
@@ -12738,7 +12802,21 @@
         <w:rPr>
           <w:rFonts w:ascii="微软雅黑" w:eastAsia="微软雅黑" w:hAnsi="微软雅黑"/>
         </w:rPr>
-        <w:t>在密钥的使用上，将64位密钥中的56位有效位经过循环位移和置换产生16个子密钥，用于16轮复合函数fk 的变换。</w:t>
+        <w:t>在密钥的使用上，将64位密钥中的56位有效</w:t>
+      </w:r>
+      <w:proofErr w:type="gramStart"/>
+      <w:r>
+        <w:rPr>
+          <w:rFonts w:ascii="微软雅黑" w:eastAsia="微软雅黑" w:hAnsi="微软雅黑"/>
+        </w:rPr>
+        <w:t>位经过</w:t>
+      </w:r>
+      <w:proofErr w:type="gramEnd"/>
+      <w:r>
+        <w:rPr>
+          <w:rFonts w:ascii="微软雅黑" w:eastAsia="微软雅黑" w:hAnsi="微软雅黑"/>
+        </w:rPr>
+        <w:t>循环位移和置换产生16个子密钥，用于16轮复合函数fk 的变换。</w:t>
       </w:r>
     </w:p>
     <w:p>
@@ -13042,7 +13120,21 @@
               <w:rPr>
                 <w:rFonts w:ascii="微软雅黑" w:eastAsia="微软雅黑" w:hAnsi="微软雅黑" w:hint="eastAsia"/>
               </w:rPr>
-              <w:t>后一个明文与前一个密文块异或后同一个密钥加密</w:t>
+              <w:t>后一个明文与前一个</w:t>
+            </w:r>
+            <w:proofErr w:type="gramStart"/>
+            <w:r>
+              <w:rPr>
+                <w:rFonts w:ascii="微软雅黑" w:eastAsia="微软雅黑" w:hAnsi="微软雅黑" w:hint="eastAsia"/>
+              </w:rPr>
+              <w:t>密文块异或</w:t>
+            </w:r>
+            <w:proofErr w:type="gramEnd"/>
+            <w:r>
+              <w:rPr>
+                <w:rFonts w:ascii="微软雅黑" w:eastAsia="微软雅黑" w:hAnsi="微软雅黑" w:hint="eastAsia"/>
+              </w:rPr>
+              <w:t>后同一个密钥加密</w:t>
             </w:r>
           </w:p>
         </w:tc>
@@ -13082,7 +13174,35 @@
               <w:rPr>
                 <w:rFonts w:ascii="微软雅黑" w:eastAsia="微软雅黑" w:hAnsi="微软雅黑" w:hint="eastAsia"/>
               </w:rPr>
-              <w:t>同CFB，就是加密后的的S位异或前就送回移位寄存器</w:t>
+              <w:t>同CFB，就是加密后的</w:t>
+            </w:r>
+            <w:proofErr w:type="gramStart"/>
+            <w:r>
+              <w:rPr>
+                <w:rFonts w:ascii="微软雅黑" w:eastAsia="微软雅黑" w:hAnsi="微软雅黑" w:hint="eastAsia"/>
+              </w:rPr>
+              <w:t>的</w:t>
+            </w:r>
+            <w:proofErr w:type="gramEnd"/>
+            <w:r>
+              <w:rPr>
+                <w:rFonts w:ascii="微软雅黑" w:eastAsia="微软雅黑" w:hAnsi="微软雅黑" w:hint="eastAsia"/>
+              </w:rPr>
+              <w:t>S</w:t>
+            </w:r>
+            <w:proofErr w:type="gramStart"/>
+            <w:r>
+              <w:rPr>
+                <w:rFonts w:ascii="微软雅黑" w:eastAsia="微软雅黑" w:hAnsi="微软雅黑" w:hint="eastAsia"/>
+              </w:rPr>
+              <w:t>位异或</w:t>
+            </w:r>
+            <w:proofErr w:type="gramEnd"/>
+            <w:r>
+              <w:rPr>
+                <w:rFonts w:ascii="微软雅黑" w:eastAsia="微软雅黑" w:hAnsi="微软雅黑" w:hint="eastAsia"/>
+              </w:rPr>
+              <w:t>前就送回移位寄存器</w:t>
             </w:r>
           </w:p>
         </w:tc>
@@ -13312,7 +13432,21 @@
               <w:rPr>
                 <w:rFonts w:ascii="微软雅黑" w:eastAsia="微软雅黑" w:hAnsi="微软雅黑" w:hint="eastAsia"/>
               </w:rPr>
-              <w:t>可涉及两个明文块无法恢复</w:t>
+              <w:t>可涉及两个明文</w:t>
+            </w:r>
+            <w:proofErr w:type="gramStart"/>
+            <w:r>
+              <w:rPr>
+                <w:rFonts w:ascii="微软雅黑" w:eastAsia="微软雅黑" w:hAnsi="微软雅黑" w:hint="eastAsia"/>
+              </w:rPr>
+              <w:t>块无法</w:t>
+            </w:r>
+            <w:proofErr w:type="gramEnd"/>
+            <w:r>
+              <w:rPr>
+                <w:rFonts w:ascii="微软雅黑" w:eastAsia="微软雅黑" w:hAnsi="微软雅黑" w:hint="eastAsia"/>
+              </w:rPr>
+              <w:t>恢复</w:t>
             </w:r>
           </w:p>
         </w:tc>
@@ -13332,7 +13466,21 @@
               <w:rPr>
                 <w:rFonts w:ascii="微软雅黑" w:eastAsia="微软雅黑" w:hAnsi="微软雅黑" w:hint="eastAsia"/>
               </w:rPr>
-              <w:t>可涉及两个明文块无法恢复</w:t>
+              <w:t>可涉及两个明文</w:t>
+            </w:r>
+            <w:proofErr w:type="gramStart"/>
+            <w:r>
+              <w:rPr>
+                <w:rFonts w:ascii="微软雅黑" w:eastAsia="微软雅黑" w:hAnsi="微软雅黑" w:hint="eastAsia"/>
+              </w:rPr>
+              <w:t>块无法</w:t>
+            </w:r>
+            <w:proofErr w:type="gramEnd"/>
+            <w:r>
+              <w:rPr>
+                <w:rFonts w:ascii="微软雅黑" w:eastAsia="微软雅黑" w:hAnsi="微软雅黑" w:hint="eastAsia"/>
+              </w:rPr>
+              <w:t>恢复</w:t>
             </w:r>
           </w:p>
         </w:tc>
@@ -13421,7 +13569,15 @@
       </w:pPr>
       <w:bookmarkStart w:id="7" w:name="_Toc209169992"/>
       <w:r>
-        <w:t>公钥密码</w:t>
+        <w:t>公</w:t>
+      </w:r>
+      <w:proofErr w:type="gramStart"/>
+      <w:r>
+        <w:t>钥</w:t>
+      </w:r>
+      <w:proofErr w:type="gramEnd"/>
+      <w:r>
+        <w:t>密码</w:t>
       </w:r>
       <w:r>
         <w:rPr>
@@ -13436,6 +13592,27 @@
         <w:t xml:space="preserve"> 单项陷门函数</w:t>
       </w:r>
       <w:bookmarkEnd w:id="7"/>
+      <w:r>
+        <w:rPr>
+          <w:rFonts w:hint="eastAsia"/>
+        </w:rPr>
+        <w:t>（2020 2022 2024）</w:t>
+      </w:r>
+    </w:p>
+    <w:p>
+      <w:pPr>
+        <w:spacing w:line="360" w:lineRule="exact"/>
+        <w:jc w:val="left"/>
+        <w:rPr>
+          <w:rFonts w:ascii="微软雅黑" w:eastAsia="微软雅黑" w:hAnsi="微软雅黑"/>
+        </w:rPr>
+      </w:pPr>
+      <w:r>
+        <w:rPr>
+          <w:rFonts w:ascii="微软雅黑" w:eastAsia="微软雅黑" w:hAnsi="微软雅黑"/>
+        </w:rPr>
+        <w:t>RSA密钥生成步骤：</w:t>
+      </w:r>
     </w:p>
     <w:p>
       <w:pPr>
@@ -13480,6 +13657,295 @@
         <w:spacing w:line="360" w:lineRule="exact"/>
         <w:jc w:val="left"/>
         <w:rPr>
+          <w:rFonts w:ascii="微软雅黑" w:eastAsia="微软雅黑" w:hAnsi="微软雅黑" w:hint="eastAsia"/>
+        </w:rPr>
+      </w:pPr>
+      <w:r>
+        <w:rPr>
+          <w:rFonts w:ascii="微软雅黑" w:eastAsia="微软雅黑" w:hAnsi="微软雅黑" w:hint="eastAsia"/>
+        </w:rPr>
+        <w:t>选择两个互异的素数</w:t>
+      </w:r>
+      <w:r>
+        <w:rPr>
+          <w:rFonts w:ascii="微软雅黑" w:eastAsia="微软雅黑" w:hAnsi="微软雅黑"/>
+        </w:rPr>
+        <w:t>p和q，计算n=</w:t>
+      </w:r>
+      <w:proofErr w:type="spellStart"/>
+      <w:r>
+        <w:rPr>
+          <w:rFonts w:ascii="微软雅黑" w:eastAsia="微软雅黑" w:hAnsi="微软雅黑"/>
+        </w:rPr>
+        <w:t>pq,</w:t>
+      </w:r>
+      <w:r>
+        <w:rPr>
+          <w:rFonts w:ascii="微软雅黑" w:eastAsia="微软雅黑" w:hAnsi="微软雅黑" w:cs="Cambria"/>
+        </w:rPr>
+        <w:t>ϑ</w:t>
+      </w:r>
+      <w:proofErr w:type="spellEnd"/>
+      <w:r>
+        <w:rPr>
+          <w:rFonts w:ascii="微软雅黑" w:eastAsia="微软雅黑" w:hAnsi="微软雅黑"/>
+        </w:rPr>
+        <w:t>(n)=(p-1)(q-1)。</w:t>
+      </w:r>
+    </w:p>
+    <w:p>
+      <w:pPr>
+        <w:spacing w:line="360" w:lineRule="exact"/>
+        <w:jc w:val="left"/>
+        <w:rPr>
+          <w:rFonts w:ascii="微软雅黑" w:eastAsia="微软雅黑" w:hAnsi="微软雅黑" w:hint="eastAsia"/>
+        </w:rPr>
+      </w:pPr>
+      <w:r>
+        <w:rPr>
+          <w:rFonts w:ascii="微软雅黑" w:eastAsia="微软雅黑" w:hAnsi="微软雅黑" w:hint="eastAsia"/>
+        </w:rPr>
+        <w:t>选择整数</w:t>
+      </w:r>
+      <w:r>
+        <w:rPr>
+          <w:rFonts w:ascii="微软雅黑" w:eastAsia="微软雅黑" w:hAnsi="微软雅黑"/>
+        </w:rPr>
+        <w:t>e，使</w:t>
+      </w:r>
+      <w:proofErr w:type="spellStart"/>
+      <w:r>
+        <w:rPr>
+          <w:rFonts w:ascii="微软雅黑" w:eastAsia="微软雅黑" w:hAnsi="微软雅黑"/>
+        </w:rPr>
+        <w:t>gcd</w:t>
+      </w:r>
+      <w:proofErr w:type="spellEnd"/>
+      <w:r>
+        <w:rPr>
+          <w:rFonts w:ascii="微软雅黑" w:eastAsia="微软雅黑" w:hAnsi="微软雅黑"/>
+        </w:rPr>
+        <w:t>(</w:t>
+      </w:r>
+      <w:r>
+        <w:rPr>
+          <w:rFonts w:ascii="微软雅黑" w:eastAsia="微软雅黑" w:hAnsi="微软雅黑" w:cs="Cambria"/>
+        </w:rPr>
+        <w:t>ϑ</w:t>
+      </w:r>
+      <w:r>
+        <w:rPr>
+          <w:rFonts w:ascii="微软雅黑" w:eastAsia="微软雅黑" w:hAnsi="微软雅黑"/>
+        </w:rPr>
+        <w:t>(n),e)=1,且1&lt;e&lt;</w:t>
+      </w:r>
+      <w:r>
+        <w:rPr>
+          <w:rFonts w:ascii="微软雅黑" w:eastAsia="微软雅黑" w:hAnsi="微软雅黑" w:cs="Cambria"/>
+        </w:rPr>
+        <w:t>ϑ</w:t>
+      </w:r>
+      <w:r>
+        <w:rPr>
+          <w:rFonts w:ascii="微软雅黑" w:eastAsia="微软雅黑" w:hAnsi="微软雅黑"/>
+        </w:rPr>
+        <w:t>(n).</w:t>
+      </w:r>
+    </w:p>
+    <w:p>
+      <w:pPr>
+        <w:spacing w:line="360" w:lineRule="exact"/>
+        <w:jc w:val="left"/>
+        <w:rPr>
+          <w:rFonts w:ascii="微软雅黑" w:eastAsia="微软雅黑" w:hAnsi="微软雅黑" w:hint="eastAsia"/>
+        </w:rPr>
+      </w:pPr>
+      <w:r>
+        <w:rPr>
+          <w:rFonts w:ascii="微软雅黑" w:eastAsia="微软雅黑" w:hAnsi="微软雅黑" w:hint="eastAsia"/>
+        </w:rPr>
+        <w:t>计算</w:t>
+      </w:r>
+      <w:r>
+        <w:rPr>
+          <w:rFonts w:ascii="微软雅黑" w:eastAsia="微软雅黑" w:hAnsi="微软雅黑"/>
+        </w:rPr>
+        <w:t xml:space="preserve">d，使d==e-1mod </w:t>
+      </w:r>
+      <w:r>
+        <w:rPr>
+          <w:rFonts w:ascii="微软雅黑" w:eastAsia="微软雅黑" w:hAnsi="微软雅黑" w:cs="Cambria"/>
+        </w:rPr>
+        <w:t>ϑ</w:t>
+      </w:r>
+      <w:r>
+        <w:rPr>
+          <w:rFonts w:ascii="微软雅黑" w:eastAsia="微软雅黑" w:hAnsi="微软雅黑"/>
+        </w:rPr>
+        <w:t>(n),即d为模</w:t>
+      </w:r>
+      <w:r>
+        <w:rPr>
+          <w:rFonts w:ascii="微软雅黑" w:eastAsia="微软雅黑" w:hAnsi="微软雅黑" w:cs="Cambria"/>
+        </w:rPr>
+        <w:t>ϑ</w:t>
+      </w:r>
+      <w:r>
+        <w:rPr>
+          <w:rFonts w:ascii="微软雅黑" w:eastAsia="微软雅黑" w:hAnsi="微软雅黑"/>
+        </w:rPr>
+        <w:t>(n)下e的乘法逆元。</w:t>
+      </w:r>
+    </w:p>
+    <w:p>
+      <w:pPr>
+        <w:spacing w:line="360" w:lineRule="exact"/>
+        <w:jc w:val="left"/>
+        <w:rPr>
+          <w:rFonts w:ascii="微软雅黑" w:eastAsia="微软雅黑" w:hAnsi="微软雅黑" w:hint="eastAsia"/>
+        </w:rPr>
+      </w:pPr>
+      <w:r>
+        <w:rPr>
+          <w:rFonts w:ascii="微软雅黑" w:eastAsia="微软雅黑" w:hAnsi="微软雅黑" w:hint="eastAsia"/>
+        </w:rPr>
+        <w:t>则公开密钥</w:t>
+      </w:r>
+      <w:r>
+        <w:rPr>
+          <w:rFonts w:ascii="微软雅黑" w:eastAsia="微软雅黑" w:hAnsi="微软雅黑"/>
+        </w:rPr>
+        <w:t>Pk={</w:t>
+      </w:r>
+      <w:proofErr w:type="spellStart"/>
+      <w:r>
+        <w:rPr>
+          <w:rFonts w:ascii="微软雅黑" w:eastAsia="微软雅黑" w:hAnsi="微软雅黑"/>
+        </w:rPr>
+        <w:t>e,n</w:t>
+      </w:r>
+      <w:proofErr w:type="spellEnd"/>
+      <w:r>
+        <w:rPr>
+          <w:rFonts w:ascii="微软雅黑" w:eastAsia="微软雅黑" w:hAnsi="微软雅黑"/>
+        </w:rPr>
+        <w:t>}，私用密钥</w:t>
+      </w:r>
+      <w:proofErr w:type="spellStart"/>
+      <w:r>
+        <w:rPr>
+          <w:rFonts w:ascii="微软雅黑" w:eastAsia="微软雅黑" w:hAnsi="微软雅黑"/>
+        </w:rPr>
+        <w:t>Sk</w:t>
+      </w:r>
+      <w:proofErr w:type="spellEnd"/>
+      <w:r>
+        <w:rPr>
+          <w:rFonts w:ascii="微软雅黑" w:eastAsia="微软雅黑" w:hAnsi="微软雅黑"/>
+        </w:rPr>
+        <w:t>={</w:t>
+      </w:r>
+      <w:proofErr w:type="spellStart"/>
+      <w:r>
+        <w:rPr>
+          <w:rFonts w:ascii="微软雅黑" w:eastAsia="微软雅黑" w:hAnsi="微软雅黑"/>
+        </w:rPr>
+        <w:t>d,n,p,q</w:t>
+      </w:r>
+      <w:proofErr w:type="spellEnd"/>
+      <w:r>
+        <w:rPr>
+          <w:rFonts w:ascii="微软雅黑" w:eastAsia="微软雅黑" w:hAnsi="微软雅黑"/>
+        </w:rPr>
+        <w:t>}。当明文是m，密文为c，加密时使用公开密钥Pk，加密算法c=</w:t>
+      </w:r>
+      <w:proofErr w:type="spellStart"/>
+      <w:r>
+        <w:rPr>
+          <w:rFonts w:ascii="微软雅黑" w:eastAsia="微软雅黑" w:hAnsi="微软雅黑"/>
+        </w:rPr>
+        <w:t>memod</w:t>
+      </w:r>
+      <w:proofErr w:type="spellEnd"/>
+      <w:r>
+        <w:rPr>
+          <w:rFonts w:ascii="微软雅黑" w:eastAsia="微软雅黑" w:hAnsi="微软雅黑"/>
+        </w:rPr>
+        <w:t xml:space="preserve"> n;解密时使用私用密钥</w:t>
+      </w:r>
+      <w:proofErr w:type="spellStart"/>
+      <w:r>
+        <w:rPr>
+          <w:rFonts w:ascii="微软雅黑" w:eastAsia="微软雅黑" w:hAnsi="微软雅黑"/>
+        </w:rPr>
+        <w:t>Sk</w:t>
+      </w:r>
+      <w:proofErr w:type="spellEnd"/>
+      <w:r>
+        <w:rPr>
+          <w:rFonts w:ascii="微软雅黑" w:eastAsia="微软雅黑" w:hAnsi="微软雅黑"/>
+        </w:rPr>
+        <w:t>，m=</w:t>
+      </w:r>
+      <w:proofErr w:type="spellStart"/>
+      <w:r>
+        <w:rPr>
+          <w:rFonts w:ascii="微软雅黑" w:eastAsia="微软雅黑" w:hAnsi="微软雅黑"/>
+        </w:rPr>
+        <w:t>cdmod</w:t>
+      </w:r>
+      <w:proofErr w:type="spellEnd"/>
+      <w:r>
+        <w:rPr>
+          <w:rFonts w:ascii="微软雅黑" w:eastAsia="微软雅黑" w:hAnsi="微软雅黑"/>
+        </w:rPr>
+        <w:t xml:space="preserve"> n。故e也称为加密指数，d被称为解密指数。</w:t>
+      </w:r>
+    </w:p>
+    <w:p>
+      <w:pPr>
+        <w:spacing w:line="360" w:lineRule="exact"/>
+        <w:jc w:val="left"/>
+        <w:rPr>
+          <w:rFonts w:ascii="微软雅黑" w:eastAsia="微软雅黑" w:hAnsi="微软雅黑" w:hint="eastAsia"/>
+        </w:rPr>
+      </w:pPr>
+    </w:p>
+    <w:p>
+      <w:pPr>
+        <w:spacing w:line="360" w:lineRule="exact"/>
+        <w:jc w:val="left"/>
+        <w:rPr>
+          <w:rFonts w:ascii="微软雅黑" w:eastAsia="微软雅黑" w:hAnsi="微软雅黑" w:hint="eastAsia"/>
+        </w:rPr>
+      </w:pPr>
+      <w:r>
+        <w:rPr>
+          <w:rFonts w:ascii="微软雅黑" w:eastAsia="微软雅黑" w:hAnsi="微软雅黑" w:hint="eastAsia"/>
+          <w:b/>
+          <w:bCs/>
+          <w:color w:val="FFFFFF"/>
+          <w:highlight w:val="darkBlue"/>
+        </w:rPr>
+        <w:lastRenderedPageBreak/>
+        <w:t>重要</w:t>
+      </w:r>
+      <w:r>
+        <w:rPr>
+          <w:rFonts w:ascii="微软雅黑" w:eastAsia="微软雅黑" w:hAnsi="微软雅黑" w:hint="eastAsia"/>
+          <w:b/>
+          <w:bCs/>
+          <w:color w:val="FFFFFF"/>
+          <w:highlight w:val="darkRed"/>
+        </w:rPr>
+        <w:t>必考</w:t>
+      </w:r>
+    </w:p>
+    <w:p>
+      <w:pPr>
+        <w:spacing w:line="360" w:lineRule="exact"/>
+        <w:jc w:val="left"/>
+        <w:rPr>
           <w:rFonts w:ascii="微软雅黑" w:eastAsia="微软雅黑" w:hAnsi="微软雅黑"/>
         </w:rPr>
       </w:pPr>
@@ -13530,22 +13996,50 @@
         <w:rPr>
           <w:rFonts w:ascii="微软雅黑" w:eastAsia="微软雅黑" w:hAnsi="微软雅黑" w:hint="eastAsia"/>
         </w:rPr>
-        <w:t>欧拉函数 φ(n)：小于n且与n互素的数的个数。若 n=pq，则 φ(n)=(p-1)(q-1)。</w:t>
-      </w:r>
-    </w:p>
-    <w:p>
-      <w:pPr>
-        <w:spacing w:line="360" w:lineRule="exact"/>
-        <w:jc w:val="left"/>
-        <w:rPr>
-          <w:rFonts w:ascii="微软雅黑" w:eastAsia="微软雅黑" w:hAnsi="微软雅黑"/>
-        </w:rPr>
-      </w:pPr>
-      <w:r>
-        <w:rPr>
-          <w:rFonts w:ascii="微软雅黑" w:eastAsia="微软雅黑" w:hAnsi="微软雅黑" w:hint="eastAsia"/>
-        </w:rPr>
-        <w:t>大整数分解：给定 N=pq，分解 N 极难</w:t>
+        <w:t>欧拉函数 φ(n)：小于n且与n互素的数的个数。若 n=</w:t>
+      </w:r>
+      <w:proofErr w:type="spellStart"/>
+      <w:r>
+        <w:rPr>
+          <w:rFonts w:ascii="微软雅黑" w:eastAsia="微软雅黑" w:hAnsi="微软雅黑" w:hint="eastAsia"/>
+        </w:rPr>
+        <w:t>pq</w:t>
+      </w:r>
+      <w:proofErr w:type="spellEnd"/>
+      <w:r>
+        <w:rPr>
+          <w:rFonts w:ascii="微软雅黑" w:eastAsia="微软雅黑" w:hAnsi="微软雅黑" w:hint="eastAsia"/>
+        </w:rPr>
+        <w:t>，则 φ(n)=(p-1)(q-1)。</w:t>
+      </w:r>
+    </w:p>
+    <w:p>
+      <w:pPr>
+        <w:spacing w:line="360" w:lineRule="exact"/>
+        <w:jc w:val="left"/>
+        <w:rPr>
+          <w:rFonts w:ascii="微软雅黑" w:eastAsia="微软雅黑" w:hAnsi="微软雅黑"/>
+        </w:rPr>
+      </w:pPr>
+      <w:r>
+        <w:rPr>
+          <w:rFonts w:ascii="微软雅黑" w:eastAsia="微软雅黑" w:hAnsi="微软雅黑" w:hint="eastAsia"/>
+        </w:rPr>
+        <w:t>大整数分解：给定 N=</w:t>
+      </w:r>
+      <w:proofErr w:type="spellStart"/>
+      <w:r>
+        <w:rPr>
+          <w:rFonts w:ascii="微软雅黑" w:eastAsia="微软雅黑" w:hAnsi="微软雅黑" w:hint="eastAsia"/>
+        </w:rPr>
+        <w:t>pq</w:t>
+      </w:r>
+      <w:proofErr w:type="spellEnd"/>
+      <w:r>
+        <w:rPr>
+          <w:rFonts w:ascii="微软雅黑" w:eastAsia="微软雅黑" w:hAnsi="微软雅黑" w:hint="eastAsia"/>
+        </w:rPr>
+        <w:t>，分解 N 极难</w:t>
       </w:r>
     </w:p>
     <w:p>
@@ -13605,7 +14099,6 @@
           <w:rFonts w:ascii="微软雅黑" w:eastAsia="微软雅黑" w:hAnsi="微软雅黑"/>
           <w:noProof/>
         </w:rPr>
-        <w:lastRenderedPageBreak/>
         <w:drawing>
           <wp:anchor distT="0" distB="0" distL="0" distR="0" simplePos="0" relativeHeight="251663360" behindDoc="0" locked="0" layoutInCell="1" allowOverlap="1" wp14:anchorId="61822B86" wp14:editId="5EA6EFDC">
             <wp:simplePos x="0" y="0"/>
@@ -13779,22 +14272,50 @@
         <w:rPr>
           <w:rFonts w:ascii="微软雅黑" w:eastAsia="微软雅黑" w:hAnsi="微软雅黑"/>
         </w:rPr>
-        <w:t>存在σ，已知σ时对给定的任何y，若相应的x存在，则计算x使y=f(x)是很容易的。</w:t>
-      </w:r>
-    </w:p>
-    <w:p>
-      <w:pPr>
-        <w:spacing w:line="360" w:lineRule="exact"/>
-        <w:jc w:val="left"/>
-        <w:rPr>
-          <w:rFonts w:ascii="微软雅黑" w:eastAsia="微软雅黑" w:hAnsi="微软雅黑"/>
-        </w:rPr>
-      </w:pPr>
-      <w:r>
-        <w:rPr>
-          <w:rFonts w:ascii="微软雅黑" w:eastAsia="微软雅黑" w:hAnsi="微软雅黑" w:hint="eastAsia"/>
-        </w:rPr>
-        <w:t>安全依赖；私钥保密</w:t>
+        <w:t>存在σ，已知σ时对给定的任何y，</w:t>
+      </w:r>
+      <w:proofErr w:type="gramStart"/>
+      <w:r>
+        <w:rPr>
+          <w:rFonts w:ascii="微软雅黑" w:eastAsia="微软雅黑" w:hAnsi="微软雅黑"/>
+        </w:rPr>
+        <w:t>若相应</w:t>
+      </w:r>
+      <w:proofErr w:type="gramEnd"/>
+      <w:r>
+        <w:rPr>
+          <w:rFonts w:ascii="微软雅黑" w:eastAsia="微软雅黑" w:hAnsi="微软雅黑"/>
+        </w:rPr>
+        <w:t>的x存在，则计算x使y=f(x)是很容易的。</w:t>
+      </w:r>
+    </w:p>
+    <w:p>
+      <w:pPr>
+        <w:spacing w:line="360" w:lineRule="exact"/>
+        <w:jc w:val="left"/>
+        <w:rPr>
+          <w:rFonts w:ascii="微软雅黑" w:eastAsia="微软雅黑" w:hAnsi="微软雅黑"/>
+        </w:rPr>
+      </w:pPr>
+      <w:r>
+        <w:rPr>
+          <w:rFonts w:ascii="微软雅黑" w:eastAsia="微软雅黑" w:hAnsi="微软雅黑" w:hint="eastAsia"/>
+        </w:rPr>
+        <w:t>安全依赖；私</w:t>
+      </w:r>
+      <w:proofErr w:type="gramStart"/>
+      <w:r>
+        <w:rPr>
+          <w:rFonts w:ascii="微软雅黑" w:eastAsia="微软雅黑" w:hAnsi="微软雅黑" w:hint="eastAsia"/>
+        </w:rPr>
+        <w:t>钥</w:t>
+      </w:r>
+      <w:proofErr w:type="gramEnd"/>
+      <w:r>
+        <w:rPr>
+          <w:rFonts w:ascii="微软雅黑" w:eastAsia="微软雅黑" w:hAnsi="微软雅黑" w:hint="eastAsia"/>
+        </w:rPr>
+        <w:t>保密</w:t>
       </w:r>
     </w:p>
     <w:p>
@@ -13875,6 +14396,7 @@
           <w:rFonts w:ascii="微软雅黑" w:eastAsia="微软雅黑" w:hAnsi="微软雅黑"/>
           <w:noProof/>
         </w:rPr>
+        <w:lastRenderedPageBreak/>
         <w:drawing>
           <wp:anchor distT="0" distB="0" distL="0" distR="0" simplePos="0" relativeHeight="7" behindDoc="0" locked="0" layoutInCell="1" allowOverlap="1" wp14:anchorId="41AB83B7" wp14:editId="6BE8E988">
             <wp:simplePos x="0" y="0"/>
@@ -13962,248 +14484,31 @@
     </w:p>
     <w:p>
       <w:pPr>
+        <w:spacing w:line="360" w:lineRule="exact"/>
+        <w:jc w:val="left"/>
+        <w:rPr>
+          <w:rFonts w:ascii="微软雅黑" w:eastAsia="微软雅黑" w:hAnsi="微软雅黑" w:hint="eastAsia"/>
+        </w:rPr>
+      </w:pPr>
+    </w:p>
+    <w:p>
+      <w:pPr>
         <w:pStyle w:val="2"/>
         <w:rPr>
           <w:rFonts w:hint="eastAsia"/>
         </w:rPr>
       </w:pPr>
-      <w:bookmarkStart w:id="9" w:name="_Toc209169994"/>
-      <w:r>
-        <w:lastRenderedPageBreak/>
-        <w:t>RSA</w:t>
-      </w:r>
-      <w:r>
-        <w:rPr>
-          <w:rFonts w:hint="eastAsia"/>
-        </w:rPr>
-        <w:t xml:space="preserve"> </w:t>
-      </w:r>
-      <w:r>
-        <w:t>公钥算法</w:t>
-      </w:r>
-      <w:r>
-        <w:rPr>
-          <w:rFonts w:hint="eastAsia"/>
-        </w:rPr>
-        <w:t>（2020 2022 2024）</w:t>
+      <w:bookmarkStart w:id="9" w:name="_Toc209169995"/>
+      <w:r>
+        <w:t>散列函数</w:t>
+      </w:r>
+      <w:r>
+        <w:rPr>
+          <w:rFonts w:hint="eastAsia"/>
+        </w:rPr>
+        <w:t xml:space="preserve"> HASH 单向性 无碰撞性（2019 2021 2022 2024）</w:t>
       </w:r>
       <w:bookmarkEnd w:id="9"/>
-    </w:p>
-    <w:p>
-      <w:pPr>
-        <w:spacing w:line="360" w:lineRule="exact"/>
-        <w:jc w:val="left"/>
-        <w:rPr>
-          <w:rFonts w:ascii="微软雅黑" w:eastAsia="微软雅黑" w:hAnsi="微软雅黑" w:hint="eastAsia"/>
-        </w:rPr>
-      </w:pPr>
-      <w:r>
-        <w:rPr>
-          <w:rFonts w:ascii="微软雅黑" w:eastAsia="微软雅黑" w:hAnsi="微软雅黑"/>
-        </w:rPr>
-        <w:t>RSA密钥生成步骤：</w:t>
-      </w:r>
-    </w:p>
-    <w:p>
-      <w:pPr>
-        <w:spacing w:line="360" w:lineRule="exact"/>
-        <w:jc w:val="left"/>
-        <w:rPr>
-          <w:rFonts w:ascii="微软雅黑" w:eastAsia="微软雅黑" w:hAnsi="微软雅黑" w:hint="eastAsia"/>
-        </w:rPr>
-      </w:pPr>
-      <w:r>
-        <w:rPr>
-          <w:rFonts w:ascii="微软雅黑" w:eastAsia="微软雅黑" w:hAnsi="微软雅黑" w:hint="eastAsia"/>
-          <w:b/>
-          <w:bCs/>
-          <w:color w:val="FFFFFF"/>
-          <w:highlight w:val="darkBlue"/>
-        </w:rPr>
-        <w:t>重要</w:t>
-      </w:r>
-      <w:r>
-        <w:rPr>
-          <w:rFonts w:ascii="微软雅黑" w:eastAsia="微软雅黑" w:hAnsi="微软雅黑" w:hint="eastAsia"/>
-          <w:b/>
-          <w:bCs/>
-          <w:color w:val="FFFFFF"/>
-          <w:highlight w:val="darkRed"/>
-        </w:rPr>
-        <w:t>必考</w:t>
-      </w:r>
-    </w:p>
-    <w:p>
-      <w:pPr>
-        <w:spacing w:line="360" w:lineRule="exact"/>
-        <w:jc w:val="left"/>
-        <w:rPr>
-          <w:rFonts w:ascii="微软雅黑" w:eastAsia="微软雅黑" w:hAnsi="微软雅黑" w:hint="eastAsia"/>
-        </w:rPr>
-      </w:pPr>
-      <w:r>
-        <w:rPr>
-          <w:rFonts w:ascii="微软雅黑" w:eastAsia="微软雅黑" w:hAnsi="微软雅黑" w:hint="eastAsia"/>
-        </w:rPr>
-        <w:t>选择两个互异的素数</w:t>
-      </w:r>
-      <w:r>
-        <w:rPr>
-          <w:rFonts w:ascii="微软雅黑" w:eastAsia="微软雅黑" w:hAnsi="微软雅黑"/>
-        </w:rPr>
-        <w:t>p和q，计算n=pq,</w:t>
-      </w:r>
-      <w:r>
-        <w:rPr>
-          <w:rFonts w:ascii="微软雅黑" w:eastAsia="微软雅黑" w:hAnsi="微软雅黑" w:cs="Cambria"/>
-        </w:rPr>
-        <w:t>ϑ</w:t>
-      </w:r>
-      <w:r>
-        <w:rPr>
-          <w:rFonts w:ascii="微软雅黑" w:eastAsia="微软雅黑" w:hAnsi="微软雅黑"/>
-        </w:rPr>
-        <w:t>(n)=(p-1)(q-1)。</w:t>
-      </w:r>
-    </w:p>
-    <w:p>
-      <w:pPr>
-        <w:spacing w:line="360" w:lineRule="exact"/>
-        <w:jc w:val="left"/>
-        <w:rPr>
-          <w:rFonts w:ascii="微软雅黑" w:eastAsia="微软雅黑" w:hAnsi="微软雅黑" w:hint="eastAsia"/>
-        </w:rPr>
-      </w:pPr>
-      <w:r>
-        <w:rPr>
-          <w:rFonts w:ascii="微软雅黑" w:eastAsia="微软雅黑" w:hAnsi="微软雅黑" w:hint="eastAsia"/>
-        </w:rPr>
-        <w:t>选择整数</w:t>
-      </w:r>
-      <w:r>
-        <w:rPr>
-          <w:rFonts w:ascii="微软雅黑" w:eastAsia="微软雅黑" w:hAnsi="微软雅黑"/>
-        </w:rPr>
-        <w:t>e，使gcd(</w:t>
-      </w:r>
-      <w:r>
-        <w:rPr>
-          <w:rFonts w:ascii="微软雅黑" w:eastAsia="微软雅黑" w:hAnsi="微软雅黑" w:cs="Cambria"/>
-        </w:rPr>
-        <w:t>ϑ</w:t>
-      </w:r>
-      <w:r>
-        <w:rPr>
-          <w:rFonts w:ascii="微软雅黑" w:eastAsia="微软雅黑" w:hAnsi="微软雅黑"/>
-        </w:rPr>
-        <w:t>(n),e)=1,且1&lt;e&lt;</w:t>
-      </w:r>
-      <w:r>
-        <w:rPr>
-          <w:rFonts w:ascii="微软雅黑" w:eastAsia="微软雅黑" w:hAnsi="微软雅黑" w:cs="Cambria"/>
-        </w:rPr>
-        <w:t>ϑ</w:t>
-      </w:r>
-      <w:r>
-        <w:rPr>
-          <w:rFonts w:ascii="微软雅黑" w:eastAsia="微软雅黑" w:hAnsi="微软雅黑"/>
-        </w:rPr>
-        <w:t>(n).</w:t>
-      </w:r>
-    </w:p>
-    <w:p>
-      <w:pPr>
-        <w:spacing w:line="360" w:lineRule="exact"/>
-        <w:jc w:val="left"/>
-        <w:rPr>
-          <w:rFonts w:ascii="微软雅黑" w:eastAsia="微软雅黑" w:hAnsi="微软雅黑" w:hint="eastAsia"/>
-        </w:rPr>
-      </w:pPr>
-      <w:r>
-        <w:rPr>
-          <w:rFonts w:ascii="微软雅黑" w:eastAsia="微软雅黑" w:hAnsi="微软雅黑" w:hint="eastAsia"/>
-        </w:rPr>
-        <w:t>计算</w:t>
-      </w:r>
-      <w:r>
-        <w:rPr>
-          <w:rFonts w:ascii="微软雅黑" w:eastAsia="微软雅黑" w:hAnsi="微软雅黑"/>
-        </w:rPr>
-        <w:t xml:space="preserve">d，使d==e-1mod </w:t>
-      </w:r>
-      <w:r>
-        <w:rPr>
-          <w:rFonts w:ascii="微软雅黑" w:eastAsia="微软雅黑" w:hAnsi="微软雅黑" w:cs="Cambria"/>
-        </w:rPr>
-        <w:t>ϑ</w:t>
-      </w:r>
-      <w:r>
-        <w:rPr>
-          <w:rFonts w:ascii="微软雅黑" w:eastAsia="微软雅黑" w:hAnsi="微软雅黑"/>
-        </w:rPr>
-        <w:t>(n),即d为模</w:t>
-      </w:r>
-      <w:r>
-        <w:rPr>
-          <w:rFonts w:ascii="微软雅黑" w:eastAsia="微软雅黑" w:hAnsi="微软雅黑" w:cs="Cambria"/>
-        </w:rPr>
-        <w:t>ϑ</w:t>
-      </w:r>
-      <w:r>
-        <w:rPr>
-          <w:rFonts w:ascii="微软雅黑" w:eastAsia="微软雅黑" w:hAnsi="微软雅黑"/>
-        </w:rPr>
-        <w:t>(n)下e的乘法逆元。</w:t>
-      </w:r>
-    </w:p>
-    <w:p>
-      <w:pPr>
-        <w:spacing w:line="360" w:lineRule="exact"/>
-        <w:jc w:val="left"/>
-        <w:rPr>
-          <w:rFonts w:ascii="微软雅黑" w:eastAsia="微软雅黑" w:hAnsi="微软雅黑" w:hint="eastAsia"/>
-        </w:rPr>
-      </w:pPr>
-      <w:r>
-        <w:rPr>
-          <w:rFonts w:ascii="微软雅黑" w:eastAsia="微软雅黑" w:hAnsi="微软雅黑" w:hint="eastAsia"/>
-        </w:rPr>
-        <w:t>则公开密钥</w:t>
-      </w:r>
-      <w:r>
-        <w:rPr>
-          <w:rFonts w:ascii="微软雅黑" w:eastAsia="微软雅黑" w:hAnsi="微软雅黑"/>
-        </w:rPr>
-        <w:t>Pk={e,n}，私用密钥Sk={d,n,p,q}。当明文是m，密文为c，加密时使用公开密钥Pk，加密算法c=memod n;解密时使用私用密钥Sk，m=cdmod n。故e也称为加密指数，d被称为解密指数。</w:t>
-      </w:r>
-    </w:p>
-    <w:p>
-      <w:pPr>
-        <w:spacing w:line="360" w:lineRule="exact"/>
-        <w:jc w:val="left"/>
-        <w:rPr>
-          <w:rFonts w:ascii="微软雅黑" w:eastAsia="微软雅黑" w:hAnsi="微软雅黑" w:hint="eastAsia"/>
-        </w:rPr>
-      </w:pPr>
-    </w:p>
-    <w:p>
-      <w:pPr>
-        <w:pStyle w:val="2"/>
-        <w:rPr>
-          <w:rFonts w:hint="eastAsia"/>
-        </w:rPr>
-      </w:pPr>
-      <w:bookmarkStart w:id="10" w:name="_Toc209169995"/>
-      <w:r>
-        <w:t>散列函数</w:t>
-      </w:r>
-      <w:r>
-        <w:rPr>
-          <w:rFonts w:hint="eastAsia"/>
-        </w:rPr>
-        <w:t xml:space="preserve"> HASH 单向性 无碰撞性（2019 2021 2022 2024）</w:t>
-      </w:r>
-      <w:bookmarkEnd w:id="10"/>
     </w:p>
     <w:p>
       <w:pPr>
@@ -14503,7 +14808,21 @@
         <w:rPr>
           <w:rFonts w:ascii="微软雅黑" w:eastAsia="微软雅黑" w:hAnsi="微软雅黑" w:hint="eastAsia"/>
         </w:rPr>
-        <w:t>40位散列值不安全（百万次即可碰撞约50%）。消息摘要安全长度≥128位。</w:t>
+        <w:t>40位散列值不安全（百万次即可</w:t>
+      </w:r>
+      <w:proofErr w:type="gramStart"/>
+      <w:r>
+        <w:rPr>
+          <w:rFonts w:ascii="微软雅黑" w:eastAsia="微软雅黑" w:hAnsi="微软雅黑" w:hint="eastAsia"/>
+        </w:rPr>
+        <w:t>碰撞约</w:t>
+      </w:r>
+      <w:proofErr w:type="gramEnd"/>
+      <w:r>
+        <w:rPr>
+          <w:rFonts w:ascii="微软雅黑" w:eastAsia="微软雅黑" w:hAnsi="微软雅黑" w:hint="eastAsia"/>
+        </w:rPr>
+        <w:t>50%）。消息摘要安全长度≥128位。</w:t>
       </w:r>
       <w:r>
         <w:rPr>
@@ -14528,14 +14847,14 @@
           <w:rFonts w:hint="eastAsia"/>
         </w:rPr>
       </w:pPr>
-      <w:bookmarkStart w:id="11" w:name="_Toc209169996"/>
+      <w:bookmarkStart w:id="10" w:name="_Toc209169996"/>
       <w:r>
         <w:rPr>
           <w:rFonts w:hint="eastAsia"/>
         </w:rPr>
         <w:t>数字签名 条件 定义 应用过程（2019 2025）</w:t>
       </w:r>
-      <w:bookmarkEnd w:id="11"/>
+      <w:bookmarkEnd w:id="10"/>
     </w:p>
     <w:p>
       <w:pPr>
@@ -15001,11 +15320,16 @@
           <w:rFonts w:hint="eastAsia"/>
         </w:rPr>
       </w:pPr>
-      <w:bookmarkStart w:id="12" w:name="_Toc209169998"/>
-      <w:r>
-        <w:t>容错与容灾的概念及主要技术方法</w:t>
-      </w:r>
-      <w:bookmarkEnd w:id="12"/>
+      <w:bookmarkStart w:id="11" w:name="_Toc209169998"/>
+      <w:proofErr w:type="gramStart"/>
+      <w:r>
+        <w:t>容错与</w:t>
+      </w:r>
+      <w:proofErr w:type="gramEnd"/>
+      <w:r>
+        <w:t>容灾的概念及主要技术方法</w:t>
+      </w:r>
+      <w:bookmarkEnd w:id="11"/>
     </w:p>
     <w:p>
       <w:pPr>
@@ -15122,7 +15446,7 @@
           <w:rFonts w:hint="eastAsia"/>
         </w:rPr>
       </w:pPr>
-      <w:bookmarkStart w:id="13" w:name="_Toc209169999"/>
+      <w:bookmarkStart w:id="12" w:name="_Toc209169999"/>
       <w:r>
         <w:rPr>
           <w:rFonts w:hint="eastAsia"/>
@@ -15139,7 +15463,7 @@
         </w:rPr>
         <w:t xml:space="preserve"> winlogon 域登录 netlogon (2019 2022)</w:t>
       </w:r>
-      <w:bookmarkEnd w:id="13"/>
+      <w:bookmarkEnd w:id="12"/>
     </w:p>
     <w:p>
       <w:pPr>
@@ -15237,11 +15561,26 @@
         </w:rPr>
         <w:t>用户首先激活</w:t>
       </w:r>
-      <w:r>
-        <w:rPr>
-          <w:rFonts w:ascii="微软雅黑" w:eastAsia="微软雅黑" w:hAnsi="微软雅黑"/>
-        </w:rPr>
-        <w:t>Winlogon窗口，并输入用户名与口令，然后向</w:t>
+      <w:proofErr w:type="spellStart"/>
+      <w:r>
+        <w:rPr>
+          <w:rFonts w:ascii="微软雅黑" w:eastAsia="微软雅黑" w:hAnsi="微软雅黑"/>
+        </w:rPr>
+        <w:t>Winlogon</w:t>
+      </w:r>
+      <w:proofErr w:type="spellEnd"/>
+      <w:r>
+        <w:rPr>
+          <w:rFonts w:ascii="微软雅黑" w:eastAsia="微软雅黑" w:hAnsi="微软雅黑"/>
+        </w:rPr>
+        <w:t>窗口，并输入用户名与口令，</w:t>
+      </w:r>
+      <w:proofErr w:type="gramStart"/>
+      <w:r>
+        <w:rPr>
+          <w:rFonts w:ascii="微软雅黑" w:eastAsia="微软雅黑" w:hAnsi="微软雅黑"/>
+        </w:rPr>
+        <w:t>然后向</w:t>
       </w:r>
       <w:r>
         <w:rPr>
@@ -15251,6 +15590,7 @@
         </w:rPr>
         <w:t>域控制器</w:t>
       </w:r>
+      <w:proofErr w:type="gramEnd"/>
       <w:r>
         <w:rPr>
           <w:rFonts w:ascii="微软雅黑" w:eastAsia="微软雅黑" w:hAnsi="微软雅黑"/>
@@ -15297,7 +15637,21 @@
         <w:rPr>
           <w:rFonts w:ascii="微软雅黑" w:eastAsia="微软雅黑" w:hAnsi="微软雅黑"/>
         </w:rPr>
-        <w:t>客户端收到8字节的质询后，首先使用前边计算得到的口令散列对质询进行散列计算，得到质询散列，随后将计算出的质询散列作为应答发送给域控制器。</w:t>
+        <w:t>客户端收到8字节的质询后，首先使用前边计算得到的口令散列对质询进行散列计算，得到质询散列，随后将计算出的质询散列作为应答</w:t>
+      </w:r>
+      <w:proofErr w:type="gramStart"/>
+      <w:r>
+        <w:rPr>
+          <w:rFonts w:ascii="微软雅黑" w:eastAsia="微软雅黑" w:hAnsi="微软雅黑"/>
+        </w:rPr>
+        <w:t>发送给域控制器</w:t>
+      </w:r>
+      <w:proofErr w:type="gramEnd"/>
+      <w:r>
+        <w:rPr>
+          <w:rFonts w:ascii="微软雅黑" w:eastAsia="微软雅黑" w:hAnsi="微软雅黑"/>
+        </w:rPr>
+        <w:t>。</w:t>
       </w:r>
     </w:p>
     <w:p>
@@ -15350,11 +15704,19 @@
           <w:rFonts w:ascii="微软雅黑" w:eastAsia="微软雅黑" w:hAnsi="微软雅黑"/>
         </w:rPr>
       </w:pPr>
-      <w:r>
-        <w:rPr>
-          <w:rFonts w:ascii="微软雅黑" w:eastAsia="微软雅黑" w:hAnsi="微软雅黑" w:hint="eastAsia"/>
-        </w:rPr>
-        <w:t>Netlogon用来进行</w:t>
+      <w:proofErr w:type="spellStart"/>
+      <w:r>
+        <w:rPr>
+          <w:rFonts w:ascii="微软雅黑" w:eastAsia="微软雅黑" w:hAnsi="微软雅黑" w:hint="eastAsia"/>
+        </w:rPr>
+        <w:t>Netlogon</w:t>
+      </w:r>
+      <w:proofErr w:type="spellEnd"/>
+      <w:r>
+        <w:rPr>
+          <w:rFonts w:ascii="微软雅黑" w:eastAsia="微软雅黑" w:hAnsi="微软雅黑" w:hint="eastAsia"/>
+        </w:rPr>
+        <w:t>用来进行</w:t>
       </w:r>
       <w:r>
         <w:rPr>
@@ -15368,7 +15730,14 @@
         <w:rPr>
           <w:rFonts w:ascii="微软雅黑" w:eastAsia="微软雅黑" w:hAnsi="微软雅黑" w:hint="eastAsia"/>
         </w:rPr>
-        <w:t>，通过安全通道与</w:t>
+        <w:t>，通过安全</w:t>
+      </w:r>
+      <w:proofErr w:type="gramStart"/>
+      <w:r>
+        <w:rPr>
+          <w:rFonts w:ascii="微软雅黑" w:eastAsia="微软雅黑" w:hAnsi="微软雅黑" w:hint="eastAsia"/>
+        </w:rPr>
+        <w:t>通道与</w:t>
       </w:r>
       <w:r>
         <w:rPr>
@@ -15378,6 +15747,7 @@
         </w:rPr>
         <w:t>域控制器</w:t>
       </w:r>
+      <w:proofErr w:type="gramEnd"/>
       <w:r>
         <w:rPr>
           <w:rFonts w:ascii="微软雅黑" w:eastAsia="微软雅黑" w:hAnsi="微软雅黑" w:hint="eastAsia"/>
@@ -15389,7 +15759,49 @@
         <w:rPr>
           <w:rFonts w:ascii="微软雅黑" w:eastAsia="微软雅黑" w:hAnsi="微软雅黑" w:hint="eastAsia"/>
         </w:rPr>
-        <w:t>建立连接然后通过安全信道传口令。Winlogon调用gina，gina调用LSA加载认证包向SAM发账号信息请求。</w:t>
+        <w:t>建立连接然后通过安全信道传口令。</w:t>
+      </w:r>
+      <w:proofErr w:type="spellStart"/>
+      <w:r>
+        <w:rPr>
+          <w:rFonts w:ascii="微软雅黑" w:eastAsia="微软雅黑" w:hAnsi="微软雅黑" w:hint="eastAsia"/>
+        </w:rPr>
+        <w:t>Winlogon</w:t>
+      </w:r>
+      <w:proofErr w:type="spellEnd"/>
+      <w:r>
+        <w:rPr>
+          <w:rFonts w:ascii="微软雅黑" w:eastAsia="微软雅黑" w:hAnsi="微软雅黑" w:hint="eastAsia"/>
+        </w:rPr>
+        <w:t>调用</w:t>
+      </w:r>
+      <w:proofErr w:type="spellStart"/>
+      <w:r>
+        <w:rPr>
+          <w:rFonts w:ascii="微软雅黑" w:eastAsia="微软雅黑" w:hAnsi="微软雅黑" w:hint="eastAsia"/>
+        </w:rPr>
+        <w:t>gina</w:t>
+      </w:r>
+      <w:proofErr w:type="spellEnd"/>
+      <w:r>
+        <w:rPr>
+          <w:rFonts w:ascii="微软雅黑" w:eastAsia="微软雅黑" w:hAnsi="微软雅黑" w:hint="eastAsia"/>
+        </w:rPr>
+        <w:t>，</w:t>
+      </w:r>
+      <w:proofErr w:type="spellStart"/>
+      <w:r>
+        <w:rPr>
+          <w:rFonts w:ascii="微软雅黑" w:eastAsia="微软雅黑" w:hAnsi="微软雅黑" w:hint="eastAsia"/>
+        </w:rPr>
+        <w:t>gina</w:t>
+      </w:r>
+      <w:proofErr w:type="spellEnd"/>
+      <w:r>
+        <w:rPr>
+          <w:rFonts w:ascii="微软雅黑" w:eastAsia="微软雅黑" w:hAnsi="微软雅黑" w:hint="eastAsia"/>
+        </w:rPr>
+        <w:t>调用LSA加载认证包向SAM发账号信息请求。</w:t>
       </w:r>
     </w:p>
     <w:p>
@@ -15491,7 +15903,7 @@
           <w:rFonts w:hint="eastAsia"/>
         </w:rPr>
       </w:pPr>
-      <w:bookmarkStart w:id="14" w:name="_Toc209170000"/>
+      <w:bookmarkStart w:id="13" w:name="_Toc209170000"/>
       <w:r>
         <w:t>Windows</w:t>
       </w:r>
@@ -15528,7 +15940,7 @@
         </w:rPr>
         <w:t xml:space="preserve"> GP(2020 2024 2025)</w:t>
       </w:r>
-      <w:bookmarkEnd w:id="14"/>
+      <w:bookmarkEnd w:id="13"/>
     </w:p>
     <w:p>
       <w:pPr>
@@ -16153,7 +16565,7 @@
           <w:rFonts w:hint="eastAsia"/>
         </w:rPr>
       </w:pPr>
-      <w:bookmarkStart w:id="15" w:name="_Toc209170001"/>
+      <w:bookmarkStart w:id="14" w:name="_Toc209170001"/>
       <w:r>
         <w:t>公开密钥</w:t>
       </w:r>
@@ -16166,7 +16578,7 @@
       <w:r>
         <w:t>认证协议</w:t>
       </w:r>
-      <w:bookmarkEnd w:id="15"/>
+      <w:bookmarkEnd w:id="14"/>
       <w:r>
         <w:rPr>
           <w:rFonts w:hint="eastAsia"/>
@@ -16177,22 +16589,50 @@
         <w:rPr>
           <w:rFonts w:hint="eastAsia"/>
         </w:rPr>
-        <w:t>Needham–Schroeder 公钥协议</w:t>
-      </w:r>
-    </w:p>
-    <w:p>
-      <w:pPr>
-        <w:spacing w:line="360" w:lineRule="exact"/>
-        <w:jc w:val="left"/>
-        <w:rPr>
-          <w:rFonts w:ascii="微软雅黑" w:eastAsia="微软雅黑" w:hAnsi="微软雅黑" w:hint="eastAsia"/>
-        </w:rPr>
-      </w:pPr>
-      <w:r>
-        <w:rPr>
-          <w:rFonts w:ascii="微软雅黑" w:eastAsia="微软雅黑" w:hAnsi="微软雅黑" w:hint="eastAsia"/>
-        </w:rPr>
-        <w:t>方式一：挑战</w:t>
+        <w:t>Needham–Schroeder 公</w:t>
+      </w:r>
+      <w:proofErr w:type="gramStart"/>
+      <w:r>
+        <w:rPr>
+          <w:rFonts w:hint="eastAsia"/>
+        </w:rPr>
+        <w:t>钥</w:t>
+      </w:r>
+      <w:proofErr w:type="gramEnd"/>
+      <w:r>
+        <w:rPr>
+          <w:rFonts w:hint="eastAsia"/>
+        </w:rPr>
+        <w:t>协议</w:t>
+      </w:r>
+    </w:p>
+    <w:p>
+      <w:pPr>
+        <w:spacing w:line="360" w:lineRule="exact"/>
+        <w:jc w:val="left"/>
+        <w:rPr>
+          <w:rFonts w:ascii="微软雅黑" w:eastAsia="微软雅黑" w:hAnsi="微软雅黑" w:hint="eastAsia"/>
+        </w:rPr>
+      </w:pPr>
+      <w:r>
+        <w:rPr>
+          <w:rFonts w:ascii="微软雅黑" w:eastAsia="微软雅黑" w:hAnsi="微软雅黑" w:hint="eastAsia"/>
+        </w:rPr>
+        <w:t>方式</w:t>
+      </w:r>
+      <w:proofErr w:type="gramStart"/>
+      <w:r>
+        <w:rPr>
+          <w:rFonts w:ascii="微软雅黑" w:eastAsia="微软雅黑" w:hAnsi="微软雅黑" w:hint="eastAsia"/>
+        </w:rPr>
+        <w:t>一</w:t>
+      </w:r>
+      <w:proofErr w:type="gramEnd"/>
+      <w:r>
+        <w:rPr>
+          <w:rFonts w:ascii="微软雅黑" w:eastAsia="微软雅黑" w:hAnsi="微软雅黑" w:hint="eastAsia"/>
+        </w:rPr>
+        <w:t>：挑战</w:t>
       </w:r>
       <w:r>
         <w:rPr>
@@ -16204,22 +16644,78 @@
         <w:rPr>
           <w:rFonts w:ascii="微软雅黑" w:eastAsia="微软雅黑" w:hAnsi="微软雅黑" w:hint="eastAsia"/>
         </w:rPr>
-        <w:t xml:space="preserve"> → 私钥签名 → 公钥验证。</w:t>
-      </w:r>
-    </w:p>
-    <w:p>
-      <w:pPr>
-        <w:spacing w:line="360" w:lineRule="exact"/>
-        <w:jc w:val="left"/>
-        <w:rPr>
-          <w:rFonts w:ascii="微软雅黑" w:eastAsia="微软雅黑" w:hAnsi="微软雅黑" w:hint="eastAsia"/>
-        </w:rPr>
-      </w:pPr>
-      <w:r>
-        <w:rPr>
-          <w:rFonts w:ascii="微软雅黑" w:eastAsia="微软雅黑" w:hAnsi="微软雅黑" w:hint="eastAsia"/>
-        </w:rPr>
-        <w:t>A将挑战因子发送给B，B用自己的私钥将挑战加密发送给A,A使用B的公钥将该因子解密从而验证合法性。</w:t>
+        <w:t xml:space="preserve"> → 私</w:t>
+      </w:r>
+      <w:proofErr w:type="gramStart"/>
+      <w:r>
+        <w:rPr>
+          <w:rFonts w:ascii="微软雅黑" w:eastAsia="微软雅黑" w:hAnsi="微软雅黑" w:hint="eastAsia"/>
+        </w:rPr>
+        <w:t>钥</w:t>
+      </w:r>
+      <w:proofErr w:type="gramEnd"/>
+      <w:r>
+        <w:rPr>
+          <w:rFonts w:ascii="微软雅黑" w:eastAsia="微软雅黑" w:hAnsi="微软雅黑" w:hint="eastAsia"/>
+        </w:rPr>
+        <w:t>签名 → 公</w:t>
+      </w:r>
+      <w:proofErr w:type="gramStart"/>
+      <w:r>
+        <w:rPr>
+          <w:rFonts w:ascii="微软雅黑" w:eastAsia="微软雅黑" w:hAnsi="微软雅黑" w:hint="eastAsia"/>
+        </w:rPr>
+        <w:t>钥</w:t>
+      </w:r>
+      <w:proofErr w:type="gramEnd"/>
+      <w:r>
+        <w:rPr>
+          <w:rFonts w:ascii="微软雅黑" w:eastAsia="微软雅黑" w:hAnsi="微软雅黑" w:hint="eastAsia"/>
+        </w:rPr>
+        <w:t>验证。</w:t>
+      </w:r>
+    </w:p>
+    <w:p>
+      <w:pPr>
+        <w:spacing w:line="360" w:lineRule="exact"/>
+        <w:jc w:val="left"/>
+        <w:rPr>
+          <w:rFonts w:ascii="微软雅黑" w:eastAsia="微软雅黑" w:hAnsi="微软雅黑" w:hint="eastAsia"/>
+        </w:rPr>
+      </w:pPr>
+      <w:r>
+        <w:rPr>
+          <w:rFonts w:ascii="微软雅黑" w:eastAsia="微软雅黑" w:hAnsi="微软雅黑" w:hint="eastAsia"/>
+        </w:rPr>
+        <w:t>A将挑战因子发送给B，B用自己的私</w:t>
+      </w:r>
+      <w:proofErr w:type="gramStart"/>
+      <w:r>
+        <w:rPr>
+          <w:rFonts w:ascii="微软雅黑" w:eastAsia="微软雅黑" w:hAnsi="微软雅黑" w:hint="eastAsia"/>
+        </w:rPr>
+        <w:t>钥</w:t>
+      </w:r>
+      <w:proofErr w:type="gramEnd"/>
+      <w:r>
+        <w:rPr>
+          <w:rFonts w:ascii="微软雅黑" w:eastAsia="微软雅黑" w:hAnsi="微软雅黑" w:hint="eastAsia"/>
+        </w:rPr>
+        <w:t>将挑战加密发送给A,A使用B的公</w:t>
+      </w:r>
+      <w:proofErr w:type="gramStart"/>
+      <w:r>
+        <w:rPr>
+          <w:rFonts w:ascii="微软雅黑" w:eastAsia="微软雅黑" w:hAnsi="微软雅黑" w:hint="eastAsia"/>
+        </w:rPr>
+        <w:t>钥</w:t>
+      </w:r>
+      <w:proofErr w:type="gramEnd"/>
+      <w:r>
+        <w:rPr>
+          <w:rFonts w:ascii="微软雅黑" w:eastAsia="微软雅黑" w:hAnsi="微软雅黑" w:hint="eastAsia"/>
+        </w:rPr>
+        <w:t>将该因子解密从而验证合法性。</w:t>
       </w:r>
     </w:p>
     <w:p>
@@ -16246,50 +16742,96 @@
         <w:rPr>
           <w:rFonts w:ascii="微软雅黑" w:eastAsia="微软雅黑" w:hAnsi="微软雅黑" w:hint="eastAsia"/>
         </w:rPr>
-        <w:t>加密 → 私钥解密还原 → 回传验证。</w:t>
-      </w:r>
-    </w:p>
-    <w:p>
-      <w:pPr>
-        <w:spacing w:line="360" w:lineRule="exact"/>
-        <w:jc w:val="left"/>
-        <w:rPr>
-          <w:rFonts w:ascii="微软雅黑" w:eastAsia="微软雅黑" w:hAnsi="微软雅黑" w:hint="eastAsia"/>
-        </w:rPr>
-      </w:pPr>
-      <w:r>
-        <w:rPr>
-          <w:rFonts w:ascii="微软雅黑" w:eastAsia="微软雅黑" w:hAnsi="微软雅黑" w:hint="eastAsia"/>
-        </w:rPr>
-        <w:t xml:space="preserve"> A使用B的公钥将该因子加密发送给B，B用自己的私钥将挑战解密密发送给A，A根据挑战因子的真伪核实B的身份。</w:t>
-      </w:r>
-    </w:p>
-    <w:p>
-      <w:pPr>
-        <w:spacing w:line="360" w:lineRule="exact"/>
-        <w:jc w:val="left"/>
-        <w:rPr>
-          <w:rFonts w:ascii="微软雅黑" w:eastAsia="微软雅黑" w:hAnsi="微软雅黑"/>
-        </w:rPr>
-      </w:pPr>
-    </w:p>
-    <w:p>
-      <w:pPr>
-        <w:spacing w:line="360" w:lineRule="exact"/>
-        <w:jc w:val="left"/>
-        <w:rPr>
-          <w:rFonts w:ascii="微软雅黑" w:eastAsia="微软雅黑" w:hAnsi="微软雅黑" w:hint="eastAsia"/>
-          <w:b/>
-          <w:bCs/>
-        </w:rPr>
-      </w:pPr>
-      <w:r>
-        <w:rPr>
-          <w:rFonts w:ascii="微软雅黑" w:eastAsia="微软雅黑" w:hAnsi="微软雅黑" w:hint="eastAsia"/>
-          <w:b/>
-          <w:bCs/>
-        </w:rPr>
-        <w:t>Needham–Schroeder 公钥协议</w:t>
+        <w:t>加密 → 私</w:t>
+      </w:r>
+      <w:proofErr w:type="gramStart"/>
+      <w:r>
+        <w:rPr>
+          <w:rFonts w:ascii="微软雅黑" w:eastAsia="微软雅黑" w:hAnsi="微软雅黑" w:hint="eastAsia"/>
+        </w:rPr>
+        <w:t>钥</w:t>
+      </w:r>
+      <w:proofErr w:type="gramEnd"/>
+      <w:r>
+        <w:rPr>
+          <w:rFonts w:ascii="微软雅黑" w:eastAsia="微软雅黑" w:hAnsi="微软雅黑" w:hint="eastAsia"/>
+        </w:rPr>
+        <w:t>解密还原 → 回传验证。</w:t>
+      </w:r>
+    </w:p>
+    <w:p>
+      <w:pPr>
+        <w:spacing w:line="360" w:lineRule="exact"/>
+        <w:jc w:val="left"/>
+        <w:rPr>
+          <w:rFonts w:ascii="微软雅黑" w:eastAsia="微软雅黑" w:hAnsi="微软雅黑" w:hint="eastAsia"/>
+        </w:rPr>
+      </w:pPr>
+      <w:r>
+        <w:rPr>
+          <w:rFonts w:ascii="微软雅黑" w:eastAsia="微软雅黑" w:hAnsi="微软雅黑" w:hint="eastAsia"/>
+        </w:rPr>
+        <w:t xml:space="preserve"> A使用B的公</w:t>
+      </w:r>
+      <w:proofErr w:type="gramStart"/>
+      <w:r>
+        <w:rPr>
+          <w:rFonts w:ascii="微软雅黑" w:eastAsia="微软雅黑" w:hAnsi="微软雅黑" w:hint="eastAsia"/>
+        </w:rPr>
+        <w:t>钥</w:t>
+      </w:r>
+      <w:proofErr w:type="gramEnd"/>
+      <w:r>
+        <w:rPr>
+          <w:rFonts w:ascii="微软雅黑" w:eastAsia="微软雅黑" w:hAnsi="微软雅黑" w:hint="eastAsia"/>
+        </w:rPr>
+        <w:t>将该因子加密发送给B，B用自己的私钥将挑战解密密发送给A，A根据挑战因子的真伪核实B的身份。</w:t>
+      </w:r>
+    </w:p>
+    <w:p>
+      <w:pPr>
+        <w:spacing w:line="360" w:lineRule="exact"/>
+        <w:jc w:val="left"/>
+        <w:rPr>
+          <w:rFonts w:ascii="微软雅黑" w:eastAsia="微软雅黑" w:hAnsi="微软雅黑"/>
+        </w:rPr>
+      </w:pPr>
+    </w:p>
+    <w:p>
+      <w:pPr>
+        <w:spacing w:line="360" w:lineRule="exact"/>
+        <w:jc w:val="left"/>
+        <w:rPr>
+          <w:rFonts w:ascii="微软雅黑" w:eastAsia="微软雅黑" w:hAnsi="微软雅黑" w:hint="eastAsia"/>
+          <w:b/>
+          <w:bCs/>
+        </w:rPr>
+      </w:pPr>
+      <w:r>
+        <w:rPr>
+          <w:rFonts w:ascii="微软雅黑" w:eastAsia="微软雅黑" w:hAnsi="微软雅黑" w:hint="eastAsia"/>
+          <w:b/>
+          <w:bCs/>
+        </w:rPr>
+        <w:t>Needham–Schroeder 公</w:t>
+      </w:r>
+      <w:proofErr w:type="gramStart"/>
+      <w:r>
+        <w:rPr>
+          <w:rFonts w:ascii="微软雅黑" w:eastAsia="微软雅黑" w:hAnsi="微软雅黑" w:hint="eastAsia"/>
+          <w:b/>
+          <w:bCs/>
+        </w:rPr>
+        <w:t>钥</w:t>
+      </w:r>
+      <w:proofErr w:type="gramEnd"/>
+      <w:r>
+        <w:rPr>
+          <w:rFonts w:ascii="微软雅黑" w:eastAsia="微软雅黑" w:hAnsi="微软雅黑" w:hint="eastAsia"/>
+          <w:b/>
+          <w:bCs/>
+        </w:rPr>
+        <w:t>协议</w:t>
       </w:r>
     </w:p>
     <w:p>
@@ -16319,7 +16861,21 @@
         <w:rPr>
           <w:rFonts w:ascii="微软雅黑" w:eastAsia="微软雅黑" w:hAnsi="微软雅黑" w:hint="eastAsia"/>
         </w:rPr>
-        <w:t>三步交互，双方通过公钥交换挑战因子，逐步验证身份。</w:t>
+        <w:t>三步交互，双方通过公</w:t>
+      </w:r>
+      <w:proofErr w:type="gramStart"/>
+      <w:r>
+        <w:rPr>
+          <w:rFonts w:ascii="微软雅黑" w:eastAsia="微软雅黑" w:hAnsi="微软雅黑" w:hint="eastAsia"/>
+        </w:rPr>
+        <w:t>钥</w:t>
+      </w:r>
+      <w:proofErr w:type="gramEnd"/>
+      <w:r>
+        <w:rPr>
+          <w:rFonts w:ascii="微软雅黑" w:eastAsia="微软雅黑" w:hAnsi="微软雅黑" w:hint="eastAsia"/>
+        </w:rPr>
+        <w:t>交换挑战因子，逐步验证身份。</w:t>
       </w:r>
     </w:p>
     <w:p>
@@ -16335,82 +16891,194 @@
           <w:rFonts w:ascii="微软雅黑" w:eastAsia="微软雅黑" w:hAnsi="微软雅黑" w:hint="eastAsia"/>
         </w:rPr>
         <w:lastRenderedPageBreak/>
-        <w:t>① A → B：EKUb[IDa‖Ra] ；</w:t>
-      </w:r>
-    </w:p>
-    <w:p>
-      <w:pPr>
-        <w:spacing w:line="360" w:lineRule="exact"/>
-        <w:jc w:val="left"/>
-        <w:rPr>
-          <w:rFonts w:ascii="微软雅黑" w:eastAsia="微软雅黑" w:hAnsi="微软雅黑" w:hint="eastAsia"/>
-        </w:rPr>
-      </w:pPr>
-      <w:r>
-        <w:rPr>
-          <w:rFonts w:ascii="微软雅黑" w:eastAsia="微软雅黑" w:hAnsi="微软雅黑" w:hint="eastAsia"/>
-        </w:rPr>
-        <w:t>A使用B的公钥加密A的标识IDa和挑战Ra，确保只有B才能使用私钥解密。</w:t>
-      </w:r>
-    </w:p>
-    <w:p>
-      <w:pPr>
-        <w:spacing w:line="360" w:lineRule="exact"/>
-        <w:jc w:val="left"/>
-        <w:rPr>
-          <w:rFonts w:ascii="微软雅黑" w:eastAsia="微软雅黑" w:hAnsi="微软雅黑" w:hint="eastAsia"/>
-        </w:rPr>
-      </w:pPr>
-      <w:r>
-        <w:rPr>
-          <w:rFonts w:ascii="微软雅黑" w:eastAsia="微软雅黑" w:hAnsi="微软雅黑" w:hint="eastAsia"/>
-        </w:rPr>
-        <w:t>② B → A：EKUa[Ra‖Rb] ；</w:t>
-      </w:r>
-    </w:p>
-    <w:p>
-      <w:pPr>
-        <w:spacing w:line="360" w:lineRule="exact"/>
-        <w:jc w:val="left"/>
-        <w:rPr>
-          <w:rFonts w:ascii="微软雅黑" w:eastAsia="微软雅黑" w:hAnsi="微软雅黑" w:hint="eastAsia"/>
-        </w:rPr>
-      </w:pPr>
-      <w:r>
-        <w:rPr>
-          <w:rFonts w:ascii="微软雅黑" w:eastAsia="微软雅黑" w:hAnsi="微软雅黑" w:hint="eastAsia"/>
-        </w:rPr>
-        <w:t>B使用A的公钥加密A的挑战Ra和B的挑战Rb，发送给A，确保只有A才能使用其私钥解密。</w:t>
-      </w:r>
-    </w:p>
-    <w:p>
-      <w:pPr>
-        <w:spacing w:line="360" w:lineRule="exact"/>
-        <w:jc w:val="left"/>
-        <w:rPr>
-          <w:rFonts w:ascii="微软雅黑" w:eastAsia="微软雅黑" w:hAnsi="微软雅黑" w:hint="eastAsia"/>
-        </w:rPr>
-      </w:pPr>
-      <w:r>
-        <w:rPr>
-          <w:rFonts w:ascii="微软雅黑" w:eastAsia="微软雅黑" w:hAnsi="微软雅黑" w:hint="eastAsia"/>
-        </w:rPr>
-        <w:t>③ A → B：EKUb[Rb] ；</w:t>
-      </w:r>
-    </w:p>
-    <w:p>
-      <w:pPr>
-        <w:spacing w:line="360" w:lineRule="exact"/>
-        <w:jc w:val="left"/>
-        <w:rPr>
-          <w:rFonts w:ascii="微软雅黑" w:eastAsia="微软雅黑" w:hAnsi="微软雅黑"/>
-        </w:rPr>
-      </w:pPr>
-      <w:r>
-        <w:rPr>
-          <w:rFonts w:ascii="微软雅黑" w:eastAsia="微软雅黑" w:hAnsi="微软雅黑" w:hint="eastAsia"/>
-        </w:rPr>
-        <w:t>A还原出Rb后，再使用B的公钥加密Rb，作为验证应答信息发送给B。</w:t>
+        <w:t>① A → B：</w:t>
+      </w:r>
+      <w:proofErr w:type="spellStart"/>
+      <w:r>
+        <w:rPr>
+          <w:rFonts w:ascii="微软雅黑" w:eastAsia="微软雅黑" w:hAnsi="微软雅黑" w:hint="eastAsia"/>
+        </w:rPr>
+        <w:t>EKUb</w:t>
+      </w:r>
+      <w:proofErr w:type="spellEnd"/>
+      <w:r>
+        <w:rPr>
+          <w:rFonts w:ascii="微软雅黑" w:eastAsia="微软雅黑" w:hAnsi="微软雅黑" w:hint="eastAsia"/>
+        </w:rPr>
+        <w:t>[</w:t>
+      </w:r>
+      <w:proofErr w:type="spellStart"/>
+      <w:r>
+        <w:rPr>
+          <w:rFonts w:ascii="微软雅黑" w:eastAsia="微软雅黑" w:hAnsi="微软雅黑" w:hint="eastAsia"/>
+        </w:rPr>
+        <w:t>IDa</w:t>
+      </w:r>
+      <w:proofErr w:type="spellEnd"/>
+      <w:r>
+        <w:rPr>
+          <w:rFonts w:ascii="微软雅黑" w:eastAsia="微软雅黑" w:hAnsi="微软雅黑" w:hint="eastAsia"/>
+        </w:rPr>
+        <w:t>‖Ra] ；</w:t>
+      </w:r>
+    </w:p>
+    <w:p>
+      <w:pPr>
+        <w:spacing w:line="360" w:lineRule="exact"/>
+        <w:jc w:val="left"/>
+        <w:rPr>
+          <w:rFonts w:ascii="微软雅黑" w:eastAsia="微软雅黑" w:hAnsi="微软雅黑" w:hint="eastAsia"/>
+        </w:rPr>
+      </w:pPr>
+      <w:r>
+        <w:rPr>
+          <w:rFonts w:ascii="微软雅黑" w:eastAsia="微软雅黑" w:hAnsi="微软雅黑" w:hint="eastAsia"/>
+        </w:rPr>
+        <w:t>A使用B的公</w:t>
+      </w:r>
+      <w:proofErr w:type="gramStart"/>
+      <w:r>
+        <w:rPr>
+          <w:rFonts w:ascii="微软雅黑" w:eastAsia="微软雅黑" w:hAnsi="微软雅黑" w:hint="eastAsia"/>
+        </w:rPr>
+        <w:t>钥</w:t>
+      </w:r>
+      <w:proofErr w:type="gramEnd"/>
+      <w:r>
+        <w:rPr>
+          <w:rFonts w:ascii="微软雅黑" w:eastAsia="微软雅黑" w:hAnsi="微软雅黑" w:hint="eastAsia"/>
+        </w:rPr>
+        <w:t>加密A的标识</w:t>
+      </w:r>
+      <w:proofErr w:type="spellStart"/>
+      <w:r>
+        <w:rPr>
+          <w:rFonts w:ascii="微软雅黑" w:eastAsia="微软雅黑" w:hAnsi="微软雅黑" w:hint="eastAsia"/>
+        </w:rPr>
+        <w:t>IDa</w:t>
+      </w:r>
+      <w:proofErr w:type="spellEnd"/>
+      <w:r>
+        <w:rPr>
+          <w:rFonts w:ascii="微软雅黑" w:eastAsia="微软雅黑" w:hAnsi="微软雅黑" w:hint="eastAsia"/>
+        </w:rPr>
+        <w:t>和挑战Ra，确保只有B才能使用私钥解密。</w:t>
+      </w:r>
+    </w:p>
+    <w:p>
+      <w:pPr>
+        <w:spacing w:line="360" w:lineRule="exact"/>
+        <w:jc w:val="left"/>
+        <w:rPr>
+          <w:rFonts w:ascii="微软雅黑" w:eastAsia="微软雅黑" w:hAnsi="微软雅黑" w:hint="eastAsia"/>
+        </w:rPr>
+      </w:pPr>
+      <w:r>
+        <w:rPr>
+          <w:rFonts w:ascii="微软雅黑" w:eastAsia="微软雅黑" w:hAnsi="微软雅黑" w:hint="eastAsia"/>
+        </w:rPr>
+        <w:t>② B → A：</w:t>
+      </w:r>
+      <w:proofErr w:type="spellStart"/>
+      <w:r>
+        <w:rPr>
+          <w:rFonts w:ascii="微软雅黑" w:eastAsia="微软雅黑" w:hAnsi="微软雅黑" w:hint="eastAsia"/>
+        </w:rPr>
+        <w:t>EKUa</w:t>
+      </w:r>
+      <w:proofErr w:type="spellEnd"/>
+      <w:r>
+        <w:rPr>
+          <w:rFonts w:ascii="微软雅黑" w:eastAsia="微软雅黑" w:hAnsi="微软雅黑" w:hint="eastAsia"/>
+        </w:rPr>
+        <w:t>[Ra‖Rb] ；</w:t>
+      </w:r>
+    </w:p>
+    <w:p>
+      <w:pPr>
+        <w:spacing w:line="360" w:lineRule="exact"/>
+        <w:jc w:val="left"/>
+        <w:rPr>
+          <w:rFonts w:ascii="微软雅黑" w:eastAsia="微软雅黑" w:hAnsi="微软雅黑" w:hint="eastAsia"/>
+        </w:rPr>
+      </w:pPr>
+      <w:r>
+        <w:rPr>
+          <w:rFonts w:ascii="微软雅黑" w:eastAsia="微软雅黑" w:hAnsi="微软雅黑" w:hint="eastAsia"/>
+        </w:rPr>
+        <w:t>B使用A的公</w:t>
+      </w:r>
+      <w:proofErr w:type="gramStart"/>
+      <w:r>
+        <w:rPr>
+          <w:rFonts w:ascii="微软雅黑" w:eastAsia="微软雅黑" w:hAnsi="微软雅黑" w:hint="eastAsia"/>
+        </w:rPr>
+        <w:t>钥</w:t>
+      </w:r>
+      <w:proofErr w:type="gramEnd"/>
+      <w:r>
+        <w:rPr>
+          <w:rFonts w:ascii="微软雅黑" w:eastAsia="微软雅黑" w:hAnsi="微软雅黑" w:hint="eastAsia"/>
+        </w:rPr>
+        <w:t>加密A的挑战Ra和B的挑战Rb，发送给A，确保只有A才能使用其私钥解密。</w:t>
+      </w:r>
+    </w:p>
+    <w:p>
+      <w:pPr>
+        <w:spacing w:line="360" w:lineRule="exact"/>
+        <w:jc w:val="left"/>
+        <w:rPr>
+          <w:rFonts w:ascii="微软雅黑" w:eastAsia="微软雅黑" w:hAnsi="微软雅黑" w:hint="eastAsia"/>
+        </w:rPr>
+      </w:pPr>
+      <w:r>
+        <w:rPr>
+          <w:rFonts w:ascii="微软雅黑" w:eastAsia="微软雅黑" w:hAnsi="微软雅黑" w:hint="eastAsia"/>
+        </w:rPr>
+        <w:t>③ A → B：</w:t>
+      </w:r>
+      <w:proofErr w:type="spellStart"/>
+      <w:r>
+        <w:rPr>
+          <w:rFonts w:ascii="微软雅黑" w:eastAsia="微软雅黑" w:hAnsi="微软雅黑" w:hint="eastAsia"/>
+        </w:rPr>
+        <w:t>EKUb</w:t>
+      </w:r>
+      <w:proofErr w:type="spellEnd"/>
+      <w:r>
+        <w:rPr>
+          <w:rFonts w:ascii="微软雅黑" w:eastAsia="微软雅黑" w:hAnsi="微软雅黑" w:hint="eastAsia"/>
+        </w:rPr>
+        <w:t>[Rb] ；</w:t>
+      </w:r>
+    </w:p>
+    <w:p>
+      <w:pPr>
+        <w:spacing w:line="360" w:lineRule="exact"/>
+        <w:jc w:val="left"/>
+        <w:rPr>
+          <w:rFonts w:ascii="微软雅黑" w:eastAsia="微软雅黑" w:hAnsi="微软雅黑"/>
+        </w:rPr>
+      </w:pPr>
+      <w:r>
+        <w:rPr>
+          <w:rFonts w:ascii="微软雅黑" w:eastAsia="微软雅黑" w:hAnsi="微软雅黑" w:hint="eastAsia"/>
+        </w:rPr>
+        <w:t>A还原出Rb后，再使用B的公</w:t>
+      </w:r>
+      <w:proofErr w:type="gramStart"/>
+      <w:r>
+        <w:rPr>
+          <w:rFonts w:ascii="微软雅黑" w:eastAsia="微软雅黑" w:hAnsi="微软雅黑" w:hint="eastAsia"/>
+        </w:rPr>
+        <w:t>钥</w:t>
+      </w:r>
+      <w:proofErr w:type="gramEnd"/>
+      <w:r>
+        <w:rPr>
+          <w:rFonts w:ascii="微软雅黑" w:eastAsia="微软雅黑" w:hAnsi="微软雅黑" w:hint="eastAsia"/>
+        </w:rPr>
+        <w:t>加密Rb，作为验证应答信息发送给B。</w:t>
       </w:r>
     </w:p>
     <w:p>
@@ -16429,7 +17097,7 @@
           <w:rFonts w:hint="eastAsia"/>
         </w:rPr>
       </w:pPr>
-      <w:bookmarkStart w:id="16" w:name="_Toc209170002"/>
+      <w:bookmarkStart w:id="15" w:name="_Toc209170002"/>
       <w:r>
         <w:rPr>
           <w:rFonts w:hint="eastAsia"/>
@@ -16508,77 +17176,105 @@
         </w:rPr>
         <w:t>挑战-应答 认证协议</w:t>
       </w:r>
+      <w:bookmarkEnd w:id="15"/>
+    </w:p>
+    <w:p>
+      <w:pPr>
+        <w:spacing w:line="360" w:lineRule="exact"/>
+        <w:jc w:val="left"/>
+        <w:rPr>
+          <w:rFonts w:ascii="微软雅黑" w:eastAsia="微软雅黑" w:hAnsi="微软雅黑" w:hint="eastAsia"/>
+        </w:rPr>
+      </w:pPr>
+      <w:r>
+        <w:rPr>
+          <w:rFonts w:ascii="微软雅黑" w:eastAsia="微软雅黑" w:hAnsi="微软雅黑" w:hint="eastAsia"/>
+        </w:rPr>
+        <w:t>验证方生成大随机字符串（即挑战）</w:t>
+      </w:r>
+      <w:proofErr w:type="gramStart"/>
+      <w:r>
+        <w:rPr>
+          <w:rFonts w:ascii="微软雅黑" w:eastAsia="微软雅黑" w:hAnsi="微软雅黑" w:hint="eastAsia"/>
+        </w:rPr>
+        <w:t>发给示证方</w:t>
+      </w:r>
+      <w:proofErr w:type="gramEnd"/>
+      <w:r>
+        <w:rPr>
+          <w:rFonts w:ascii="微软雅黑" w:eastAsia="微软雅黑" w:hAnsi="微软雅黑" w:hint="eastAsia"/>
+        </w:rPr>
+        <w:t>，</w:t>
+      </w:r>
+      <w:proofErr w:type="gramStart"/>
+      <w:r>
+        <w:rPr>
+          <w:rFonts w:ascii="微软雅黑" w:eastAsia="微软雅黑" w:hAnsi="微软雅黑" w:hint="eastAsia"/>
+        </w:rPr>
+        <w:t>示证方</w:t>
+      </w:r>
+      <w:proofErr w:type="gramEnd"/>
+      <w:r>
+        <w:rPr>
+          <w:rFonts w:ascii="微软雅黑" w:eastAsia="微软雅黑" w:hAnsi="微软雅黑" w:hint="eastAsia"/>
+        </w:rPr>
+        <w:t>使用共享密钥加密挑战给验证方，验证方解密密文验证正确与否</w:t>
+      </w:r>
+    </w:p>
+    <w:p>
+      <w:pPr>
+        <w:spacing w:line="360" w:lineRule="exact"/>
+        <w:jc w:val="left"/>
+        <w:rPr>
+          <w:rFonts w:ascii="微软雅黑" w:eastAsia="微软雅黑" w:hAnsi="微软雅黑" w:hint="eastAsia"/>
+        </w:rPr>
+      </w:pPr>
+    </w:p>
+    <w:p>
+      <w:pPr>
+        <w:pStyle w:val="2"/>
+        <w:rPr>
+          <w:rFonts w:hint="eastAsia"/>
+        </w:rPr>
+      </w:pPr>
+      <w:bookmarkStart w:id="16" w:name="_Toc209170003"/>
+      <w:r>
+        <w:rPr>
+          <w:rFonts w:hint="eastAsia"/>
+        </w:rPr>
+        <w:t>对称密钥</w:t>
+      </w:r>
+      <w:r>
+        <w:rPr>
+          <w:rFonts w:hint="eastAsia"/>
+        </w:rPr>
+        <w:t xml:space="preserve"> </w:t>
+      </w:r>
+      <w:r>
+        <w:rPr>
+          <w:rFonts w:hint="eastAsia"/>
+        </w:rPr>
+        <w:t>Needham-Schroeder</w:t>
+      </w:r>
+      <w:r>
+        <w:rPr>
+          <w:rFonts w:hint="eastAsia"/>
+        </w:rPr>
+        <w:t xml:space="preserve"> </w:t>
+      </w:r>
+      <w:r>
+        <w:rPr>
+          <w:rFonts w:hint="eastAsia"/>
+        </w:rPr>
+        <w:t>第三方</w:t>
+      </w:r>
+      <w:r>
+        <w:rPr>
+          <w:rFonts w:hint="eastAsia"/>
+        </w:rPr>
+        <w:t>认证协议 重放攻击漏洞</w:t>
+      </w:r>
       <w:bookmarkEnd w:id="16"/>
-    </w:p>
-    <w:p>
-      <w:pPr>
-        <w:spacing w:line="360" w:lineRule="exact"/>
-        <w:jc w:val="left"/>
-        <w:rPr>
-          <w:rFonts w:ascii="微软雅黑" w:eastAsia="微软雅黑" w:hAnsi="微软雅黑" w:hint="eastAsia"/>
-        </w:rPr>
-      </w:pPr>
-      <w:r>
-        <w:rPr>
-          <w:rFonts w:ascii="微软雅黑" w:eastAsia="微软雅黑" w:hAnsi="微软雅黑" w:hint="eastAsia"/>
-        </w:rPr>
-        <w:t>验证方生成大随机字符串（即挑战）发给示证方，示证方使用共享密钥加密挑战给验证方，验证方解密密文验证正确与否</w:t>
-      </w:r>
-    </w:p>
-    <w:p>
-      <w:pPr>
-        <w:spacing w:line="360" w:lineRule="exact"/>
-        <w:jc w:val="left"/>
-        <w:rPr>
-          <w:rFonts w:ascii="微软雅黑" w:eastAsia="微软雅黑" w:hAnsi="微软雅黑" w:hint="eastAsia"/>
-        </w:rPr>
-      </w:pPr>
-    </w:p>
-    <w:p>
-      <w:pPr>
-        <w:pStyle w:val="2"/>
-        <w:rPr>
-          <w:rFonts w:hint="eastAsia"/>
-        </w:rPr>
-      </w:pPr>
-      <w:bookmarkStart w:id="17" w:name="_Toc209170003"/>
-      <w:r>
-        <w:rPr>
-          <w:rFonts w:hint="eastAsia"/>
-        </w:rPr>
-        <w:t>对称密钥</w:t>
-      </w:r>
-      <w:r>
-        <w:rPr>
-          <w:rFonts w:hint="eastAsia"/>
-        </w:rPr>
-        <w:t xml:space="preserve"> </w:t>
-      </w:r>
-      <w:r>
-        <w:rPr>
-          <w:rFonts w:hint="eastAsia"/>
-        </w:rPr>
-        <w:t>Needham-Schroeder</w:t>
-      </w:r>
-      <w:r>
-        <w:rPr>
-          <w:rFonts w:hint="eastAsia"/>
-        </w:rPr>
-        <w:t xml:space="preserve"> </w:t>
-      </w:r>
-      <w:r>
-        <w:rPr>
-          <w:rFonts w:hint="eastAsia"/>
-        </w:rPr>
-        <w:t>第三方</w:t>
-      </w:r>
-      <w:r>
-        <w:rPr>
-          <w:rFonts w:hint="eastAsia"/>
-        </w:rPr>
-        <w:t>认证协议 重放攻击漏洞</w:t>
-      </w:r>
-      <w:bookmarkEnd w:id="17"/>
     </w:p>
     <w:p>
       <w:pPr>
@@ -16845,7 +17541,21 @@
         <w:rPr>
           <w:rFonts w:ascii="微软雅黑" w:eastAsia="微软雅黑" w:hAnsi="微软雅黑"/>
         </w:rPr>
-        <w:t xml:space="preserve"> 只保证 4-5 步的“握手新鲜”，却保护不了第 3 步的旧</w:t>
+        <w:t xml:space="preserve"> 只保证 4-5 步的“握手新鲜”，却保护</w:t>
+      </w:r>
+      <w:proofErr w:type="gramStart"/>
+      <w:r>
+        <w:rPr>
+          <w:rFonts w:ascii="微软雅黑" w:eastAsia="微软雅黑" w:hAnsi="微软雅黑"/>
+        </w:rPr>
+        <w:t>不了第</w:t>
+      </w:r>
+      <w:proofErr w:type="gramEnd"/>
+      <w:r>
+        <w:rPr>
+          <w:rFonts w:ascii="微软雅黑" w:eastAsia="微软雅黑" w:hAnsi="微软雅黑"/>
+        </w:rPr>
+        <w:t xml:space="preserve"> 3 步的旧</w:t>
       </w:r>
       <w:r>
         <w:rPr>
@@ -16942,7 +17652,21 @@
         <w:rPr>
           <w:rFonts w:ascii="微软雅黑" w:eastAsia="微软雅黑" w:hAnsi="微软雅黑" w:hint="eastAsia"/>
         </w:rPr>
-        <w:t>的目的达成。因此kerberos使用</w:t>
+        <w:t>的目的达成。因此</w:t>
+      </w:r>
+      <w:proofErr w:type="spellStart"/>
+      <w:r>
+        <w:rPr>
+          <w:rFonts w:ascii="微软雅黑" w:eastAsia="微软雅黑" w:hAnsi="微软雅黑" w:hint="eastAsia"/>
+        </w:rPr>
+        <w:t>kerberos</w:t>
+      </w:r>
+      <w:proofErr w:type="spellEnd"/>
+      <w:r>
+        <w:rPr>
+          <w:rFonts w:ascii="微软雅黑" w:eastAsia="微软雅黑" w:hAnsi="微软雅黑" w:hint="eastAsia"/>
+        </w:rPr>
+        <w:t>使用</w:t>
       </w:r>
       <w:r>
         <w:rPr>
@@ -17005,7 +17729,7 @@
           <w:rFonts w:hint="eastAsia"/>
         </w:rPr>
       </w:pPr>
-      <w:bookmarkStart w:id="18" w:name="_Toc209170004"/>
+      <w:bookmarkStart w:id="17" w:name="_Toc209170004"/>
       <w:r>
         <w:rPr>
           <w:rFonts w:hint="eastAsia"/>
@@ -17021,7 +17745,7 @@
         </w:rPr>
         <w:t>认证协议 单点失效问题</w:t>
       </w:r>
-      <w:bookmarkEnd w:id="18"/>
+      <w:bookmarkEnd w:id="17"/>
     </w:p>
     <w:p>
       <w:pPr>
@@ -17269,11 +17993,19 @@
         </w:rPr>
         <w:t>TGS</w:t>
       </w:r>
-      <w:r>
-        <w:rPr>
-          <w:rFonts w:ascii="微软雅黑" w:eastAsia="微软雅黑" w:hAnsi="微软雅黑"/>
-        </w:rPr>
-        <w:t>宕机，所有用户、服务无法获取或验证票据，全网认证中断</w:t>
+      <w:proofErr w:type="gramStart"/>
+      <w:r>
+        <w:rPr>
+          <w:rFonts w:ascii="微软雅黑" w:eastAsia="微软雅黑" w:hAnsi="微软雅黑"/>
+        </w:rPr>
+        <w:t>宕</w:t>
+      </w:r>
+      <w:proofErr w:type="gramEnd"/>
+      <w:r>
+        <w:rPr>
+          <w:rFonts w:ascii="微软雅黑" w:eastAsia="微软雅黑" w:hAnsi="微软雅黑"/>
+        </w:rPr>
+        <w:t>机，所有用户、服务无法获取或验证票据，全网认证中断</w:t>
       </w:r>
     </w:p>
     <w:p>
@@ -17325,7 +18057,7 @@
           <w:rFonts w:hint="eastAsia"/>
         </w:rPr>
       </w:pPr>
-      <w:bookmarkStart w:id="19" w:name="_Toc209170005"/>
+      <w:bookmarkStart w:id="18" w:name="_Toc209170005"/>
       <w:r>
         <w:rPr>
           <w:rFonts w:hint="eastAsia"/>
@@ -17341,7 +18073,7 @@
         </w:rPr>
         <w:t xml:space="preserve"> 证书链 X.509 CA目录（2023 2024 2025）</w:t>
       </w:r>
-      <w:bookmarkEnd w:id="19"/>
+      <w:bookmarkEnd w:id="18"/>
     </w:p>
     <w:p>
       <w:pPr>
@@ -17377,13 +18109,55 @@
         <w:rPr>
           <w:rFonts w:ascii="微软雅黑" w:eastAsia="微软雅黑" w:hAnsi="微软雅黑" w:hint="eastAsia"/>
         </w:rPr>
-        <w:t>利用公钥理论和技术建立的提供安全服务的基础设施，</w:t>
-      </w:r>
-      <w:r>
-        <w:rPr>
-          <w:rFonts w:ascii="微软雅黑" w:eastAsia="微软雅黑" w:hAnsi="微软雅黑"/>
-        </w:rPr>
-        <w:t>PKI采用数字证书技术来管理公钥，通过第三方的可信任机构—CA认证中心把用户的公钥和用户的其他标识消息绑在一起，在互联网上验证用户的身份。</w:t>
+        <w:t>利用公</w:t>
+      </w:r>
+      <w:proofErr w:type="gramStart"/>
+      <w:r>
+        <w:rPr>
+          <w:rFonts w:ascii="微软雅黑" w:eastAsia="微软雅黑" w:hAnsi="微软雅黑" w:hint="eastAsia"/>
+        </w:rPr>
+        <w:t>钥</w:t>
+      </w:r>
+      <w:proofErr w:type="gramEnd"/>
+      <w:r>
+        <w:rPr>
+          <w:rFonts w:ascii="微软雅黑" w:eastAsia="微软雅黑" w:hAnsi="微软雅黑" w:hint="eastAsia"/>
+        </w:rPr>
+        <w:t>理论和技术建立的提供安全服务的基础设施，</w:t>
+      </w:r>
+      <w:r>
+        <w:rPr>
+          <w:rFonts w:ascii="微软雅黑" w:eastAsia="微软雅黑" w:hAnsi="微软雅黑"/>
+        </w:rPr>
+        <w:t>PKI采用数字证书技术来管理公</w:t>
+      </w:r>
+      <w:proofErr w:type="gramStart"/>
+      <w:r>
+        <w:rPr>
+          <w:rFonts w:ascii="微软雅黑" w:eastAsia="微软雅黑" w:hAnsi="微软雅黑"/>
+        </w:rPr>
+        <w:t>钥</w:t>
+      </w:r>
+      <w:proofErr w:type="gramEnd"/>
+      <w:r>
+        <w:rPr>
+          <w:rFonts w:ascii="微软雅黑" w:eastAsia="微软雅黑" w:hAnsi="微软雅黑"/>
+        </w:rPr>
+        <w:t>，通过第三方的可信任机构—CA认证中心把用户的公</w:t>
+      </w:r>
+      <w:proofErr w:type="gramStart"/>
+      <w:r>
+        <w:rPr>
+          <w:rFonts w:ascii="微软雅黑" w:eastAsia="微软雅黑" w:hAnsi="微软雅黑"/>
+        </w:rPr>
+        <w:t>钥</w:t>
+      </w:r>
+      <w:proofErr w:type="gramEnd"/>
+      <w:r>
+        <w:rPr>
+          <w:rFonts w:ascii="微软雅黑" w:eastAsia="微软雅黑" w:hAnsi="微软雅黑"/>
+        </w:rPr>
+        <w:t>和用户的其他标识消息绑在一起，在互联网上验证用户的身份。</w:t>
       </w:r>
       <w:r>
         <w:rPr>
@@ -17672,7 +18446,21 @@
         <w:rPr>
           <w:rFonts w:ascii="微软雅黑" w:eastAsia="微软雅黑" w:hAnsi="微软雅黑" w:hint="eastAsia"/>
         </w:rPr>
-        <w:t>核心技术：公钥算法、数字证书</w:t>
+        <w:t>核心技术：公</w:t>
+      </w:r>
+      <w:proofErr w:type="gramStart"/>
+      <w:r>
+        <w:rPr>
+          <w:rFonts w:ascii="微软雅黑" w:eastAsia="微软雅黑" w:hAnsi="微软雅黑" w:hint="eastAsia"/>
+        </w:rPr>
+        <w:t>钥</w:t>
+      </w:r>
+      <w:proofErr w:type="gramEnd"/>
+      <w:r>
+        <w:rPr>
+          <w:rFonts w:ascii="微软雅黑" w:eastAsia="微软雅黑" w:hAnsi="微软雅黑" w:hint="eastAsia"/>
+        </w:rPr>
+        <w:t>算法、数字证书</w:t>
       </w:r>
     </w:p>
     <w:p>
@@ -17795,8 +18583,30 @@
       <w:r>
         <w:rPr>
           <w:rFonts w:ascii="微软雅黑" w:eastAsia="微软雅黑" w:hAnsi="微软雅黑" w:hint="eastAsia"/>
-        </w:rPr>
-        <w:t>证书包含：版本 序列号 签名算法标识 有效期 证书主体 公钥信息 发行者 签名</w:t>
+          <w:b/>
+          <w:bCs/>
+        </w:rPr>
+        <w:t>证书包含：</w:t>
+      </w:r>
+      <w:r>
+        <w:rPr>
+          <w:rFonts w:ascii="微软雅黑" w:eastAsia="微软雅黑" w:hAnsi="微软雅黑" w:hint="eastAsia"/>
+        </w:rPr>
+        <w:t>版本 序列号 签名算法标识 有效期 证书主体 公</w:t>
+      </w:r>
+      <w:proofErr w:type="gramStart"/>
+      <w:r>
+        <w:rPr>
+          <w:rFonts w:ascii="微软雅黑" w:eastAsia="微软雅黑" w:hAnsi="微软雅黑" w:hint="eastAsia"/>
+        </w:rPr>
+        <w:t>钥</w:t>
+      </w:r>
+      <w:proofErr w:type="gramEnd"/>
+      <w:r>
+        <w:rPr>
+          <w:rFonts w:ascii="微软雅黑" w:eastAsia="微软雅黑" w:hAnsi="微软雅黑" w:hint="eastAsia"/>
+        </w:rPr>
+        <w:t>信息 发行者 签名</w:t>
       </w:r>
     </w:p>
     <w:p>
@@ -17993,116 +18803,41 @@
         <w:rPr>
           <w:rFonts w:ascii="微软雅黑" w:eastAsia="微软雅黑" w:hAnsi="微软雅黑" w:hint="eastAsia"/>
         </w:rPr>
-        <w:t>KRA《CAB》KRB《CAC》KRC《CAD》KRD《CAa》</w:t>
-      </w:r>
-    </w:p>
-    <w:p>
-      <w:pPr>
-        <w:spacing w:line="360" w:lineRule="exact"/>
-        <w:jc w:val="left"/>
-        <w:rPr>
-          <w:rFonts w:ascii="微软雅黑" w:eastAsia="微软雅黑" w:hAnsi="微软雅黑"/>
-        </w:rPr>
-      </w:pPr>
-    </w:p>
-    <w:p>
-      <w:pPr>
-        <w:spacing w:line="360" w:lineRule="exact"/>
-        <w:jc w:val="left"/>
-        <w:rPr>
-          <w:rFonts w:ascii="微软雅黑" w:eastAsia="微软雅黑" w:hAnsi="微软雅黑" w:hint="eastAsia"/>
-        </w:rPr>
-      </w:pPr>
-    </w:p>
-    <w:p>
-      <w:pPr>
-        <w:pStyle w:val="2"/>
-        <w:rPr>
-          <w:rFonts w:hint="eastAsia"/>
-        </w:rPr>
-      </w:pPr>
-      <w:bookmarkStart w:id="20" w:name="_Toc209170007"/>
-      <w:r>
-        <w:t>DAC、MAC、RBAC</w:t>
-      </w:r>
-      <w:r>
-        <w:rPr>
-          <w:rFonts w:hint="eastAsia"/>
-        </w:rPr>
-        <w:t xml:space="preserve"> 访问策略原则（2023 2024）</w:t>
-      </w:r>
-      <w:bookmarkEnd w:id="20"/>
-    </w:p>
-    <w:p>
-      <w:pPr>
-        <w:spacing w:line="360" w:lineRule="exact"/>
-        <w:jc w:val="left"/>
-        <w:rPr>
-          <w:rFonts w:ascii="微软雅黑" w:eastAsia="微软雅黑" w:hAnsi="微软雅黑" w:hint="eastAsia"/>
-        </w:rPr>
-      </w:pPr>
-      <w:r>
-        <w:rPr>
-          <w:rFonts w:ascii="微软雅黑" w:eastAsia="微软雅黑" w:hAnsi="微软雅黑" w:hint="eastAsia"/>
-        </w:rPr>
-        <w:t>自主访问控制模型（</w:t>
-      </w:r>
-      <w:r>
-        <w:rPr>
-          <w:rFonts w:ascii="微软雅黑" w:eastAsia="微软雅黑" w:hAnsi="微软雅黑"/>
-        </w:rPr>
-        <w:t>DAC）允许合法用户以用户或用户组的身份来访问系统控制策略许可的客体，同时阻止非授权用户访问客体，某些用户还可以</w:t>
-      </w:r>
-      <w:r>
-        <w:rPr>
-          <w:rFonts w:ascii="微软雅黑" w:eastAsia="微软雅黑" w:hAnsi="微软雅黑"/>
-          <w:b/>
-          <w:bCs/>
-        </w:rPr>
-        <w:t>自主</w:t>
-      </w:r>
-      <w:r>
-        <w:rPr>
-          <w:rFonts w:ascii="微软雅黑" w:eastAsia="微软雅黑" w:hAnsi="微软雅黑"/>
-        </w:rPr>
-        <w:t>的把自己所拥有的客体的</w:t>
-      </w:r>
-      <w:r>
-        <w:rPr>
-          <w:rFonts w:ascii="微软雅黑" w:eastAsia="微软雅黑" w:hAnsi="微软雅黑"/>
-          <w:b/>
-          <w:bCs/>
-        </w:rPr>
-        <w:t>访问权限授予</w:t>
-      </w:r>
-      <w:r>
-        <w:rPr>
-          <w:rFonts w:ascii="微软雅黑" w:eastAsia="微软雅黑" w:hAnsi="微软雅黑"/>
-        </w:rPr>
-        <w:t>其他用户。</w:t>
-      </w:r>
-      <w:r>
-        <w:rPr>
-          <w:rFonts w:ascii="微软雅黑" w:eastAsia="微软雅黑" w:hAnsi="微软雅黑" w:hint="eastAsia"/>
-        </w:rPr>
-        <w:t>其中ACL主体为中心 ACCL客体为中心 ACM矩阵表示主客授权关</w:t>
-      </w:r>
-    </w:p>
-    <w:p>
-      <w:pPr>
-        <w:spacing w:line="360" w:lineRule="exact"/>
-        <w:jc w:val="left"/>
-        <w:rPr>
-          <w:rFonts w:ascii="微软雅黑" w:eastAsia="微软雅黑" w:hAnsi="微软雅黑" w:hint="eastAsia"/>
-        </w:rPr>
-      </w:pPr>
-    </w:p>
-    <w:p>
-      <w:pPr>
-        <w:spacing w:line="360" w:lineRule="exact"/>
-        <w:jc w:val="left"/>
-        <w:rPr>
-          <w:rFonts w:ascii="微软雅黑" w:eastAsia="微软雅黑" w:hAnsi="微软雅黑" w:hint="eastAsia"/>
+        <w:t>KRA《CAB》KRB《CAC》KRC《CAD》KRD《</w:t>
+      </w:r>
+      <w:proofErr w:type="spellStart"/>
+      <w:r>
+        <w:rPr>
+          <w:rFonts w:ascii="微软雅黑" w:eastAsia="微软雅黑" w:hAnsi="微软雅黑" w:hint="eastAsia"/>
+        </w:rPr>
+        <w:t>CAa</w:t>
+      </w:r>
+      <w:proofErr w:type="spellEnd"/>
+      <w:r>
+        <w:rPr>
+          <w:rFonts w:ascii="微软雅黑" w:eastAsia="微软雅黑" w:hAnsi="微软雅黑" w:hint="eastAsia"/>
+        </w:rPr>
+        <w:t>》</w:t>
+      </w:r>
+    </w:p>
+    <w:p>
+      <w:pPr>
+        <w:spacing w:line="360" w:lineRule="exact"/>
+        <w:jc w:val="left"/>
+        <w:rPr>
+          <w:rFonts w:ascii="微软雅黑" w:eastAsia="微软雅黑" w:hAnsi="微软雅黑"/>
+        </w:rPr>
+      </w:pPr>
+    </w:p>
+    <w:p>
+      <w:pPr>
+        <w:spacing w:line="360" w:lineRule="exact"/>
+        <w:jc w:val="left"/>
+        <w:rPr>
+          <w:rFonts w:ascii="微软雅黑" w:eastAsia="微软雅黑" w:hAnsi="微软雅黑" w:hint="eastAsia"/>
+          <w:b/>
+          <w:bCs/>
+          <w:color w:val="FFFFFF"/>
         </w:rPr>
       </w:pPr>
       <w:r>
@@ -18113,6 +18848,510 @@
           <w:color w:val="FFFFFF"/>
           <w:highlight w:val="darkBlue"/>
         </w:rPr>
+        <w:lastRenderedPageBreak/>
+        <w:t>重要</w:t>
+      </w:r>
+    </w:p>
+    <w:p>
+      <w:pPr>
+        <w:rPr>
+          <w:rFonts w:hint="eastAsia"/>
+        </w:rPr>
+      </w:pPr>
+    </w:p>
+    <w:p>
+      <w:pPr>
+        <w:spacing w:line="360" w:lineRule="exact"/>
+        <w:jc w:val="left"/>
+        <w:rPr>
+          <w:rFonts w:ascii="微软雅黑" w:eastAsia="微软雅黑" w:hAnsi="微软雅黑"/>
+          <w:b/>
+          <w:bCs/>
+        </w:rPr>
+      </w:pPr>
+      <w:r>
+        <w:rPr>
+          <w:b/>
+          <w:bCs/>
+          <w:noProof/>
+          <w:sz w:val="28"/>
+          <w:szCs w:val="28"/>
+        </w:rPr>
+        <w:drawing>
+          <wp:anchor distT="0" distB="0" distL="114300" distR="114300" simplePos="0" relativeHeight="251674624" behindDoc="0" locked="0" layoutInCell="1" allowOverlap="1" wp14:anchorId="4435D5AC" wp14:editId="3AE50920">
+            <wp:simplePos x="0" y="0"/>
+            <wp:positionH relativeFrom="column">
+              <wp:posOffset>0</wp:posOffset>
+            </wp:positionH>
+            <wp:positionV relativeFrom="paragraph">
+              <wp:posOffset>-544</wp:posOffset>
+            </wp:positionV>
+            <wp:extent cx="5184140" cy="3027045"/>
+            <wp:effectExtent l="0" t="0" r="0" b="0"/>
+            <wp:wrapTopAndBottom/>
+            <wp:docPr id="19884" name="图片 19884"/>
+            <wp:cNvGraphicFramePr>
+              <a:graphicFrameLocks xmlns:a="http://schemas.openxmlformats.org/drawingml/2006/main" noChangeAspect="1"/>
+            </wp:cNvGraphicFramePr>
+            <a:graphic xmlns:a="http://schemas.openxmlformats.org/drawingml/2006/main">
+              <a:graphicData uri="http://schemas.openxmlformats.org/drawingml/2006/picture">
+                <pic:pic xmlns:pic="http://schemas.openxmlformats.org/drawingml/2006/picture">
+                  <pic:nvPicPr>
+                    <pic:cNvPr id="19884" name="图片 19884"/>
+                    <pic:cNvPicPr>
+                      <a:picLocks noChangeAspect="1" noChangeArrowheads="1"/>
+                    </pic:cNvPicPr>
+                  </pic:nvPicPr>
+                  <pic:blipFill>
+                    <a:blip r:embed="rId26" cstate="print">
+                      <a:extLst>
+                        <a:ext uri="{28A0092B-C50C-407E-A947-70E740481C1C}">
+                          <a14:useLocalDpi xmlns:a14="http://schemas.microsoft.com/office/drawing/2010/main" val="0"/>
+                        </a:ext>
+                      </a:extLst>
+                    </a:blip>
+                    <a:srcRect/>
+                    <a:stretch>
+                      <a:fillRect/>
+                    </a:stretch>
+                  </pic:blipFill>
+                  <pic:spPr>
+                    <a:xfrm>
+                      <a:off x="0" y="0"/>
+                      <a:ext cx="5184140" cy="3027045"/>
+                    </a:xfrm>
+                    <a:prstGeom prst="rect">
+                      <a:avLst/>
+                    </a:prstGeom>
+                    <a:noFill/>
+                  </pic:spPr>
+                </pic:pic>
+              </a:graphicData>
+            </a:graphic>
+          </wp:anchor>
+        </w:drawing>
+      </w:r>
+      <w:r>
+        <w:rPr>
+          <w:rFonts w:ascii="微软雅黑" w:eastAsia="微软雅黑" w:hAnsi="微软雅黑" w:hint="eastAsia"/>
+          <w:b/>
+          <w:bCs/>
+        </w:rPr>
+        <w:t>PKI系统功能</w:t>
+      </w:r>
+    </w:p>
+    <w:p>
+      <w:pPr>
+        <w:spacing w:line="360" w:lineRule="exact"/>
+        <w:jc w:val="left"/>
+        <w:rPr>
+          <w:rFonts w:ascii="微软雅黑" w:eastAsia="微软雅黑" w:hAnsi="微软雅黑" w:hint="eastAsia"/>
+        </w:rPr>
+      </w:pPr>
+      <w:r>
+        <w:rPr>
+          <w:rFonts w:ascii="微软雅黑" w:eastAsia="微软雅黑" w:hAnsi="微软雅黑" w:hint="eastAsia"/>
+        </w:rPr>
+        <w:t>（1）接收/审核证书申请；</w:t>
+      </w:r>
+    </w:p>
+    <w:p>
+      <w:pPr>
+        <w:spacing w:line="360" w:lineRule="exact"/>
+        <w:jc w:val="left"/>
+        <w:rPr>
+          <w:rFonts w:ascii="微软雅黑" w:eastAsia="微软雅黑" w:hAnsi="微软雅黑"/>
+        </w:rPr>
+      </w:pPr>
+      <w:r>
+        <w:rPr>
+          <w:rFonts w:ascii="微软雅黑" w:eastAsia="微软雅黑" w:hAnsi="微软雅黑"/>
+        </w:rPr>
+        <w:t>（2）颁发或拒绝数字证书；</w:t>
+      </w:r>
+    </w:p>
+    <w:p>
+      <w:pPr>
+        <w:spacing w:line="360" w:lineRule="exact"/>
+        <w:jc w:val="left"/>
+        <w:rPr>
+          <w:rFonts w:ascii="微软雅黑" w:eastAsia="微软雅黑" w:hAnsi="微软雅黑"/>
+        </w:rPr>
+      </w:pPr>
+      <w:r>
+        <w:rPr>
+          <w:rFonts w:ascii="微软雅黑" w:eastAsia="微软雅黑" w:hAnsi="微软雅黑"/>
+        </w:rPr>
+        <w:t>（3）处理证书更新、撤销、查询；</w:t>
+      </w:r>
+    </w:p>
+    <w:p>
+      <w:pPr>
+        <w:spacing w:line="360" w:lineRule="exact"/>
+        <w:jc w:val="left"/>
+        <w:rPr>
+          <w:rFonts w:ascii="微软雅黑" w:eastAsia="微软雅黑" w:hAnsi="微软雅黑"/>
+        </w:rPr>
+      </w:pPr>
+      <w:r>
+        <w:rPr>
+          <w:rFonts w:ascii="微软雅黑" w:eastAsia="微软雅黑" w:hAnsi="微软雅黑"/>
+        </w:rPr>
+        <w:t>（4）发布证书有效期、归档管理；</w:t>
+      </w:r>
+    </w:p>
+    <w:p>
+      <w:pPr>
+        <w:spacing w:line="360" w:lineRule="exact"/>
+        <w:jc w:val="left"/>
+        <w:rPr>
+          <w:rFonts w:ascii="微软雅黑" w:eastAsia="微软雅黑" w:hAnsi="微软雅黑" w:hint="eastAsia"/>
+        </w:rPr>
+      </w:pPr>
+      <w:r>
+        <w:rPr>
+          <w:rFonts w:ascii="微软雅黑" w:eastAsia="微软雅黑" w:hAnsi="微软雅黑"/>
+        </w:rPr>
+        <w:t>（5）证书与密钥归档、历史数据保存</w:t>
+      </w:r>
+    </w:p>
+    <w:p>
+      <w:pPr>
+        <w:spacing w:line="360" w:lineRule="exact"/>
+        <w:jc w:val="left"/>
+        <w:rPr>
+          <w:rFonts w:ascii="微软雅黑" w:eastAsia="微软雅黑" w:hAnsi="微软雅黑" w:hint="eastAsia"/>
+        </w:rPr>
+      </w:pPr>
+    </w:p>
+    <w:p>
+      <w:pPr>
+        <w:pStyle w:val="2"/>
+        <w:rPr>
+          <w:rFonts w:hint="eastAsia"/>
+        </w:rPr>
+      </w:pPr>
+      <w:bookmarkStart w:id="19" w:name="_Toc209170007"/>
+      <w:r>
+        <w:rPr>
+          <w:rFonts w:hint="eastAsia"/>
+        </w:rPr>
+        <w:t xml:space="preserve">访问控制 </w:t>
+      </w:r>
+      <w:r>
+        <w:t>DAC、MAC、RBAC</w:t>
+      </w:r>
+      <w:r>
+        <w:rPr>
+          <w:rFonts w:hint="eastAsia"/>
+        </w:rPr>
+        <w:t xml:space="preserve"> 访问策略原则（2023 2024）</w:t>
+      </w:r>
+      <w:bookmarkEnd w:id="19"/>
+    </w:p>
+    <w:p>
+      <w:pPr>
+        <w:spacing w:line="360" w:lineRule="exact"/>
+        <w:jc w:val="left"/>
+        <w:rPr>
+          <w:rFonts w:ascii="微软雅黑" w:eastAsia="微软雅黑" w:hAnsi="微软雅黑"/>
+        </w:rPr>
+      </w:pPr>
+      <w:r>
+        <w:rPr>
+          <w:rFonts w:ascii="微软雅黑" w:eastAsia="微软雅黑" w:hAnsi="微软雅黑" w:hint="eastAsia"/>
+        </w:rPr>
+        <w:t>自主访问控制模型（</w:t>
+      </w:r>
+      <w:r>
+        <w:rPr>
+          <w:rFonts w:ascii="微软雅黑" w:eastAsia="微软雅黑" w:hAnsi="微软雅黑"/>
+        </w:rPr>
+        <w:t>DAC）允许合法用户以用户或用户组的身份来访问系统许可的客体，同时</w:t>
+      </w:r>
+      <w:proofErr w:type="gramStart"/>
+      <w:r>
+        <w:rPr>
+          <w:rFonts w:ascii="微软雅黑" w:eastAsia="微软雅黑" w:hAnsi="微软雅黑"/>
+        </w:rPr>
+        <w:t>阻止非</w:t>
+      </w:r>
+      <w:proofErr w:type="gramEnd"/>
+      <w:r>
+        <w:rPr>
+          <w:rFonts w:ascii="微软雅黑" w:eastAsia="微软雅黑" w:hAnsi="微软雅黑"/>
+        </w:rPr>
+        <w:t>授权用户访问客体，某些用户还可以</w:t>
+      </w:r>
+      <w:r>
+        <w:rPr>
+          <w:rFonts w:ascii="微软雅黑" w:eastAsia="微软雅黑" w:hAnsi="微软雅黑"/>
+          <w:b/>
+          <w:bCs/>
+        </w:rPr>
+        <w:t>自主</w:t>
+      </w:r>
+      <w:r>
+        <w:rPr>
+          <w:rFonts w:ascii="微软雅黑" w:eastAsia="微软雅黑" w:hAnsi="微软雅黑"/>
+        </w:rPr>
+        <w:t>的把自己所拥有的客体的</w:t>
+      </w:r>
+      <w:r>
+        <w:rPr>
+          <w:rFonts w:ascii="微软雅黑" w:eastAsia="微软雅黑" w:hAnsi="微软雅黑"/>
+          <w:b/>
+          <w:bCs/>
+        </w:rPr>
+        <w:t>访问权限授予</w:t>
+      </w:r>
+      <w:r>
+        <w:rPr>
+          <w:rFonts w:ascii="微软雅黑" w:eastAsia="微软雅黑" w:hAnsi="微软雅黑"/>
+        </w:rPr>
+        <w:t>其他用户。</w:t>
+      </w:r>
+    </w:p>
+    <w:p>
+      <w:pPr>
+        <w:spacing w:line="360" w:lineRule="exact"/>
+        <w:jc w:val="left"/>
+        <w:rPr>
+          <w:rFonts w:ascii="微软雅黑" w:eastAsia="微软雅黑" w:hAnsi="微软雅黑"/>
+        </w:rPr>
+      </w:pPr>
+      <w:r>
+        <w:rPr>
+          <w:rFonts w:ascii="微软雅黑" w:eastAsia="微软雅黑" w:hAnsi="微软雅黑" w:hint="eastAsia"/>
+        </w:rPr>
+        <w:t>优点：DAC提供灵活的数据访问方式，主体可以赋予和收回其它主体对客体的访问权限</w:t>
+      </w:r>
+    </w:p>
+    <w:p>
+      <w:pPr>
+        <w:spacing w:line="360" w:lineRule="exact"/>
+        <w:jc w:val="left"/>
+        <w:rPr>
+          <w:rFonts w:ascii="微软雅黑" w:eastAsia="微软雅黑" w:hAnsi="微软雅黑" w:hint="eastAsia"/>
+        </w:rPr>
+      </w:pPr>
+      <w:r>
+        <w:rPr>
+          <w:rFonts w:ascii="微软雅黑" w:eastAsia="微软雅黑" w:hAnsi="微软雅黑" w:hint="eastAsia"/>
+        </w:rPr>
+        <w:t>缺点：允许用户任意传递权限，安全防范较低</w:t>
+      </w:r>
+      <w:r>
+        <w:rPr>
+          <w:rFonts w:ascii="微软雅黑" w:eastAsia="微软雅黑" w:hAnsi="微软雅黑" w:hint="eastAsia"/>
+        </w:rPr>
+        <w:t>，</w:t>
+      </w:r>
+      <w:r>
+        <w:rPr>
+          <w:rFonts w:ascii="微软雅黑" w:eastAsia="微软雅黑" w:hAnsi="微软雅黑" w:hint="eastAsia"/>
+        </w:rPr>
+        <w:t>敏感信息</w:t>
+      </w:r>
+      <w:r>
+        <w:rPr>
+          <w:rFonts w:ascii="微软雅黑" w:eastAsia="微软雅黑" w:hAnsi="微软雅黑" w:hint="eastAsia"/>
+        </w:rPr>
+        <w:t>容易</w:t>
+      </w:r>
+      <w:r>
+        <w:rPr>
+          <w:rFonts w:ascii="微软雅黑" w:eastAsia="微软雅黑" w:hAnsi="微软雅黑" w:hint="eastAsia"/>
+        </w:rPr>
+        <w:t>扩散</w:t>
+      </w:r>
+    </w:p>
+    <w:p>
+      <w:pPr>
+        <w:spacing w:line="360" w:lineRule="exact"/>
+        <w:jc w:val="left"/>
+        <w:rPr>
+          <w:rFonts w:ascii="微软雅黑" w:eastAsia="微软雅黑" w:hAnsi="微软雅黑"/>
+        </w:rPr>
+      </w:pPr>
+      <w:r>
+        <w:rPr>
+          <w:rFonts w:ascii="微软雅黑" w:eastAsia="微软雅黑" w:hAnsi="微软雅黑" w:hint="eastAsia"/>
+          <w:b/>
+          <w:bCs/>
+        </w:rPr>
+        <w:t>访问控制表</w:t>
+      </w:r>
+      <w:r>
+        <w:rPr>
+          <w:rFonts w:ascii="微软雅黑" w:eastAsia="微软雅黑" w:hAnsi="微软雅黑" w:hint="eastAsia"/>
+          <w:b/>
+          <w:bCs/>
+        </w:rPr>
+        <w:t>ACL</w:t>
+      </w:r>
+      <w:r>
+        <w:rPr>
+          <w:rFonts w:ascii="微软雅黑" w:eastAsia="微软雅黑" w:hAnsi="微软雅黑" w:hint="eastAsia"/>
+        </w:rPr>
+        <w:t xml:space="preserve">主体为中心 </w:t>
+      </w:r>
+    </w:p>
+    <w:p>
+      <w:pPr>
+        <w:spacing w:line="360" w:lineRule="exact"/>
+        <w:jc w:val="left"/>
+        <w:rPr>
+          <w:rFonts w:ascii="微软雅黑" w:eastAsia="微软雅黑" w:hAnsi="微软雅黑"/>
+        </w:rPr>
+      </w:pPr>
+      <w:r>
+        <w:rPr>
+          <w:rFonts w:ascii="微软雅黑" w:eastAsia="微软雅黑" w:hAnsi="微软雅黑" w:hint="eastAsia"/>
+          <w:b/>
+          <w:bCs/>
+        </w:rPr>
+        <w:t>访问能力表</w:t>
+      </w:r>
+      <w:r>
+        <w:rPr>
+          <w:rFonts w:ascii="微软雅黑" w:eastAsia="微软雅黑" w:hAnsi="微软雅黑" w:hint="eastAsia"/>
+          <w:b/>
+          <w:bCs/>
+        </w:rPr>
+        <w:t>ACCL</w:t>
+      </w:r>
+      <w:r>
+        <w:rPr>
+          <w:rFonts w:ascii="微软雅黑" w:eastAsia="微软雅黑" w:hAnsi="微软雅黑" w:hint="eastAsia"/>
+        </w:rPr>
+        <w:t xml:space="preserve">客体为中心 </w:t>
+      </w:r>
+    </w:p>
+    <w:p>
+      <w:pPr>
+        <w:spacing w:line="360" w:lineRule="exact"/>
+        <w:jc w:val="left"/>
+        <w:rPr>
+          <w:rFonts w:ascii="微软雅黑" w:eastAsia="微软雅黑" w:hAnsi="微软雅黑" w:hint="eastAsia"/>
+        </w:rPr>
+      </w:pPr>
+      <w:r>
+        <w:rPr>
+          <w:rFonts w:ascii="微软雅黑" w:eastAsia="微软雅黑" w:hAnsi="微软雅黑" w:hint="eastAsia"/>
+          <w:b/>
+          <w:bCs/>
+          <w:noProof/>
+        </w:rPr>
+        <w:lastRenderedPageBreak/>
+        <w:drawing>
+          <wp:anchor distT="0" distB="0" distL="114300" distR="114300" simplePos="0" relativeHeight="251676672" behindDoc="0" locked="0" layoutInCell="1" allowOverlap="1" wp14:anchorId="47506A19" wp14:editId="7E1C4D2C">
+            <wp:simplePos x="0" y="0"/>
+            <wp:positionH relativeFrom="column">
+              <wp:posOffset>0</wp:posOffset>
+            </wp:positionH>
+            <wp:positionV relativeFrom="paragraph">
+              <wp:posOffset>364490</wp:posOffset>
+            </wp:positionV>
+            <wp:extent cx="3206750" cy="1438910"/>
+            <wp:effectExtent l="0" t="0" r="0" b="8890"/>
+            <wp:wrapTopAndBottom/>
+            <wp:docPr id="1476380467" name="图片 5"/>
+            <wp:cNvGraphicFramePr>
+              <a:graphicFrameLocks xmlns:a="http://schemas.openxmlformats.org/drawingml/2006/main" noChangeAspect="1"/>
+            </wp:cNvGraphicFramePr>
+            <a:graphic xmlns:a="http://schemas.openxmlformats.org/drawingml/2006/main">
+              <a:graphicData uri="http://schemas.openxmlformats.org/drawingml/2006/picture">
+                <pic:pic xmlns:pic="http://schemas.openxmlformats.org/drawingml/2006/picture">
+                  <pic:nvPicPr>
+                    <pic:cNvPr id="0" name="Picture 4"/>
+                    <pic:cNvPicPr>
+                      <a:picLocks noChangeAspect="1" noChangeArrowheads="1"/>
+                    </pic:cNvPicPr>
+                  </pic:nvPicPr>
+                  <pic:blipFill>
+                    <a:blip r:embed="rId27">
+                      <a:extLst>
+                        <a:ext uri="{28A0092B-C50C-407E-A947-70E740481C1C}">
+                          <a14:useLocalDpi xmlns:a14="http://schemas.microsoft.com/office/drawing/2010/main" val="0"/>
+                        </a:ext>
+                      </a:extLst>
+                    </a:blip>
+                    <a:srcRect/>
+                    <a:stretch>
+                      <a:fillRect/>
+                    </a:stretch>
+                  </pic:blipFill>
+                  <pic:spPr bwMode="auto">
+                    <a:xfrm>
+                      <a:off x="0" y="0"/>
+                      <a:ext cx="3206750" cy="1438910"/>
+                    </a:xfrm>
+                    <a:prstGeom prst="rect">
+                      <a:avLst/>
+                    </a:prstGeom>
+                    <a:noFill/>
+                  </pic:spPr>
+                </pic:pic>
+              </a:graphicData>
+            </a:graphic>
+          </wp:anchor>
+        </w:drawing>
+      </w:r>
+      <w:r>
+        <w:rPr>
+          <w:rFonts w:ascii="微软雅黑" w:eastAsia="微软雅黑" w:hAnsi="微软雅黑" w:hint="eastAsia"/>
+          <w:b/>
+          <w:bCs/>
+        </w:rPr>
+        <w:t>访问控制矩阵</w:t>
+      </w:r>
+      <w:r>
+        <w:rPr>
+          <w:rFonts w:ascii="微软雅黑" w:eastAsia="微软雅黑" w:hAnsi="微软雅黑" w:hint="eastAsia"/>
+          <w:b/>
+          <w:bCs/>
+        </w:rPr>
+        <w:t>ACM</w:t>
+      </w:r>
+      <w:r>
+        <w:rPr>
+          <w:rFonts w:ascii="微软雅黑" w:eastAsia="微软雅黑" w:hAnsi="微软雅黑" w:hint="eastAsia"/>
+        </w:rPr>
+        <w:t>矩阵表示主客授权</w:t>
+      </w:r>
+      <w:r>
+        <w:rPr>
+          <w:rFonts w:ascii="微软雅黑" w:eastAsia="微软雅黑" w:hAnsi="微软雅黑" w:hint="eastAsia"/>
+        </w:rPr>
+        <w:t>关系</w:t>
+      </w:r>
+    </w:p>
+    <w:p>
+      <w:pPr>
+        <w:spacing w:line="360" w:lineRule="exact"/>
+        <w:jc w:val="left"/>
+        <w:rPr>
+          <w:rFonts w:ascii="微软雅黑" w:eastAsia="微软雅黑" w:hAnsi="微软雅黑" w:hint="eastAsia"/>
+        </w:rPr>
+      </w:pPr>
+    </w:p>
+    <w:p>
+      <w:pPr>
+        <w:spacing w:line="360" w:lineRule="exact"/>
+        <w:jc w:val="left"/>
+        <w:rPr>
+          <w:rFonts w:ascii="微软雅黑" w:eastAsia="微软雅黑" w:hAnsi="微软雅黑" w:hint="eastAsia"/>
+        </w:rPr>
+      </w:pPr>
+      <w:r>
+        <w:rPr>
+          <w:rFonts w:ascii="微软雅黑" w:eastAsia="微软雅黑" w:hAnsi="微软雅黑" w:hint="eastAsia"/>
+          <w:b/>
+          <w:bCs/>
+          <w:color w:val="FFFFFF"/>
+          <w:highlight w:val="darkBlue"/>
+        </w:rPr>
         <w:t>重要</w:t>
       </w:r>
       <w:r>
@@ -18131,7 +19370,7 @@
         <w:spacing w:line="360" w:lineRule="exact"/>
         <w:jc w:val="left"/>
         <w:rPr>
-          <w:rFonts w:ascii="微软雅黑" w:eastAsia="微软雅黑" w:hAnsi="微软雅黑" w:hint="eastAsia"/>
+          <w:rFonts w:ascii="微软雅黑" w:eastAsia="微软雅黑" w:hAnsi="微软雅黑"/>
         </w:rPr>
       </w:pPr>
       <w:r>
@@ -18144,23 +19383,171 @@
         <w:rPr>
           <w:rFonts w:ascii="微软雅黑" w:eastAsia="微软雅黑" w:hAnsi="微软雅黑"/>
         </w:rPr>
-        <w:t>MAC）是一种多级访问控制策略，系统事先给访问主体和受控客体分配不同的安全级别属性，在实施访问控制时，系统先对访问主体和受控客体的安全级别属性进行比较，在决定访问主体是否访问该受控客体。</w:t>
-      </w:r>
-    </w:p>
-    <w:p>
-      <w:pPr>
-        <w:spacing w:line="360" w:lineRule="exact"/>
-        <w:jc w:val="left"/>
-        <w:rPr>
-          <w:rFonts w:ascii="微软雅黑" w:eastAsia="微软雅黑" w:hAnsi="微软雅黑" w:hint="eastAsia"/>
-        </w:rPr>
-      </w:pPr>
+        <w:t>MAC）是一种多级访问控制策略，</w:t>
+      </w:r>
+      <w:r>
+        <w:rPr>
+          <w:rFonts w:ascii="微软雅黑" w:eastAsia="微软雅黑" w:hAnsi="微软雅黑"/>
+          <w:b/>
+          <w:bCs/>
+        </w:rPr>
+        <w:t>系统事先给访问主体和受控客体分配不同的安全级别属性</w:t>
+      </w:r>
+      <w:r>
+        <w:rPr>
+          <w:rFonts w:ascii="微软雅黑" w:eastAsia="微软雅黑" w:hAnsi="微软雅黑"/>
+        </w:rPr>
+        <w:t>，在实施访问控制时，系统先对访问主体和受控客体的</w:t>
+      </w:r>
+      <w:r>
+        <w:rPr>
+          <w:rFonts w:ascii="微软雅黑" w:eastAsia="微软雅黑" w:hAnsi="微软雅黑"/>
+          <w:b/>
+          <w:bCs/>
+        </w:rPr>
+        <w:t>安全级别属性进行比较</w:t>
+      </w:r>
+      <w:r>
+        <w:rPr>
+          <w:rFonts w:ascii="微软雅黑" w:eastAsia="微软雅黑" w:hAnsi="微软雅黑"/>
+        </w:rPr>
+        <w:t>，在决定访问主体是否访问该受控客体。</w:t>
+      </w:r>
+    </w:p>
+    <w:p>
+      <w:pPr>
+        <w:spacing w:line="360" w:lineRule="exact"/>
+        <w:jc w:val="left"/>
+        <w:rPr>
+          <w:rFonts w:ascii="微软雅黑" w:eastAsia="微软雅黑" w:hAnsi="微软雅黑" w:hint="eastAsia"/>
+          <w:b/>
+          <w:bCs/>
+        </w:rPr>
+      </w:pPr>
+      <w:r>
+        <w:rPr>
+          <w:rFonts w:ascii="微软雅黑" w:eastAsia="微软雅黑" w:hAnsi="微软雅黑" w:hint="eastAsia"/>
+          <w:b/>
+          <w:bCs/>
+        </w:rPr>
+        <w:t>MAC模型形式化描述</w:t>
+      </w:r>
+    </w:p>
+    <w:p>
+      <w:pPr>
+        <w:spacing w:line="360" w:lineRule="exact"/>
+        <w:jc w:val="left"/>
+        <w:rPr>
+          <w:rFonts w:ascii="微软雅黑" w:eastAsia="微软雅黑" w:hAnsi="微软雅黑" w:hint="eastAsia"/>
+        </w:rPr>
+      </w:pPr>
+      <w:r>
+        <w:rPr>
+          <w:rFonts w:ascii="微软雅黑" w:eastAsia="微软雅黑" w:hAnsi="微软雅黑" w:hint="eastAsia"/>
+        </w:rPr>
+        <w:t>主体集：S  客体集：O</w:t>
+      </w:r>
+    </w:p>
+    <w:p>
+      <w:pPr>
+        <w:spacing w:line="360" w:lineRule="exact"/>
+        <w:jc w:val="left"/>
+        <w:rPr>
+          <w:rFonts w:ascii="微软雅黑" w:eastAsia="微软雅黑" w:hAnsi="微软雅黑"/>
+        </w:rPr>
+      </w:pPr>
+      <w:r>
+        <w:rPr>
+          <w:rFonts w:ascii="微软雅黑" w:eastAsia="微软雅黑" w:hAnsi="微软雅黑" w:hint="eastAsia"/>
+        </w:rPr>
+        <w:t>安全类：</w:t>
+      </w:r>
+      <w:r>
+        <w:rPr>
+          <w:rFonts w:ascii="微软雅黑" w:eastAsia="微软雅黑" w:hAnsi="微软雅黑"/>
+        </w:rPr>
+        <w:t xml:space="preserve">SC(x) = </w:t>
+      </w:r>
+      <w:r>
+        <w:rPr>
+          <w:rFonts w:ascii="Cambria Math" w:eastAsia="微软雅黑" w:hAnsi="Cambria Math" w:cs="Cambria Math"/>
+        </w:rPr>
+        <w:t>⟨</w:t>
+      </w:r>
+      <w:r>
+        <w:rPr>
+          <w:rFonts w:ascii="微软雅黑" w:eastAsia="微软雅黑" w:hAnsi="微软雅黑"/>
+        </w:rPr>
+        <w:t>L, C</w:t>
+      </w:r>
+      <w:r>
+        <w:rPr>
+          <w:rFonts w:ascii="Cambria Math" w:eastAsia="微软雅黑" w:hAnsi="Cambria Math" w:cs="Cambria Math"/>
+        </w:rPr>
+        <w:t>⟩</w:t>
+      </w:r>
+    </w:p>
+    <w:p>
+      <w:pPr>
+        <w:spacing w:line="360" w:lineRule="exact"/>
+        <w:jc w:val="left"/>
+        <w:rPr>
+          <w:rFonts w:ascii="微软雅黑" w:eastAsia="微软雅黑" w:hAnsi="微软雅黑" w:hint="eastAsia"/>
+        </w:rPr>
+      </w:pPr>
+      <w:r>
+        <w:rPr>
+          <w:rFonts w:ascii="微软雅黑" w:eastAsia="微软雅黑" w:hAnsi="微软雅黑" w:hint="eastAsia"/>
+        </w:rPr>
+        <w:t>其中：X为特定的主体或者是客体，</w:t>
+      </w:r>
+    </w:p>
+    <w:p>
+      <w:pPr>
+        <w:spacing w:line="360" w:lineRule="exact"/>
+        <w:jc w:val="left"/>
+        <w:rPr>
+          <w:rFonts w:ascii="微软雅黑" w:eastAsia="微软雅黑" w:hAnsi="微软雅黑" w:hint="eastAsia"/>
+        </w:rPr>
+      </w:pPr>
+      <w:r>
+        <w:rPr>
+          <w:rFonts w:ascii="微软雅黑" w:eastAsia="微软雅黑" w:hAnsi="微软雅黑" w:hint="eastAsia"/>
+        </w:rPr>
+        <w:t xml:space="preserve">L有层次的安全级别（Level）  </w:t>
+      </w:r>
+    </w:p>
+    <w:p>
+      <w:pPr>
+        <w:spacing w:line="360" w:lineRule="exact"/>
+        <w:jc w:val="left"/>
+        <w:rPr>
+          <w:rFonts w:ascii="微软雅黑" w:eastAsia="微软雅黑" w:hAnsi="微软雅黑"/>
+        </w:rPr>
+      </w:pPr>
+      <w:r>
+        <w:rPr>
+          <w:rFonts w:ascii="微软雅黑" w:eastAsia="微软雅黑" w:hAnsi="微软雅黑" w:hint="eastAsia"/>
+        </w:rPr>
+        <w:t>C无层次的安全范畴（Category）</w:t>
+      </w:r>
+    </w:p>
+    <w:p>
+      <w:pPr>
+        <w:spacing w:line="360" w:lineRule="exact"/>
+        <w:jc w:val="left"/>
+        <w:rPr>
+          <w:rFonts w:ascii="微软雅黑" w:eastAsia="微软雅黑" w:hAnsi="微软雅黑" w:hint="eastAsia"/>
+        </w:rPr>
+      </w:pPr>
+      <w:proofErr w:type="gramStart"/>
       <w:r>
         <w:rPr>
           <w:rFonts w:ascii="微软雅黑" w:eastAsia="微软雅黑" w:hAnsi="微软雅黑"/>
         </w:rPr>
         <w:t>向下读</w:t>
       </w:r>
+      <w:proofErr w:type="gramEnd"/>
       <w:r>
         <w:rPr>
           <w:rFonts w:ascii="微软雅黑" w:eastAsia="微软雅黑" w:hAnsi="微软雅黑" w:hint="eastAsia"/>
@@ -18183,8 +19570,16 @@
         <w:rPr>
           <w:rFonts w:ascii="微软雅黑" w:eastAsia="微软雅黑" w:hAnsi="微软雅黑"/>
         </w:rPr>
-        <w:t>，向下写</w:t>
-      </w:r>
+        <w:t>，</w:t>
+      </w:r>
+      <w:proofErr w:type="gramStart"/>
+      <w:r>
+        <w:rPr>
+          <w:rFonts w:ascii="微软雅黑" w:eastAsia="微软雅黑" w:hAnsi="微软雅黑"/>
+        </w:rPr>
+        <w:t>向下写</w:t>
+      </w:r>
+      <w:proofErr w:type="gramEnd"/>
       <w:r>
         <w:rPr>
           <w:rFonts w:ascii="微软雅黑" w:eastAsia="微软雅黑" w:hAnsi="微软雅黑" w:hint="eastAsia"/>
@@ -18210,11 +19605,15 @@
         <w:jc w:val="left"/>
         <w:rPr>
           <w:rFonts w:ascii="微软雅黑" w:eastAsia="微软雅黑" w:hAnsi="微软雅黑" w:hint="eastAsia"/>
-        </w:rPr>
-      </w:pPr>
-      <w:r>
-        <w:rPr>
-          <w:rFonts w:ascii="微软雅黑" w:eastAsia="微软雅黑" w:hAnsi="微软雅黑" w:hint="eastAsia"/>
+          <w:b/>
+          <w:bCs/>
+        </w:rPr>
+      </w:pPr>
+      <w:r>
+        <w:rPr>
+          <w:rFonts w:ascii="微软雅黑" w:eastAsia="微软雅黑" w:hAnsi="微软雅黑" w:hint="eastAsia"/>
+          <w:b/>
+          <w:bCs/>
         </w:rPr>
         <w:t>向上SC(s)≤SC(o) 向下SC(s)≥SC(o)</w:t>
       </w:r>
@@ -18231,17 +19630,95 @@
         <w:rPr>
           <w:rFonts w:ascii="微软雅黑" w:eastAsia="微软雅黑" w:hAnsi="微软雅黑" w:hint="eastAsia"/>
         </w:rPr>
-        <w:t>Bell-lapadula下读上写 保护机密性</w:t>
-      </w:r>
-    </w:p>
-    <w:p>
-      <w:pPr>
-        <w:spacing w:line="360" w:lineRule="exact"/>
-        <w:jc w:val="left"/>
-        <w:rPr>
-          <w:rFonts w:ascii="微软雅黑" w:eastAsia="微软雅黑" w:hAnsi="微软雅黑" w:hint="eastAsia"/>
-        </w:rPr>
-      </w:pPr>
+        <w:t>Bell-</w:t>
+      </w:r>
+      <w:proofErr w:type="spellStart"/>
+      <w:r>
+        <w:rPr>
+          <w:rFonts w:ascii="微软雅黑" w:eastAsia="微软雅黑" w:hAnsi="微软雅黑" w:hint="eastAsia"/>
+        </w:rPr>
+        <w:t>lapadula</w:t>
+      </w:r>
+      <w:proofErr w:type="spellEnd"/>
+      <w:r>
+        <w:rPr>
+          <w:rFonts w:ascii="微软雅黑" w:eastAsia="微软雅黑" w:hAnsi="微软雅黑" w:hint="eastAsia"/>
+        </w:rPr>
+        <w:t>下读上写 保护机密性</w:t>
+      </w:r>
+    </w:p>
+    <w:p>
+      <w:pPr>
+        <w:spacing w:line="360" w:lineRule="exact"/>
+        <w:jc w:val="left"/>
+        <w:rPr>
+          <w:rFonts w:ascii="微软雅黑" w:eastAsia="微软雅黑" w:hAnsi="微软雅黑" w:hint="eastAsia"/>
+        </w:rPr>
+      </w:pPr>
+      <w:r>
+        <w:rPr>
+          <w:noProof/>
+          <w:sz w:val="28"/>
+          <w:szCs w:val="28"/>
+        </w:rPr>
+        <w:drawing>
+          <wp:anchor distT="0" distB="0" distL="114300" distR="114300" simplePos="0" relativeHeight="251677696" behindDoc="0" locked="0" layoutInCell="1" allowOverlap="1" wp14:anchorId="46460B24" wp14:editId="3B0C9805">
+            <wp:simplePos x="0" y="0"/>
+            <wp:positionH relativeFrom="column">
+              <wp:posOffset>106045</wp:posOffset>
+            </wp:positionH>
+            <wp:positionV relativeFrom="paragraph">
+              <wp:posOffset>337820</wp:posOffset>
+            </wp:positionV>
+            <wp:extent cx="4526280" cy="1514475"/>
+            <wp:effectExtent l="0" t="0" r="7620" b="9525"/>
+            <wp:wrapTopAndBottom/>
+            <wp:docPr id="5125" name="图片 5125"/>
+            <wp:cNvGraphicFramePr>
+              <a:graphicFrameLocks xmlns:a="http://schemas.openxmlformats.org/drawingml/2006/main" noChangeAspect="1"/>
+            </wp:cNvGraphicFramePr>
+            <a:graphic xmlns:a="http://schemas.openxmlformats.org/drawingml/2006/main">
+              <a:graphicData uri="http://schemas.openxmlformats.org/drawingml/2006/picture">
+                <pic:pic xmlns:pic="http://schemas.openxmlformats.org/drawingml/2006/picture">
+                  <pic:nvPicPr>
+                    <pic:cNvPr id="5125" name="图片 5125"/>
+                    <pic:cNvPicPr>
+                      <a:picLocks noChangeAspect="1"/>
+                    </pic:cNvPicPr>
+                  </pic:nvPicPr>
+                  <pic:blipFill>
+                    <a:blip r:embed="rId28" cstate="print">
+                      <a:extLst>
+                        <a:ext uri="{28A0092B-C50C-407E-A947-70E740481C1C}">
+                          <a14:useLocalDpi xmlns:a14="http://schemas.microsoft.com/office/drawing/2010/main" val="0"/>
+                        </a:ext>
+                      </a:extLst>
+                    </a:blip>
+                    <a:stretch>
+                      <a:fillRect/>
+                    </a:stretch>
+                  </pic:blipFill>
+                  <pic:spPr>
+                    <a:xfrm>
+                      <a:off x="0" y="0"/>
+                      <a:ext cx="4526280" cy="1514475"/>
+                    </a:xfrm>
+                    <a:prstGeom prst="rect">
+                      <a:avLst/>
+                    </a:prstGeom>
+                  </pic:spPr>
+                </pic:pic>
+              </a:graphicData>
+            </a:graphic>
+            <wp14:sizeRelH relativeFrom="margin">
+              <wp14:pctWidth>0</wp14:pctWidth>
+            </wp14:sizeRelH>
+            <wp14:sizeRelV relativeFrom="margin">
+              <wp14:pctHeight>0</wp14:pctHeight>
+            </wp14:sizeRelV>
+          </wp:anchor>
+        </w:drawing>
+      </w:r>
       <w:r>
         <w:rPr>
           <w:rFonts w:ascii="微软雅黑" w:eastAsia="微软雅黑" w:hAnsi="微软雅黑" w:hint="eastAsia"/>
@@ -18342,6 +19819,7 @@
           <w:color w:val="FFFFFF"/>
           <w:highlight w:val="darkBlue"/>
         </w:rPr>
+        <w:lastRenderedPageBreak/>
         <w:t>重要</w:t>
       </w:r>
     </w:p>
@@ -18480,7 +19958,7 @@
           <w:rFonts w:hint="eastAsia"/>
         </w:rPr>
       </w:pPr>
-      <w:bookmarkStart w:id="21" w:name="_Toc209170008"/>
+      <w:bookmarkStart w:id="20" w:name="_Toc209170008"/>
       <w:r>
         <w:t>传统病毒、蠕虫、木马的结构原理</w:t>
       </w:r>
@@ -18490,7 +19968,7 @@
         </w:rPr>
         <w:t>（2021）</w:t>
       </w:r>
-      <w:bookmarkEnd w:id="21"/>
+      <w:bookmarkEnd w:id="20"/>
     </w:p>
     <w:p>
       <w:pPr>
@@ -18636,7 +20114,6 @@
         <w:rPr>
           <w:rFonts w:ascii="微软雅黑" w:eastAsia="微软雅黑" w:hAnsi="微软雅黑" w:hint="eastAsia"/>
         </w:rPr>
-        <w:lastRenderedPageBreak/>
         <w:t>【蠕虫病毒】不需要寄生在宿主文件中，传播途径</w:t>
       </w:r>
       <w:r>
@@ -18877,7 +20354,7 @@
           <w:rFonts w:hint="eastAsia"/>
         </w:rPr>
       </w:pPr>
-      <w:bookmarkStart w:id="22" w:name="_Toc209170009"/>
+      <w:bookmarkStart w:id="21" w:name="_Toc209170009"/>
       <w:r>
         <w:t>防火墙主要技术</w:t>
       </w:r>
@@ -18887,7 +20364,7 @@
         </w:rPr>
         <w:t xml:space="preserve"> ACL 包过滤 代理 NAT VPN</w:t>
       </w:r>
-      <w:bookmarkEnd w:id="22"/>
+      <w:bookmarkEnd w:id="21"/>
       <w:r>
         <w:rPr>
           <w:rFonts w:hint="eastAsia"/>
@@ -19450,9 +20927,9 @@
         </w:rPr>
         <w:t>用一种协议完成对另一种协议数据报文的 封装 传输 解封</w:t>
       </w:r>
-      <w:bookmarkStart w:id="23" w:name="_Hlk118754955"/>
-    </w:p>
-    <w:bookmarkEnd w:id="23"/>
+      <w:bookmarkStart w:id="22" w:name="_Hlk118754955"/>
+    </w:p>
+    <w:bookmarkEnd w:id="22"/>
     <w:p>
       <w:pPr>
         <w:spacing w:line="360" w:lineRule="exact"/>
@@ -19478,7 +20955,7 @@
           <w:rFonts w:hint="eastAsia"/>
         </w:rPr>
       </w:pPr>
-      <w:bookmarkStart w:id="24" w:name="_Toc209170010"/>
+      <w:bookmarkStart w:id="23" w:name="_Toc209170010"/>
       <w:r>
         <w:rPr>
           <w:rFonts w:hint="eastAsia"/>
@@ -19494,7 +20971,7 @@
         </w:rPr>
         <w:t xml:space="preserve"> 钩子函数指针链</w:t>
       </w:r>
-      <w:bookmarkEnd w:id="24"/>
+      <w:bookmarkEnd w:id="23"/>
     </w:p>
     <w:p>
       <w:pPr>
@@ -19687,7 +21164,16 @@
           <w:b/>
           <w:bCs/>
         </w:rPr>
-        <w:t>一张包过滤表</w:t>
+        <w:t>一张包</w:t>
+      </w:r>
+      <w:r>
+        <w:rPr>
+          <w:rFonts w:ascii="微软雅黑" w:eastAsia="微软雅黑" w:hAnsi="微软雅黑" w:hint="eastAsia"/>
+          <w:b/>
+          <w:bCs/>
+        </w:rPr>
+        <w:lastRenderedPageBreak/>
+        <w:t>过滤表</w:t>
       </w:r>
       <w:r>
         <w:rPr>
@@ -19782,7 +21268,7 @@
           <w:rFonts w:hint="eastAsia"/>
         </w:rPr>
       </w:pPr>
-      <w:bookmarkStart w:id="25" w:name="_Toc209170011"/>
+      <w:bookmarkStart w:id="24" w:name="_Toc209170011"/>
       <w:r>
         <w:rPr>
           <w:rFonts w:hint="eastAsia"/>
@@ -19807,7 +21293,7 @@
         </w:rPr>
         <w:t>（2021）</w:t>
       </w:r>
-      <w:bookmarkEnd w:id="25"/>
+      <w:bookmarkEnd w:id="24"/>
     </w:p>
     <w:p>
       <w:pPr>
@@ -19820,7 +21306,7 @@
           <w:color w:val="FFFFFF"/>
         </w:rPr>
       </w:pPr>
-      <w:bookmarkStart w:id="26" w:name="_Hlk118754968"/>
+      <w:bookmarkStart w:id="25" w:name="_Hlk118754968"/>
       <w:r>
         <w:rPr>
           <w:rFonts w:ascii="微软雅黑" w:eastAsia="微软雅黑" w:hAnsi="微软雅黑" w:hint="eastAsia"/>
@@ -19885,7 +21371,7 @@
         <w:t>数据包捕获模块，将数据包从网络适配器中以原始状态捕获，并提交给预处理模块；预处理程序对数据包进行解码，检查及相关处理后将它们交给检测引擎；检测引擎对每个包进行检验以判断是否存在入侵；最后输出模块根据检测引擎的结果给出相应的输出，即写日志或报警。</w:t>
       </w:r>
     </w:p>
-    <w:bookmarkEnd w:id="26"/>
+    <w:bookmarkEnd w:id="25"/>
     <w:p>
       <w:pPr>
         <w:spacing w:line="360" w:lineRule="exact"/>
@@ -19926,7 +21412,6 @@
         <w:rPr>
           <w:rFonts w:ascii="微软雅黑" w:eastAsia="微软雅黑" w:hAnsi="微软雅黑" w:hint="eastAsia"/>
         </w:rPr>
-        <w:lastRenderedPageBreak/>
         <w:t>监测引擎是核心部件，已知入侵行为以规则存储在三维链表结构的规则库中。</w:t>
       </w:r>
     </w:p>
@@ -20078,7 +21563,7 @@
           <w:rFonts w:hint="eastAsia"/>
         </w:rPr>
       </w:pPr>
-      <w:bookmarkStart w:id="27" w:name="_Toc209170012"/>
+      <w:bookmarkStart w:id="26" w:name="_Toc209170012"/>
       <w:r>
         <w:t>IPSEC</w:t>
       </w:r>
@@ -20097,7 +21582,7 @@
         </w:rPr>
         <w:t xml:space="preserve"> 基本要件 ESP AH 安全关联SA 抗重放攻击机制 Internet密钥交换协议 IKE（2022）</w:t>
       </w:r>
-      <w:bookmarkEnd w:id="27"/>
+      <w:bookmarkEnd w:id="26"/>
     </w:p>
     <w:p>
       <w:pPr>
@@ -20287,7 +21772,14 @@
         <w:rPr>
           <w:rFonts w:ascii="微软雅黑" w:eastAsia="微软雅黑" w:hAnsi="微软雅黑" w:hint="eastAsia"/>
         </w:rPr>
-        <w:t>）认证算法（AH/ESP,HMAC-MD5/HMAC-SHA-1）解释域（定义协议里的参数，字段含义）密钥管理（分配加密和认证的密钥默认IKE）</w:t>
+        <w:t>）认证算法（AH/ESP,HMAC-</w:t>
+      </w:r>
+      <w:r>
+        <w:rPr>
+          <w:rFonts w:ascii="微软雅黑" w:eastAsia="微软雅黑" w:hAnsi="微软雅黑" w:hint="eastAsia"/>
+        </w:rPr>
+        <w:lastRenderedPageBreak/>
+        <w:t>MD5/HMAC-SHA-1）解释域（定义协议里的参数，字段含义）密钥管理（分配加密和认证的密钥默认IKE）</w:t>
       </w:r>
     </w:p>
     <w:p>
@@ -20449,7 +21941,6 @@
         <w:rPr>
           <w:rFonts w:ascii="微软雅黑" w:eastAsia="微软雅黑" w:hAnsi="微软雅黑" w:hint="eastAsia"/>
         </w:rPr>
-        <w:lastRenderedPageBreak/>
         <w:t xml:space="preserve"> </w:t>
       </w:r>
       <w:r>
@@ -20886,6 +22377,7 @@
         <w:rPr>
           <w:rFonts w:ascii="微软雅黑" w:eastAsia="微软雅黑" w:hAnsi="微软雅黑" w:hint="eastAsia"/>
         </w:rPr>
+        <w:lastRenderedPageBreak/>
         <w:t>序列号在窗口左侧直接丢弃，在内则检查之前是否被标记如果没有则接收并标记位置，在右侧如果通过MAC验证窗口向右滑动并标记位置</w:t>
       </w:r>
     </w:p>
@@ -21024,9 +22516,8 @@
           <w:rFonts w:hint="eastAsia"/>
         </w:rPr>
       </w:pPr>
-      <w:bookmarkStart w:id="28" w:name="_Toc209170013"/>
-      <w:r>
-        <w:lastRenderedPageBreak/>
+      <w:bookmarkStart w:id="27" w:name="_Toc209170013"/>
+      <w:r>
         <w:t>IPSEC</w:t>
       </w:r>
       <w:r>
@@ -21053,7 +22544,7 @@
         </w:rPr>
         <w:t>模式 完整性认证 （2019）</w:t>
       </w:r>
-      <w:bookmarkEnd w:id="28"/>
+      <w:bookmarkEnd w:id="27"/>
     </w:p>
     <w:p>
       <w:pPr>
@@ -21249,7 +22740,7 @@
           <w:rFonts w:hint="eastAsia"/>
         </w:rPr>
       </w:pPr>
-      <w:bookmarkStart w:id="29" w:name="_Toc209170014"/>
+      <w:bookmarkStart w:id="28" w:name="_Toc209170014"/>
       <w:r>
         <w:rPr>
           <w:rFonts w:hint="eastAsia"/>
@@ -21265,7 +22756,7 @@
         </w:rPr>
         <w:t xml:space="preserve"> (2018 2022 2024)</w:t>
       </w:r>
-      <w:bookmarkEnd w:id="29"/>
+      <w:bookmarkEnd w:id="28"/>
     </w:p>
     <w:p>
       <w:pPr>
@@ -21378,6 +22869,7 @@
           <w:b/>
           <w:bCs/>
         </w:rPr>
+        <w:lastRenderedPageBreak/>
         <w:t>报警（应用层）</w:t>
       </w:r>
     </w:p>
@@ -21605,7 +23097,6 @@
         <w:rPr>
           <w:rFonts w:ascii="微软雅黑" w:eastAsia="微软雅黑" w:hAnsi="微软雅黑" w:hint="eastAsia"/>
         </w:rPr>
-        <w:lastRenderedPageBreak/>
         <w:t>Tips:</w:t>
       </w:r>
       <w:r>
@@ -22005,14 +23496,14 @@
           <w:rFonts w:hint="eastAsia"/>
         </w:rPr>
       </w:pPr>
-      <w:bookmarkStart w:id="30" w:name="_Toc209170015"/>
+      <w:bookmarkStart w:id="29" w:name="_Toc209170015"/>
       <w:r>
         <w:rPr>
           <w:rFonts w:hint="eastAsia"/>
         </w:rPr>
         <w:t>HTTPS 建立 作用</w:t>
       </w:r>
-      <w:bookmarkEnd w:id="30"/>
+      <w:bookmarkEnd w:id="29"/>
     </w:p>
     <w:p>
       <w:pPr>
@@ -22071,6 +23562,7 @@
         <w:rPr>
           <w:rFonts w:ascii="微软雅黑" w:eastAsia="微软雅黑" w:hAnsi="微软雅黑" w:hint="eastAsia"/>
         </w:rPr>
+        <w:lastRenderedPageBreak/>
         <w:t xml:space="preserve">Tips：提供 </w:t>
       </w:r>
       <w:r>
@@ -22095,7 +23587,7 @@
           <w:rFonts w:hint="eastAsia"/>
         </w:rPr>
       </w:pPr>
-      <w:bookmarkStart w:id="31" w:name="_Toc209170016"/>
+      <w:bookmarkStart w:id="30" w:name="_Toc209170016"/>
       <w:r>
         <w:rPr>
           <w:rFonts w:hint="eastAsia"/>
@@ -22120,7 +23612,7 @@
         </w:rPr>
         <w:t>DS 电子信封（2020 2023 2025）</w:t>
       </w:r>
-      <w:bookmarkEnd w:id="31"/>
+      <w:bookmarkEnd w:id="30"/>
     </w:p>
     <w:p>
       <w:pPr>
@@ -22255,14 +23747,7 @@
         <w:rPr>
           <w:rFonts w:ascii="微软雅黑" w:eastAsia="微软雅黑" w:hAnsi="微软雅黑" w:hint="eastAsia"/>
         </w:rPr>
-        <w:t>在</w:t>
-      </w:r>
-      <w:r>
-        <w:rPr>
-          <w:rFonts w:ascii="微软雅黑" w:eastAsia="微软雅黑" w:hAnsi="微软雅黑" w:hint="eastAsia"/>
-        </w:rPr>
-        <w:lastRenderedPageBreak/>
-        <w:t>一起传送给接收方，接收方先拿</w:t>
+        <w:t>在一起传送给接收方，接收方先拿</w:t>
       </w:r>
       <w:r>
         <w:rPr>
@@ -22445,13 +23930,96 @@
           <w:rFonts w:hint="eastAsia"/>
         </w:rPr>
       </w:pPr>
-      <w:bookmarkStart w:id="32" w:name="_Toc209170017"/>
+      <w:bookmarkStart w:id="31" w:name="_Toc209170017"/>
       <w:r>
         <w:rPr>
           <w:rFonts w:hint="eastAsia"/>
         </w:rPr>
         <w:t>SET与SSL比较</w:t>
       </w:r>
+      <w:bookmarkEnd w:id="31"/>
+    </w:p>
+    <w:p>
+      <w:pPr>
+        <w:spacing w:line="360" w:lineRule="exact"/>
+        <w:jc w:val="left"/>
+        <w:rPr>
+          <w:rFonts w:ascii="微软雅黑" w:eastAsia="微软雅黑" w:hAnsi="微软雅黑" w:hint="eastAsia"/>
+        </w:rPr>
+      </w:pPr>
+      <w:r>
+        <w:rPr>
+          <w:rFonts w:ascii="微软雅黑" w:eastAsia="微软雅黑" w:hAnsi="微软雅黑" w:hint="eastAsia"/>
+        </w:rPr>
+        <w:t>SSL不能实现多方认证</w:t>
+      </w:r>
+    </w:p>
+    <w:p>
+      <w:pPr>
+        <w:spacing w:line="360" w:lineRule="exact"/>
+        <w:jc w:val="left"/>
+        <w:rPr>
+          <w:rFonts w:ascii="微软雅黑" w:eastAsia="微软雅黑" w:hAnsi="微软雅黑" w:hint="eastAsia"/>
+        </w:rPr>
+      </w:pPr>
+      <w:r>
+        <w:rPr>
+          <w:rFonts w:ascii="微软雅黑" w:eastAsia="微软雅黑" w:hAnsi="微软雅黑" w:hint="eastAsia"/>
+        </w:rPr>
+        <w:t>SET不止对传输做规范，在商务性服务性集成性协调性上来说安全性高于SSL</w:t>
+      </w:r>
+    </w:p>
+    <w:p>
+      <w:pPr>
+        <w:spacing w:line="360" w:lineRule="exact"/>
+        <w:jc w:val="left"/>
+        <w:rPr>
+          <w:rFonts w:ascii="微软雅黑" w:eastAsia="微软雅黑" w:hAnsi="微软雅黑" w:hint="eastAsia"/>
+        </w:rPr>
+      </w:pPr>
+      <w:r>
+        <w:rPr>
+          <w:rFonts w:ascii="微软雅黑" w:eastAsia="微软雅黑" w:hAnsi="微软雅黑" w:hint="eastAsia"/>
+        </w:rPr>
+        <w:t>SSL主要和WEB一起工作SET为信用卡多方交易</w:t>
+      </w:r>
+    </w:p>
+    <w:p>
+      <w:pPr>
+        <w:spacing w:line="360" w:lineRule="exact"/>
+        <w:jc w:val="left"/>
+        <w:rPr>
+          <w:rFonts w:ascii="微软雅黑" w:eastAsia="微软雅黑" w:hAnsi="微软雅黑" w:hint="eastAsia"/>
+        </w:rPr>
+      </w:pPr>
+      <w:r>
+        <w:rPr>
+          <w:rFonts w:ascii="微软雅黑" w:eastAsia="微软雅黑" w:hAnsi="微软雅黑" w:hint="eastAsia"/>
+        </w:rPr>
+        <w:t>SET应用代价远大于SSL</w:t>
+      </w:r>
+    </w:p>
+    <w:p>
+      <w:pPr>
+        <w:spacing w:line="360" w:lineRule="exact"/>
+        <w:jc w:val="left"/>
+        <w:rPr>
+          <w:rFonts w:ascii="微软雅黑" w:eastAsia="微软雅黑" w:hAnsi="微软雅黑" w:hint="eastAsia"/>
+        </w:rPr>
+      </w:pPr>
+    </w:p>
+    <w:p>
+      <w:pPr>
+        <w:pStyle w:val="2"/>
+        <w:rPr>
+          <w:rFonts w:hint="eastAsia"/>
+        </w:rPr>
+      </w:pPr>
+      <w:bookmarkStart w:id="32" w:name="_Toc209170018"/>
+      <w:r>
+        <w:lastRenderedPageBreak/>
+        <w:t>基于网络和基于主机的入侵检测系统的优缺点</w:t>
+      </w:r>
       <w:bookmarkEnd w:id="32"/>
     </w:p>
     <w:p>
@@ -22466,52 +24034,336 @@
         <w:rPr>
           <w:rFonts w:ascii="微软雅黑" w:eastAsia="微软雅黑" w:hAnsi="微软雅黑" w:hint="eastAsia"/>
         </w:rPr>
-        <w:t>SSL不能实现多方认证</w:t>
-      </w:r>
-    </w:p>
-    <w:p>
-      <w:pPr>
-        <w:spacing w:line="360" w:lineRule="exact"/>
-        <w:jc w:val="left"/>
-        <w:rPr>
-          <w:rFonts w:ascii="微软雅黑" w:eastAsia="微软雅黑" w:hAnsi="微软雅黑" w:hint="eastAsia"/>
-        </w:rPr>
-      </w:pPr>
-      <w:r>
-        <w:rPr>
-          <w:rFonts w:ascii="微软雅黑" w:eastAsia="微软雅黑" w:hAnsi="微软雅黑" w:hint="eastAsia"/>
-        </w:rPr>
-        <w:t>SET不止对传输做规范，在商务性服务性集成性协调性上来说安全性高于SSL</w:t>
-      </w:r>
-    </w:p>
-    <w:p>
-      <w:pPr>
-        <w:spacing w:line="360" w:lineRule="exact"/>
-        <w:jc w:val="left"/>
-        <w:rPr>
-          <w:rFonts w:ascii="微软雅黑" w:eastAsia="微软雅黑" w:hAnsi="微软雅黑" w:hint="eastAsia"/>
-        </w:rPr>
-      </w:pPr>
-      <w:r>
-        <w:rPr>
-          <w:rFonts w:ascii="微软雅黑" w:eastAsia="微软雅黑" w:hAnsi="微软雅黑" w:hint="eastAsia"/>
-        </w:rPr>
-        <w:t>SSL主要和WEB一起工作SET为信用卡多方交易</w:t>
-      </w:r>
-    </w:p>
-    <w:p>
-      <w:pPr>
-        <w:spacing w:line="360" w:lineRule="exact"/>
-        <w:jc w:val="left"/>
-        <w:rPr>
-          <w:rFonts w:ascii="微软雅黑" w:eastAsia="微软雅黑" w:hAnsi="微软雅黑" w:hint="eastAsia"/>
-        </w:rPr>
-      </w:pPr>
-      <w:r>
-        <w:rPr>
-          <w:rFonts w:ascii="微软雅黑" w:eastAsia="微软雅黑" w:hAnsi="微软雅黑" w:hint="eastAsia"/>
-        </w:rPr>
-        <w:t>SET应用代价远大于SSL</w:t>
+        <w:t>基于主机的入侵检测系统</w:t>
+      </w:r>
+    </w:p>
+    <w:p>
+      <w:pPr>
+        <w:spacing w:line="360" w:lineRule="exact"/>
+        <w:jc w:val="left"/>
+        <w:rPr>
+          <w:rFonts w:ascii="微软雅黑" w:eastAsia="微软雅黑" w:hAnsi="微软雅黑" w:hint="eastAsia"/>
+        </w:rPr>
+      </w:pPr>
+      <w:r>
+        <w:rPr>
+          <w:rFonts w:ascii="微软雅黑" w:eastAsia="微软雅黑" w:hAnsi="微软雅黑" w:hint="eastAsia"/>
+          <w:b/>
+          <w:bCs/>
+        </w:rPr>
+        <w:t>优点</w:t>
+      </w:r>
+      <w:r>
+        <w:rPr>
+          <w:rFonts w:ascii="微软雅黑" w:eastAsia="微软雅黑" w:hAnsi="微软雅黑" w:hint="eastAsia"/>
+        </w:rPr>
+        <w:t>：</w:t>
+      </w:r>
+    </w:p>
+    <w:p>
+      <w:pPr>
+        <w:spacing w:line="360" w:lineRule="exact"/>
+        <w:jc w:val="left"/>
+        <w:rPr>
+          <w:rFonts w:ascii="微软雅黑" w:eastAsia="微软雅黑" w:hAnsi="微软雅黑" w:hint="eastAsia"/>
+        </w:rPr>
+      </w:pPr>
+      <w:r>
+        <w:rPr>
+          <w:rFonts w:ascii="微软雅黑" w:eastAsia="微软雅黑" w:hAnsi="微软雅黑" w:hint="eastAsia"/>
+        </w:rPr>
+        <w:t>性价比高，不需要增加专门的硬件平台，当主机数量较少时性价比尤其突出；</w:t>
+      </w:r>
+    </w:p>
+    <w:p>
+      <w:pPr>
+        <w:spacing w:line="360" w:lineRule="exact"/>
+        <w:jc w:val="left"/>
+        <w:rPr>
+          <w:rFonts w:ascii="微软雅黑" w:eastAsia="微软雅黑" w:hAnsi="微软雅黑" w:hint="eastAsia"/>
+        </w:rPr>
+      </w:pPr>
+      <w:r>
+        <w:rPr>
+          <w:rFonts w:ascii="微软雅黑" w:eastAsia="微软雅黑" w:hAnsi="微软雅黑" w:hint="eastAsia"/>
+        </w:rPr>
+        <w:t>准确率高，主要监测用户在系统中的行为活动，这些行为能够准确的反映系统实时的状态，便于区分正常的行为和非法行为；</w:t>
+      </w:r>
+    </w:p>
+    <w:p>
+      <w:pPr>
+        <w:spacing w:line="360" w:lineRule="exact"/>
+        <w:jc w:val="left"/>
+        <w:rPr>
+          <w:rFonts w:ascii="微软雅黑" w:eastAsia="微软雅黑" w:hAnsi="微软雅黑" w:hint="eastAsia"/>
+        </w:rPr>
+      </w:pPr>
+      <w:r>
+        <w:rPr>
+          <w:rFonts w:ascii="微软雅黑" w:eastAsia="微软雅黑" w:hAnsi="微软雅黑" w:hint="eastAsia"/>
+        </w:rPr>
+        <w:t>对网络流量不敏感，不会因为网络流量的增加而丢掉对网络行为的监视；适合加密环境下的入侵检测。</w:t>
+      </w:r>
+    </w:p>
+    <w:p>
+      <w:pPr>
+        <w:spacing w:line="360" w:lineRule="exact"/>
+        <w:jc w:val="left"/>
+        <w:rPr>
+          <w:rFonts w:ascii="微软雅黑" w:eastAsia="微软雅黑" w:hAnsi="微软雅黑" w:hint="eastAsia"/>
+        </w:rPr>
+      </w:pPr>
+      <w:r>
+        <w:rPr>
+          <w:rFonts w:ascii="微软雅黑" w:eastAsia="微软雅黑" w:hAnsi="微软雅黑" w:hint="eastAsia"/>
+          <w:b/>
+          <w:bCs/>
+        </w:rPr>
+        <w:t>缺点</w:t>
+      </w:r>
+      <w:r>
+        <w:rPr>
+          <w:rFonts w:ascii="微软雅黑" w:eastAsia="微软雅黑" w:hAnsi="微软雅黑" w:hint="eastAsia"/>
+        </w:rPr>
+        <w:t>：</w:t>
+      </w:r>
+    </w:p>
+    <w:p>
+      <w:pPr>
+        <w:spacing w:line="360" w:lineRule="exact"/>
+        <w:jc w:val="left"/>
+        <w:rPr>
+          <w:rFonts w:ascii="微软雅黑" w:eastAsia="微软雅黑" w:hAnsi="微软雅黑" w:hint="eastAsia"/>
+        </w:rPr>
+      </w:pPr>
+      <w:r>
+        <w:rPr>
+          <w:rFonts w:ascii="微软雅黑" w:eastAsia="微软雅黑" w:hAnsi="微软雅黑" w:hint="eastAsia"/>
+        </w:rPr>
+        <w:t>与操作系统平台相关，可移植性差；</w:t>
+      </w:r>
+    </w:p>
+    <w:p>
+      <w:pPr>
+        <w:spacing w:line="360" w:lineRule="exact"/>
+        <w:jc w:val="left"/>
+        <w:rPr>
+          <w:rFonts w:ascii="微软雅黑" w:eastAsia="微软雅黑" w:hAnsi="微软雅黑" w:hint="eastAsia"/>
+        </w:rPr>
+      </w:pPr>
+      <w:r>
+        <w:rPr>
+          <w:rFonts w:ascii="微软雅黑" w:eastAsia="微软雅黑" w:hAnsi="微软雅黑" w:hint="eastAsia"/>
+        </w:rPr>
+        <w:t>需要在每个被检测主机上安装入侵检测系统，维护比较复杂；</w:t>
+      </w:r>
+    </w:p>
+    <w:p>
+      <w:pPr>
+        <w:spacing w:line="360" w:lineRule="exact"/>
+        <w:jc w:val="left"/>
+        <w:rPr>
+          <w:rFonts w:ascii="微软雅黑" w:eastAsia="微软雅黑" w:hAnsi="微软雅黑" w:hint="eastAsia"/>
+        </w:rPr>
+      </w:pPr>
+      <w:r>
+        <w:rPr>
+          <w:rFonts w:ascii="微软雅黑" w:eastAsia="微软雅黑" w:hAnsi="微软雅黑" w:hint="eastAsia"/>
+        </w:rPr>
+        <w:t>难以检测针对网络的攻击。</w:t>
+      </w:r>
+    </w:p>
+    <w:p>
+      <w:pPr>
+        <w:spacing w:line="360" w:lineRule="exact"/>
+        <w:jc w:val="left"/>
+        <w:rPr>
+          <w:rFonts w:ascii="微软雅黑" w:eastAsia="微软雅黑" w:hAnsi="微软雅黑" w:hint="eastAsia"/>
+        </w:rPr>
+      </w:pPr>
+    </w:p>
+    <w:p>
+      <w:pPr>
+        <w:spacing w:line="360" w:lineRule="exact"/>
+        <w:jc w:val="left"/>
+        <w:rPr>
+          <w:rFonts w:ascii="微软雅黑" w:eastAsia="微软雅黑" w:hAnsi="微软雅黑" w:hint="eastAsia"/>
+        </w:rPr>
+      </w:pPr>
+      <w:r>
+        <w:rPr>
+          <w:rFonts w:ascii="微软雅黑" w:eastAsia="微软雅黑" w:hAnsi="微软雅黑" w:hint="eastAsia"/>
+        </w:rPr>
+        <w:t>基于网络的入侵检测系统</w:t>
+      </w:r>
+    </w:p>
+    <w:p>
+      <w:pPr>
+        <w:spacing w:line="360" w:lineRule="exact"/>
+        <w:jc w:val="left"/>
+        <w:rPr>
+          <w:rFonts w:ascii="微软雅黑" w:eastAsia="微软雅黑" w:hAnsi="微软雅黑" w:hint="eastAsia"/>
+        </w:rPr>
+      </w:pPr>
+      <w:r>
+        <w:rPr>
+          <w:rFonts w:ascii="微软雅黑" w:eastAsia="微软雅黑" w:hAnsi="微软雅黑" w:hint="eastAsia"/>
+          <w:b/>
+          <w:bCs/>
+        </w:rPr>
+        <w:t>优点</w:t>
+      </w:r>
+      <w:r>
+        <w:rPr>
+          <w:rFonts w:ascii="微软雅黑" w:eastAsia="微软雅黑" w:hAnsi="微软雅黑" w:hint="eastAsia"/>
+        </w:rPr>
+        <w:t>：</w:t>
+      </w:r>
+    </w:p>
+    <w:p>
+      <w:pPr>
+        <w:spacing w:line="360" w:lineRule="exact"/>
+        <w:jc w:val="left"/>
+        <w:rPr>
+          <w:rFonts w:ascii="微软雅黑" w:eastAsia="微软雅黑" w:hAnsi="微软雅黑" w:hint="eastAsia"/>
+        </w:rPr>
+      </w:pPr>
+      <w:r>
+        <w:rPr>
+          <w:rFonts w:ascii="微软雅黑" w:eastAsia="微软雅黑" w:hAnsi="微软雅黑" w:hint="eastAsia"/>
+        </w:rPr>
+        <w:t>对用户透明，隐蔽性好，使用便捷，不容易遭受来自网络上的攻击；</w:t>
+      </w:r>
+    </w:p>
+    <w:p>
+      <w:pPr>
+        <w:spacing w:line="360" w:lineRule="exact"/>
+        <w:jc w:val="left"/>
+        <w:rPr>
+          <w:rFonts w:ascii="微软雅黑" w:eastAsia="微软雅黑" w:hAnsi="微软雅黑" w:hint="eastAsia"/>
+        </w:rPr>
+      </w:pPr>
+      <w:r>
+        <w:rPr>
+          <w:rFonts w:ascii="微软雅黑" w:eastAsia="微软雅黑" w:hAnsi="微软雅黑" w:hint="eastAsia"/>
+        </w:rPr>
+        <w:t>与被检测的系统平台无关</w:t>
+      </w:r>
+      <w:r>
+        <w:rPr>
+          <w:rFonts w:ascii="微软雅黑" w:eastAsia="微软雅黑" w:hAnsi="微软雅黑"/>
+        </w:rPr>
+        <w:t>，可移植性好</w:t>
+      </w:r>
+      <w:r>
+        <w:rPr>
+          <w:rFonts w:ascii="微软雅黑" w:eastAsia="微软雅黑" w:hAnsi="微软雅黑" w:hint="eastAsia"/>
+        </w:rPr>
+        <w:t>；</w:t>
+      </w:r>
+    </w:p>
+    <w:p>
+      <w:pPr>
+        <w:spacing w:line="360" w:lineRule="exact"/>
+        <w:jc w:val="left"/>
+        <w:rPr>
+          <w:rFonts w:ascii="微软雅黑" w:eastAsia="微软雅黑" w:hAnsi="微软雅黑" w:hint="eastAsia"/>
+        </w:rPr>
+      </w:pPr>
+      <w:r>
+        <w:rPr>
+          <w:rFonts w:ascii="微软雅黑" w:eastAsia="微软雅黑" w:hAnsi="微软雅黑" w:hint="eastAsia"/>
+        </w:rPr>
+        <w:t>利用独立的计算机完成检测工作，不会给运行关键业务的主机带来负载上的增加；</w:t>
+      </w:r>
+    </w:p>
+    <w:p>
+      <w:pPr>
+        <w:spacing w:line="360" w:lineRule="exact"/>
+        <w:jc w:val="left"/>
+        <w:rPr>
+          <w:rFonts w:ascii="微软雅黑" w:eastAsia="微软雅黑" w:hAnsi="微软雅黑" w:hint="eastAsia"/>
+        </w:rPr>
+      </w:pPr>
+      <w:r>
+        <w:rPr>
+          <w:rFonts w:ascii="微软雅黑" w:eastAsia="微软雅黑" w:hAnsi="微软雅黑" w:hint="eastAsia"/>
+        </w:rPr>
+        <w:t>攻击者不易转移证据。</w:t>
+      </w:r>
+    </w:p>
+    <w:p>
+      <w:pPr>
+        <w:spacing w:line="360" w:lineRule="exact"/>
+        <w:jc w:val="left"/>
+        <w:rPr>
+          <w:rFonts w:ascii="微软雅黑" w:eastAsia="微软雅黑" w:hAnsi="微软雅黑" w:hint="eastAsia"/>
+        </w:rPr>
+      </w:pPr>
+      <w:r>
+        <w:rPr>
+          <w:rFonts w:ascii="微软雅黑" w:eastAsia="微软雅黑" w:hAnsi="微软雅黑" w:hint="eastAsia"/>
+          <w:b/>
+          <w:bCs/>
+        </w:rPr>
+        <w:t>缺点</w:t>
+      </w:r>
+      <w:r>
+        <w:rPr>
+          <w:rFonts w:ascii="微软雅黑" w:eastAsia="微软雅黑" w:hAnsi="微软雅黑" w:hint="eastAsia"/>
+        </w:rPr>
+        <w:t>：</w:t>
+      </w:r>
+    </w:p>
+    <w:p>
+      <w:pPr>
+        <w:spacing w:line="360" w:lineRule="exact"/>
+        <w:jc w:val="left"/>
+        <w:rPr>
+          <w:rFonts w:ascii="微软雅黑" w:eastAsia="微软雅黑" w:hAnsi="微软雅黑" w:hint="eastAsia"/>
+        </w:rPr>
+      </w:pPr>
+      <w:r>
+        <w:rPr>
+          <w:rFonts w:ascii="微软雅黑" w:eastAsia="微软雅黑" w:hAnsi="微软雅黑" w:hint="eastAsia"/>
+        </w:rPr>
+        <w:t>无法检测到来自网络内部的攻击及内部合法用户的误用行为；</w:t>
+      </w:r>
+    </w:p>
+    <w:p>
+      <w:pPr>
+        <w:spacing w:line="360" w:lineRule="exact"/>
+        <w:jc w:val="left"/>
+        <w:rPr>
+          <w:rFonts w:ascii="微软雅黑" w:eastAsia="微软雅黑" w:hAnsi="微软雅黑" w:hint="eastAsia"/>
+        </w:rPr>
+      </w:pPr>
+      <w:r>
+        <w:rPr>
+          <w:rFonts w:ascii="微软雅黑" w:eastAsia="微软雅黑" w:hAnsi="微软雅黑" w:hint="eastAsia"/>
+        </w:rPr>
+        <w:t>无法分析所传输的加密数据报文；</w:t>
+      </w:r>
+    </w:p>
+    <w:p>
+      <w:pPr>
+        <w:spacing w:line="360" w:lineRule="exact"/>
+        <w:jc w:val="left"/>
+        <w:rPr>
+          <w:rFonts w:ascii="微软雅黑" w:eastAsia="微软雅黑" w:hAnsi="微软雅黑" w:hint="eastAsia"/>
+        </w:rPr>
+      </w:pPr>
+      <w:r>
+        <w:rPr>
+          <w:rFonts w:ascii="微软雅黑" w:eastAsia="微软雅黑" w:hAnsi="微软雅黑" w:hint="eastAsia"/>
+        </w:rPr>
+        <w:t>需要对所有的网络报文进行采集分析，主机的负荷比较大，且易受</w:t>
+      </w:r>
+      <w:r>
+        <w:rPr>
+          <w:rFonts w:ascii="微软雅黑" w:eastAsia="微软雅黑" w:hAnsi="微软雅黑"/>
+        </w:rPr>
+        <w:t>DoS攻击。</w:t>
       </w:r>
     </w:p>
     <w:p>
@@ -22530,399 +24382,32 @@
           <w:rFonts w:hint="eastAsia"/>
         </w:rPr>
       </w:pPr>
-      <w:bookmarkStart w:id="33" w:name="_Toc209170018"/>
-      <w:r>
-        <w:t>基于网络和基于主机的入侵检测系统的优缺点</w:t>
+      <w:bookmarkStart w:id="33" w:name="_Toc209170019"/>
+      <w:r>
+        <w:rPr>
+          <w:rFonts w:hint="eastAsia"/>
+        </w:rPr>
+        <w:t xml:space="preserve">入侵检测系统 </w:t>
+      </w:r>
+      <w:r>
+        <w:t>基于异常和误⽤</w:t>
+      </w:r>
+      <w:r>
+        <w:rPr>
+          <w:rFonts w:hint="eastAsia"/>
+        </w:rPr>
+        <w:t>的IDS</w:t>
+      </w:r>
+      <w:r>
+        <w:t xml:space="preserve"> </w:t>
+      </w:r>
+      <w:r>
+        <w:rPr>
+          <w:rFonts w:hint="eastAsia"/>
+        </w:rPr>
+        <w:t>(2020 2023 2025)</w:t>
       </w:r>
       <w:bookmarkEnd w:id="33"/>
-    </w:p>
-    <w:p>
-      <w:pPr>
-        <w:spacing w:line="360" w:lineRule="exact"/>
-        <w:jc w:val="left"/>
-        <w:rPr>
-          <w:rFonts w:ascii="微软雅黑" w:eastAsia="微软雅黑" w:hAnsi="微软雅黑" w:hint="eastAsia"/>
-        </w:rPr>
-      </w:pPr>
-      <w:r>
-        <w:rPr>
-          <w:rFonts w:ascii="微软雅黑" w:eastAsia="微软雅黑" w:hAnsi="微软雅黑" w:hint="eastAsia"/>
-        </w:rPr>
-        <w:t>基于主机的入侵检测系统</w:t>
-      </w:r>
-    </w:p>
-    <w:p>
-      <w:pPr>
-        <w:spacing w:line="360" w:lineRule="exact"/>
-        <w:jc w:val="left"/>
-        <w:rPr>
-          <w:rFonts w:ascii="微软雅黑" w:eastAsia="微软雅黑" w:hAnsi="微软雅黑" w:hint="eastAsia"/>
-        </w:rPr>
-      </w:pPr>
-      <w:r>
-        <w:rPr>
-          <w:rFonts w:ascii="微软雅黑" w:eastAsia="微软雅黑" w:hAnsi="微软雅黑" w:hint="eastAsia"/>
-          <w:b/>
-          <w:bCs/>
-        </w:rPr>
-        <w:t>优点</w:t>
-      </w:r>
-      <w:r>
-        <w:rPr>
-          <w:rFonts w:ascii="微软雅黑" w:eastAsia="微软雅黑" w:hAnsi="微软雅黑" w:hint="eastAsia"/>
-        </w:rPr>
-        <w:t>：</w:t>
-      </w:r>
-    </w:p>
-    <w:p>
-      <w:pPr>
-        <w:spacing w:line="360" w:lineRule="exact"/>
-        <w:jc w:val="left"/>
-        <w:rPr>
-          <w:rFonts w:ascii="微软雅黑" w:eastAsia="微软雅黑" w:hAnsi="微软雅黑" w:hint="eastAsia"/>
-        </w:rPr>
-      </w:pPr>
-      <w:r>
-        <w:rPr>
-          <w:rFonts w:ascii="微软雅黑" w:eastAsia="微软雅黑" w:hAnsi="微软雅黑" w:hint="eastAsia"/>
-        </w:rPr>
-        <w:t>性价比高，不需要增加专门的硬件平台，当主机数量较少时性价比尤其突出；</w:t>
-      </w:r>
-    </w:p>
-    <w:p>
-      <w:pPr>
-        <w:spacing w:line="360" w:lineRule="exact"/>
-        <w:jc w:val="left"/>
-        <w:rPr>
-          <w:rFonts w:ascii="微软雅黑" w:eastAsia="微软雅黑" w:hAnsi="微软雅黑" w:hint="eastAsia"/>
-        </w:rPr>
-      </w:pPr>
-      <w:r>
-        <w:rPr>
-          <w:rFonts w:ascii="微软雅黑" w:eastAsia="微软雅黑" w:hAnsi="微软雅黑" w:hint="eastAsia"/>
-        </w:rPr>
-        <w:t>准确率高，主要监测用户在系统中的行为活动，这些行为能够准确的反映系统实时的状态，便于区分正常的行为和非法行为；</w:t>
-      </w:r>
-    </w:p>
-    <w:p>
-      <w:pPr>
-        <w:spacing w:line="360" w:lineRule="exact"/>
-        <w:jc w:val="left"/>
-        <w:rPr>
-          <w:rFonts w:ascii="微软雅黑" w:eastAsia="微软雅黑" w:hAnsi="微软雅黑" w:hint="eastAsia"/>
-        </w:rPr>
-      </w:pPr>
-      <w:r>
-        <w:rPr>
-          <w:rFonts w:ascii="微软雅黑" w:eastAsia="微软雅黑" w:hAnsi="微软雅黑" w:hint="eastAsia"/>
-        </w:rPr>
-        <w:t>对网络流量不敏感，不会因为网络流量的增加而丢掉对网络行为的监视；适合加密环境下的入侵检测。</w:t>
-      </w:r>
-    </w:p>
-    <w:p>
-      <w:pPr>
-        <w:spacing w:line="360" w:lineRule="exact"/>
-        <w:jc w:val="left"/>
-        <w:rPr>
-          <w:rFonts w:ascii="微软雅黑" w:eastAsia="微软雅黑" w:hAnsi="微软雅黑" w:hint="eastAsia"/>
-        </w:rPr>
-      </w:pPr>
-      <w:r>
-        <w:rPr>
-          <w:rFonts w:ascii="微软雅黑" w:eastAsia="微软雅黑" w:hAnsi="微软雅黑" w:hint="eastAsia"/>
-          <w:b/>
-          <w:bCs/>
-        </w:rPr>
-        <w:t>缺点</w:t>
-      </w:r>
-      <w:r>
-        <w:rPr>
-          <w:rFonts w:ascii="微软雅黑" w:eastAsia="微软雅黑" w:hAnsi="微软雅黑" w:hint="eastAsia"/>
-        </w:rPr>
-        <w:t>：</w:t>
-      </w:r>
-    </w:p>
-    <w:p>
-      <w:pPr>
-        <w:spacing w:line="360" w:lineRule="exact"/>
-        <w:jc w:val="left"/>
-        <w:rPr>
-          <w:rFonts w:ascii="微软雅黑" w:eastAsia="微软雅黑" w:hAnsi="微软雅黑" w:hint="eastAsia"/>
-        </w:rPr>
-      </w:pPr>
-      <w:r>
-        <w:rPr>
-          <w:rFonts w:ascii="微软雅黑" w:eastAsia="微软雅黑" w:hAnsi="微软雅黑" w:hint="eastAsia"/>
-        </w:rPr>
-        <w:t>与操作系统平台相关，可移植性差；</w:t>
-      </w:r>
-    </w:p>
-    <w:p>
-      <w:pPr>
-        <w:spacing w:line="360" w:lineRule="exact"/>
-        <w:jc w:val="left"/>
-        <w:rPr>
-          <w:rFonts w:ascii="微软雅黑" w:eastAsia="微软雅黑" w:hAnsi="微软雅黑" w:hint="eastAsia"/>
-        </w:rPr>
-      </w:pPr>
-      <w:r>
-        <w:rPr>
-          <w:rFonts w:ascii="微软雅黑" w:eastAsia="微软雅黑" w:hAnsi="微软雅黑" w:hint="eastAsia"/>
-        </w:rPr>
-        <w:t>需要在每个被检测主机上安装入侵检测系统，维护比较复杂；</w:t>
-      </w:r>
-    </w:p>
-    <w:p>
-      <w:pPr>
-        <w:spacing w:line="360" w:lineRule="exact"/>
-        <w:jc w:val="left"/>
-        <w:rPr>
-          <w:rFonts w:ascii="微软雅黑" w:eastAsia="微软雅黑" w:hAnsi="微软雅黑" w:hint="eastAsia"/>
-        </w:rPr>
-      </w:pPr>
-      <w:r>
-        <w:rPr>
-          <w:rFonts w:ascii="微软雅黑" w:eastAsia="微软雅黑" w:hAnsi="微软雅黑" w:hint="eastAsia"/>
-        </w:rPr>
-        <w:t>难以检测针对网络的攻击。</w:t>
-      </w:r>
-    </w:p>
-    <w:p>
-      <w:pPr>
-        <w:spacing w:line="360" w:lineRule="exact"/>
-        <w:jc w:val="left"/>
-        <w:rPr>
-          <w:rFonts w:ascii="微软雅黑" w:eastAsia="微软雅黑" w:hAnsi="微软雅黑" w:hint="eastAsia"/>
-        </w:rPr>
-      </w:pPr>
-    </w:p>
-    <w:p>
-      <w:pPr>
-        <w:spacing w:line="360" w:lineRule="exact"/>
-        <w:jc w:val="left"/>
-        <w:rPr>
-          <w:rFonts w:ascii="微软雅黑" w:eastAsia="微软雅黑" w:hAnsi="微软雅黑" w:hint="eastAsia"/>
-        </w:rPr>
-      </w:pPr>
-      <w:r>
-        <w:rPr>
-          <w:rFonts w:ascii="微软雅黑" w:eastAsia="微软雅黑" w:hAnsi="微软雅黑" w:hint="eastAsia"/>
-        </w:rPr>
-        <w:t>基于网络的入侵检测系统</w:t>
-      </w:r>
-    </w:p>
-    <w:p>
-      <w:pPr>
-        <w:spacing w:line="360" w:lineRule="exact"/>
-        <w:jc w:val="left"/>
-        <w:rPr>
-          <w:rFonts w:ascii="微软雅黑" w:eastAsia="微软雅黑" w:hAnsi="微软雅黑" w:hint="eastAsia"/>
-        </w:rPr>
-      </w:pPr>
-      <w:r>
-        <w:rPr>
-          <w:rFonts w:ascii="微软雅黑" w:eastAsia="微软雅黑" w:hAnsi="微软雅黑" w:hint="eastAsia"/>
-          <w:b/>
-          <w:bCs/>
-        </w:rPr>
-        <w:t>优点</w:t>
-      </w:r>
-      <w:r>
-        <w:rPr>
-          <w:rFonts w:ascii="微软雅黑" w:eastAsia="微软雅黑" w:hAnsi="微软雅黑" w:hint="eastAsia"/>
-        </w:rPr>
-        <w:t>：</w:t>
-      </w:r>
-    </w:p>
-    <w:p>
-      <w:pPr>
-        <w:spacing w:line="360" w:lineRule="exact"/>
-        <w:jc w:val="left"/>
-        <w:rPr>
-          <w:rFonts w:ascii="微软雅黑" w:eastAsia="微软雅黑" w:hAnsi="微软雅黑" w:hint="eastAsia"/>
-        </w:rPr>
-      </w:pPr>
-      <w:r>
-        <w:rPr>
-          <w:rFonts w:ascii="微软雅黑" w:eastAsia="微软雅黑" w:hAnsi="微软雅黑" w:hint="eastAsia"/>
-        </w:rPr>
-        <w:lastRenderedPageBreak/>
-        <w:t>对用户透明，隐蔽性好，使用便捷，不容易遭受来自网络上的攻击；</w:t>
-      </w:r>
-    </w:p>
-    <w:p>
-      <w:pPr>
-        <w:spacing w:line="360" w:lineRule="exact"/>
-        <w:jc w:val="left"/>
-        <w:rPr>
-          <w:rFonts w:ascii="微软雅黑" w:eastAsia="微软雅黑" w:hAnsi="微软雅黑" w:hint="eastAsia"/>
-        </w:rPr>
-      </w:pPr>
-      <w:r>
-        <w:rPr>
-          <w:rFonts w:ascii="微软雅黑" w:eastAsia="微软雅黑" w:hAnsi="微软雅黑" w:hint="eastAsia"/>
-        </w:rPr>
-        <w:t>与被检测的系统平台无关</w:t>
-      </w:r>
-      <w:r>
-        <w:rPr>
-          <w:rFonts w:ascii="微软雅黑" w:eastAsia="微软雅黑" w:hAnsi="微软雅黑"/>
-        </w:rPr>
-        <w:t>，可移植性好</w:t>
-      </w:r>
-      <w:r>
-        <w:rPr>
-          <w:rFonts w:ascii="微软雅黑" w:eastAsia="微软雅黑" w:hAnsi="微软雅黑" w:hint="eastAsia"/>
-        </w:rPr>
-        <w:t>；</w:t>
-      </w:r>
-    </w:p>
-    <w:p>
-      <w:pPr>
-        <w:spacing w:line="360" w:lineRule="exact"/>
-        <w:jc w:val="left"/>
-        <w:rPr>
-          <w:rFonts w:ascii="微软雅黑" w:eastAsia="微软雅黑" w:hAnsi="微软雅黑" w:hint="eastAsia"/>
-        </w:rPr>
-      </w:pPr>
-      <w:r>
-        <w:rPr>
-          <w:rFonts w:ascii="微软雅黑" w:eastAsia="微软雅黑" w:hAnsi="微软雅黑" w:hint="eastAsia"/>
-        </w:rPr>
-        <w:t>利用独立的计算机完成检测工作，不会给运行关键业务的主机带来负载上的增加；</w:t>
-      </w:r>
-    </w:p>
-    <w:p>
-      <w:pPr>
-        <w:spacing w:line="360" w:lineRule="exact"/>
-        <w:jc w:val="left"/>
-        <w:rPr>
-          <w:rFonts w:ascii="微软雅黑" w:eastAsia="微软雅黑" w:hAnsi="微软雅黑" w:hint="eastAsia"/>
-        </w:rPr>
-      </w:pPr>
-      <w:r>
-        <w:rPr>
-          <w:rFonts w:ascii="微软雅黑" w:eastAsia="微软雅黑" w:hAnsi="微软雅黑" w:hint="eastAsia"/>
-        </w:rPr>
-        <w:t>攻击者不易转移证据。</w:t>
-      </w:r>
-    </w:p>
-    <w:p>
-      <w:pPr>
-        <w:spacing w:line="360" w:lineRule="exact"/>
-        <w:jc w:val="left"/>
-        <w:rPr>
-          <w:rFonts w:ascii="微软雅黑" w:eastAsia="微软雅黑" w:hAnsi="微软雅黑" w:hint="eastAsia"/>
-        </w:rPr>
-      </w:pPr>
-      <w:r>
-        <w:rPr>
-          <w:rFonts w:ascii="微软雅黑" w:eastAsia="微软雅黑" w:hAnsi="微软雅黑" w:hint="eastAsia"/>
-          <w:b/>
-          <w:bCs/>
-        </w:rPr>
-        <w:t>缺点</w:t>
-      </w:r>
-      <w:r>
-        <w:rPr>
-          <w:rFonts w:ascii="微软雅黑" w:eastAsia="微软雅黑" w:hAnsi="微软雅黑" w:hint="eastAsia"/>
-        </w:rPr>
-        <w:t>：</w:t>
-      </w:r>
-    </w:p>
-    <w:p>
-      <w:pPr>
-        <w:spacing w:line="360" w:lineRule="exact"/>
-        <w:jc w:val="left"/>
-        <w:rPr>
-          <w:rFonts w:ascii="微软雅黑" w:eastAsia="微软雅黑" w:hAnsi="微软雅黑" w:hint="eastAsia"/>
-        </w:rPr>
-      </w:pPr>
-      <w:r>
-        <w:rPr>
-          <w:rFonts w:ascii="微软雅黑" w:eastAsia="微软雅黑" w:hAnsi="微软雅黑" w:hint="eastAsia"/>
-        </w:rPr>
-        <w:t>无法检测到来自网络内部的攻击及内部合法用户的误用行为；</w:t>
-      </w:r>
-    </w:p>
-    <w:p>
-      <w:pPr>
-        <w:spacing w:line="360" w:lineRule="exact"/>
-        <w:jc w:val="left"/>
-        <w:rPr>
-          <w:rFonts w:ascii="微软雅黑" w:eastAsia="微软雅黑" w:hAnsi="微软雅黑" w:hint="eastAsia"/>
-        </w:rPr>
-      </w:pPr>
-      <w:r>
-        <w:rPr>
-          <w:rFonts w:ascii="微软雅黑" w:eastAsia="微软雅黑" w:hAnsi="微软雅黑" w:hint="eastAsia"/>
-        </w:rPr>
-        <w:t>无法分析所传输的加密数据报文；</w:t>
-      </w:r>
-    </w:p>
-    <w:p>
-      <w:pPr>
-        <w:spacing w:line="360" w:lineRule="exact"/>
-        <w:jc w:val="left"/>
-        <w:rPr>
-          <w:rFonts w:ascii="微软雅黑" w:eastAsia="微软雅黑" w:hAnsi="微软雅黑" w:hint="eastAsia"/>
-        </w:rPr>
-      </w:pPr>
-      <w:r>
-        <w:rPr>
-          <w:rFonts w:ascii="微软雅黑" w:eastAsia="微软雅黑" w:hAnsi="微软雅黑" w:hint="eastAsia"/>
-        </w:rPr>
-        <w:t>需要对所有的网络报文进行采集分析，主机的负荷比较大，且易受</w:t>
-      </w:r>
-      <w:r>
-        <w:rPr>
-          <w:rFonts w:ascii="微软雅黑" w:eastAsia="微软雅黑" w:hAnsi="微软雅黑"/>
-        </w:rPr>
-        <w:t>DoS攻击。</w:t>
-      </w:r>
-    </w:p>
-    <w:p>
-      <w:pPr>
-        <w:spacing w:line="360" w:lineRule="exact"/>
-        <w:jc w:val="left"/>
-        <w:rPr>
-          <w:rFonts w:ascii="微软雅黑" w:eastAsia="微软雅黑" w:hAnsi="微软雅黑" w:hint="eastAsia"/>
-        </w:rPr>
-      </w:pPr>
-    </w:p>
-    <w:p>
-      <w:pPr>
-        <w:pStyle w:val="2"/>
-        <w:rPr>
-          <w:rFonts w:hint="eastAsia"/>
-        </w:rPr>
-      </w:pPr>
-      <w:bookmarkStart w:id="34" w:name="_Toc209170019"/>
-      <w:r>
-        <w:rPr>
-          <w:rFonts w:hint="eastAsia"/>
-        </w:rPr>
-        <w:t xml:space="preserve">入侵检测系统 </w:t>
-      </w:r>
-      <w:r>
-        <w:t>基于异常和误⽤</w:t>
-      </w:r>
-      <w:r>
-        <w:rPr>
-          <w:rFonts w:hint="eastAsia"/>
-        </w:rPr>
-        <w:t>的IDS</w:t>
-      </w:r>
-      <w:r>
-        <w:t xml:space="preserve"> </w:t>
-      </w:r>
-      <w:r>
-        <w:rPr>
-          <w:rFonts w:hint="eastAsia"/>
-        </w:rPr>
-        <w:t>(2020 2023 2025)</w:t>
-      </w:r>
-      <w:bookmarkEnd w:id="34"/>
     </w:p>
     <w:p>
       <w:pPr>
@@ -23176,6 +24661,7 @@
         <w:rPr>
           <w:rFonts w:ascii="微软雅黑" w:eastAsia="微软雅黑" w:hAnsi="微软雅黑"/>
         </w:rPr>
+        <w:lastRenderedPageBreak/>
         <w:t>2、专家系统法: 使⽤IF、then的规则形式，实现较为简单，处理速度慢，维护规 则库复杂。</w:t>
       </w:r>
     </w:p>
@@ -23596,7 +25082,7 @@
           <w:rFonts w:hint="eastAsia"/>
         </w:rPr>
       </w:pPr>
-      <w:bookmarkStart w:id="35" w:name="_Toc209170020"/>
+      <w:bookmarkStart w:id="34" w:name="_Toc209170020"/>
       <w:r>
         <w:t>应用层防火墙能否完全取代入侵检测系统</w:t>
       </w:r>
@@ -23615,7 +25101,7 @@
         </w:rPr>
         <w:t>（2018）</w:t>
       </w:r>
-      <w:bookmarkEnd w:id="35"/>
+      <w:bookmarkEnd w:id="34"/>
     </w:p>
     <w:p>
       <w:pPr>
@@ -23793,11 +25279,11 @@
           <w:rFonts w:hint="eastAsia"/>
         </w:rPr>
       </w:pPr>
-      <w:bookmarkStart w:id="36" w:name="_Toc209170021"/>
+      <w:bookmarkStart w:id="35" w:name="_Toc209170021"/>
       <w:r>
         <w:t>DRM结构原理</w:t>
       </w:r>
-      <w:bookmarkEnd w:id="36"/>
+      <w:bookmarkEnd w:id="35"/>
     </w:p>
     <w:p>
       <w:pPr>
@@ -23826,6 +25312,7 @@
         <w:rPr>
           <w:rFonts w:ascii="微软雅黑" w:eastAsia="微软雅黑" w:hAnsi="微软雅黑" w:hint="eastAsia"/>
         </w:rPr>
+        <w:lastRenderedPageBreak/>
         <w:t>服务器主要功能是管理版权文件的分发与授权。</w:t>
       </w:r>
     </w:p>
@@ -23860,138 +25347,137 @@
           <w:rFonts w:hint="eastAsia"/>
         </w:rPr>
       </w:pPr>
-      <w:bookmarkStart w:id="37" w:name="_Hlk118754983"/>
-      <w:bookmarkStart w:id="38" w:name="_Toc209170022"/>
+      <w:bookmarkStart w:id="36" w:name="_Hlk118754983"/>
+      <w:bookmarkStart w:id="37" w:name="_Toc209170022"/>
       <w:r>
         <w:t>数字水印的工作原理</w:t>
       </w:r>
+      <w:bookmarkEnd w:id="37"/>
+    </w:p>
+    <w:p>
+      <w:pPr>
+        <w:spacing w:line="360" w:lineRule="exact"/>
+        <w:jc w:val="left"/>
+        <w:rPr>
+          <w:rFonts w:ascii="微软雅黑" w:eastAsia="微软雅黑" w:hAnsi="微软雅黑" w:hint="eastAsia"/>
+        </w:rPr>
+      </w:pPr>
+      <w:r>
+        <w:rPr>
+          <w:rFonts w:ascii="微软雅黑" w:eastAsia="微软雅黑" w:hAnsi="微软雅黑" w:hint="eastAsia"/>
+        </w:rPr>
+        <w:t>一般包括三个基本方面：水印的</w:t>
+      </w:r>
+      <w:r>
+        <w:rPr>
+          <w:rFonts w:ascii="微软雅黑" w:eastAsia="微软雅黑" w:hAnsi="微软雅黑" w:hint="eastAsia"/>
+          <w:b/>
+          <w:bCs/>
+        </w:rPr>
+        <w:t>形成</w:t>
+      </w:r>
+      <w:r>
+        <w:rPr>
+          <w:rFonts w:ascii="微软雅黑" w:eastAsia="微软雅黑" w:hAnsi="微软雅黑" w:hint="eastAsia"/>
+        </w:rPr>
+        <w:t>，水印的</w:t>
+      </w:r>
+      <w:r>
+        <w:rPr>
+          <w:rFonts w:ascii="微软雅黑" w:eastAsia="微软雅黑" w:hAnsi="微软雅黑" w:hint="eastAsia"/>
+          <w:b/>
+          <w:bCs/>
+        </w:rPr>
+        <w:t>嵌入</w:t>
+      </w:r>
+      <w:r>
+        <w:rPr>
+          <w:rFonts w:ascii="微软雅黑" w:eastAsia="微软雅黑" w:hAnsi="微软雅黑" w:hint="eastAsia"/>
+        </w:rPr>
+        <w:t>和水印的</w:t>
+      </w:r>
+      <w:r>
+        <w:rPr>
+          <w:rFonts w:ascii="微软雅黑" w:eastAsia="微软雅黑" w:hAnsi="微软雅黑" w:hint="eastAsia"/>
+          <w:b/>
+          <w:bCs/>
+        </w:rPr>
+        <w:t>检测</w:t>
+      </w:r>
+      <w:r>
+        <w:rPr>
+          <w:rFonts w:ascii="微软雅黑" w:eastAsia="微软雅黑" w:hAnsi="微软雅黑" w:hint="eastAsia"/>
+        </w:rPr>
+        <w:t>。</w:t>
+      </w:r>
+    </w:p>
+    <w:p>
+      <w:pPr>
+        <w:spacing w:line="360" w:lineRule="exact"/>
+        <w:jc w:val="left"/>
+        <w:rPr>
+          <w:rFonts w:ascii="微软雅黑" w:eastAsia="微软雅黑" w:hAnsi="微软雅黑" w:hint="eastAsia"/>
+        </w:rPr>
+      </w:pPr>
+    </w:p>
+    <w:p>
+      <w:pPr>
+        <w:spacing w:line="360" w:lineRule="exact"/>
+        <w:jc w:val="left"/>
+        <w:rPr>
+          <w:rFonts w:ascii="微软雅黑" w:eastAsia="微软雅黑" w:hAnsi="微软雅黑" w:hint="eastAsia"/>
+        </w:rPr>
+      </w:pPr>
+      <w:r>
+        <w:rPr>
+          <w:rFonts w:ascii="微软雅黑" w:eastAsia="微软雅黑" w:hAnsi="微软雅黑" w:hint="eastAsia"/>
+        </w:rPr>
+        <w:t>水印的形成是指选择有意义的数据，以特定的方式形成水印信息。水印的嵌入分为输入，嵌入处理与输出三部分，输入包括原始宿主文件，水印信息与密码；嵌入处理的主要任务是对原始文件进行分析选择嵌入点，将水印信息以一种特定的方式嵌入到一个或多个嵌入点，在整个过程中可能需要密码参与。输出是指将处理的数据整理为带有水印的信息文件。水印的检测分为两个工作，分别为检测水印是否存在（盲水印检测和非盲水印检测）和提取水印信息。</w:t>
+      </w:r>
+    </w:p>
+    <w:bookmarkEnd w:id="36"/>
+    <w:p>
+      <w:pPr>
+        <w:spacing w:line="360" w:lineRule="exact"/>
+        <w:jc w:val="left"/>
+        <w:rPr>
+          <w:rFonts w:ascii="微软雅黑" w:eastAsia="微软雅黑" w:hAnsi="微软雅黑" w:hint="eastAsia"/>
+        </w:rPr>
+      </w:pPr>
+    </w:p>
+    <w:p>
+      <w:pPr>
+        <w:pStyle w:val="2"/>
+        <w:rPr>
+          <w:rFonts w:hint="eastAsia"/>
+        </w:rPr>
+      </w:pPr>
+      <w:bookmarkStart w:id="38" w:name="_Toc209170023"/>
+      <w:r>
+        <w:rPr>
+          <w:rFonts w:hint="eastAsia"/>
+        </w:rPr>
+        <w:t>CC</w:t>
+      </w:r>
+      <w:r>
+        <w:t>与</w:t>
+      </w:r>
+      <w:r>
+        <w:rPr>
+          <w:rFonts w:hint="eastAsia"/>
+        </w:rPr>
+        <w:t>BS</w:t>
+      </w:r>
+      <w:r>
+        <w:t>7799</w:t>
+      </w:r>
+      <w:r>
+        <w:rPr>
+          <w:rFonts w:hint="eastAsia"/>
+        </w:rPr>
+        <w:t>的定义 (2019)</w:t>
+      </w:r>
       <w:bookmarkEnd w:id="38"/>
-    </w:p>
-    <w:p>
-      <w:pPr>
-        <w:spacing w:line="360" w:lineRule="exact"/>
-        <w:jc w:val="left"/>
-        <w:rPr>
-          <w:rFonts w:ascii="微软雅黑" w:eastAsia="微软雅黑" w:hAnsi="微软雅黑" w:hint="eastAsia"/>
-        </w:rPr>
-      </w:pPr>
-      <w:r>
-        <w:rPr>
-          <w:rFonts w:ascii="微软雅黑" w:eastAsia="微软雅黑" w:hAnsi="微软雅黑" w:hint="eastAsia"/>
-        </w:rPr>
-        <w:t>一般包括三个基本方面：水印的</w:t>
-      </w:r>
-      <w:r>
-        <w:rPr>
-          <w:rFonts w:ascii="微软雅黑" w:eastAsia="微软雅黑" w:hAnsi="微软雅黑" w:hint="eastAsia"/>
-          <w:b/>
-          <w:bCs/>
-        </w:rPr>
-        <w:t>形成</w:t>
-      </w:r>
-      <w:r>
-        <w:rPr>
-          <w:rFonts w:ascii="微软雅黑" w:eastAsia="微软雅黑" w:hAnsi="微软雅黑" w:hint="eastAsia"/>
-        </w:rPr>
-        <w:t>，水印的</w:t>
-      </w:r>
-      <w:r>
-        <w:rPr>
-          <w:rFonts w:ascii="微软雅黑" w:eastAsia="微软雅黑" w:hAnsi="微软雅黑" w:hint="eastAsia"/>
-          <w:b/>
-          <w:bCs/>
-        </w:rPr>
-        <w:t>嵌入</w:t>
-      </w:r>
-      <w:r>
-        <w:rPr>
-          <w:rFonts w:ascii="微软雅黑" w:eastAsia="微软雅黑" w:hAnsi="微软雅黑" w:hint="eastAsia"/>
-        </w:rPr>
-        <w:t>和水印的</w:t>
-      </w:r>
-      <w:r>
-        <w:rPr>
-          <w:rFonts w:ascii="微软雅黑" w:eastAsia="微软雅黑" w:hAnsi="微软雅黑" w:hint="eastAsia"/>
-          <w:b/>
-          <w:bCs/>
-        </w:rPr>
-        <w:t>检测</w:t>
-      </w:r>
-      <w:r>
-        <w:rPr>
-          <w:rFonts w:ascii="微软雅黑" w:eastAsia="微软雅黑" w:hAnsi="微软雅黑" w:hint="eastAsia"/>
-        </w:rPr>
-        <w:t>。</w:t>
-      </w:r>
-    </w:p>
-    <w:p>
-      <w:pPr>
-        <w:spacing w:line="360" w:lineRule="exact"/>
-        <w:jc w:val="left"/>
-        <w:rPr>
-          <w:rFonts w:ascii="微软雅黑" w:eastAsia="微软雅黑" w:hAnsi="微软雅黑" w:hint="eastAsia"/>
-        </w:rPr>
-      </w:pPr>
-    </w:p>
-    <w:p>
-      <w:pPr>
-        <w:spacing w:line="360" w:lineRule="exact"/>
-        <w:jc w:val="left"/>
-        <w:rPr>
-          <w:rFonts w:ascii="微软雅黑" w:eastAsia="微软雅黑" w:hAnsi="微软雅黑" w:hint="eastAsia"/>
-        </w:rPr>
-      </w:pPr>
-      <w:r>
-        <w:rPr>
-          <w:rFonts w:ascii="微软雅黑" w:eastAsia="微软雅黑" w:hAnsi="微软雅黑" w:hint="eastAsia"/>
-        </w:rPr>
-        <w:t>水印的形成是指选择有意义的数据，以特定的方式形成水印信息。水印的嵌入分为输入，嵌入处理与输出三部分，输入包括原始宿主文件，水印信息与密码；嵌入处理的主要任务是对原始文件进行分析选择嵌入点，将水印信息以一种特定的方式嵌入到一个或多个嵌入点，在整个过程中可能需要密码参与。输出是指将处理的数据整理为带有水印的信息文件。水印的检测分为两个工作，分别为检测水印是否存在（盲水印检测和非盲水印检测）和提取水印信息。</w:t>
-      </w:r>
-    </w:p>
-    <w:bookmarkEnd w:id="37"/>
-    <w:p>
-      <w:pPr>
-        <w:spacing w:line="360" w:lineRule="exact"/>
-        <w:jc w:val="left"/>
-        <w:rPr>
-          <w:rFonts w:ascii="微软雅黑" w:eastAsia="微软雅黑" w:hAnsi="微软雅黑" w:hint="eastAsia"/>
-        </w:rPr>
-      </w:pPr>
-    </w:p>
-    <w:p>
-      <w:pPr>
-        <w:pStyle w:val="2"/>
-        <w:rPr>
-          <w:rFonts w:hint="eastAsia"/>
-        </w:rPr>
-      </w:pPr>
-      <w:bookmarkStart w:id="39" w:name="_Toc209170023"/>
-      <w:r>
-        <w:rPr>
-          <w:rFonts w:hint="eastAsia"/>
-        </w:rPr>
-        <w:lastRenderedPageBreak/>
-        <w:t>CC</w:t>
-      </w:r>
-      <w:r>
-        <w:t>与</w:t>
-      </w:r>
-      <w:r>
-        <w:rPr>
-          <w:rFonts w:hint="eastAsia"/>
-        </w:rPr>
-        <w:t>BS</w:t>
-      </w:r>
-      <w:r>
-        <w:t>7799</w:t>
-      </w:r>
-      <w:r>
-        <w:rPr>
-          <w:rFonts w:hint="eastAsia"/>
-        </w:rPr>
-        <w:t>的定义 (2019)</w:t>
-      </w:r>
-      <w:bookmarkEnd w:id="39"/>
     </w:p>
     <w:p>
       <w:pPr>
@@ -24295,7 +25781,7 @@
           <w:rFonts w:hint="eastAsia"/>
         </w:rPr>
       </w:pPr>
-      <w:bookmarkStart w:id="40" w:name="_Toc209170024"/>
+      <w:bookmarkStart w:id="39" w:name="_Toc209170024"/>
       <w:r>
         <w:rPr>
           <w:rFonts w:hint="eastAsia"/>
@@ -24311,7 +25797,7 @@
         </w:rPr>
         <w:t xml:space="preserve"> 和 风险控制（2018 2023 2025）</w:t>
       </w:r>
-      <w:bookmarkEnd w:id="40"/>
+      <w:bookmarkEnd w:id="39"/>
     </w:p>
     <w:p>
       <w:pPr>
@@ -24534,6 +26020,7 @@
           <w:b/>
           <w:bCs/>
         </w:rPr>
+        <w:lastRenderedPageBreak/>
         <w:t>主要任务：</w:t>
       </w:r>
       <w:r>
@@ -24748,104 +26235,97 @@
           <w:rFonts w:ascii="微软雅黑" w:eastAsia="微软雅黑" w:hAnsi="微软雅黑" w:hint="eastAsia"/>
         </w:rPr>
       </w:pPr>
-      <w:bookmarkStart w:id="41" w:name="_Toc209170025"/>
+      <w:bookmarkStart w:id="40" w:name="_Toc209170025"/>
       <w:r>
         <w:rPr>
           <w:rFonts w:ascii="微软雅黑" w:eastAsia="微软雅黑" w:hAnsi="微软雅黑" w:hint="eastAsia"/>
         </w:rPr>
         <w:t>网络安全基础</w:t>
       </w:r>
+      <w:bookmarkEnd w:id="40"/>
+    </w:p>
+    <w:p>
+      <w:pPr>
+        <w:pStyle w:val="2"/>
+        <w:rPr>
+          <w:rFonts w:hint="eastAsia"/>
+        </w:rPr>
+      </w:pPr>
+      <w:bookmarkStart w:id="41" w:name="_Toc209170026"/>
+      <w:r>
+        <w:t>拒绝服务攻击、缓冲区溢出、举例</w:t>
+      </w:r>
       <w:bookmarkEnd w:id="41"/>
     </w:p>
     <w:p>
       <w:pPr>
+        <w:spacing w:line="360" w:lineRule="exact"/>
+        <w:jc w:val="left"/>
+        <w:rPr>
+          <w:rFonts w:ascii="微软雅黑" w:eastAsia="微软雅黑" w:hAnsi="微软雅黑" w:hint="eastAsia"/>
+        </w:rPr>
+      </w:pPr>
+      <w:r>
+        <w:rPr>
+          <w:rFonts w:ascii="微软雅黑" w:eastAsia="微软雅黑" w:hAnsi="微软雅黑" w:hint="eastAsia"/>
+        </w:rPr>
+        <w:t>拒绝服务攻击所表现出来的结果最终使得目标系统因遭受某种程度的破坏而不能提供正常的服务，导致物理上的瘫痪或崩溃。</w:t>
+      </w:r>
+      <w:r>
+        <w:rPr>
+          <w:rFonts w:ascii="微软雅黑" w:eastAsia="微软雅黑" w:hAnsi="微软雅黑"/>
+        </w:rPr>
+        <w:t>Ping of Death，Smurf，Tear drop，Syn Flood，电子邮件炸弹。</w:t>
+      </w:r>
+    </w:p>
+    <w:p>
+      <w:pPr>
+        <w:spacing w:line="360" w:lineRule="exact"/>
+        <w:jc w:val="left"/>
+        <w:rPr>
+          <w:rFonts w:ascii="微软雅黑" w:eastAsia="微软雅黑" w:hAnsi="微软雅黑" w:hint="eastAsia"/>
+        </w:rPr>
+      </w:pPr>
+    </w:p>
+    <w:p>
+      <w:pPr>
+        <w:spacing w:line="360" w:lineRule="exact"/>
+        <w:jc w:val="left"/>
+        <w:rPr>
+          <w:rFonts w:ascii="微软雅黑" w:eastAsia="微软雅黑" w:hAnsi="微软雅黑" w:hint="eastAsia"/>
+        </w:rPr>
+      </w:pPr>
+      <w:r>
+        <w:rPr>
+          <w:rFonts w:ascii="微软雅黑" w:eastAsia="微软雅黑" w:hAnsi="微软雅黑" w:hint="eastAsia"/>
+        </w:rPr>
+        <w:t>缓冲区溢出是指当计算机向缓冲区内填充数据位数时超过了缓冲区本身的容量，溢出的数据覆盖了合法数据。</w:t>
+      </w:r>
+    </w:p>
+    <w:p>
+      <w:pPr>
+        <w:spacing w:line="360" w:lineRule="exact"/>
+        <w:jc w:val="left"/>
+        <w:rPr>
+          <w:rFonts w:ascii="微软雅黑" w:eastAsia="微软雅黑" w:hAnsi="微软雅黑" w:hint="eastAsia"/>
+        </w:rPr>
+      </w:pPr>
+    </w:p>
+    <w:p>
+      <w:pPr>
         <w:pStyle w:val="2"/>
         <w:rPr>
           <w:rFonts w:hint="eastAsia"/>
         </w:rPr>
       </w:pPr>
-      <w:bookmarkStart w:id="42" w:name="_Toc209170026"/>
-      <w:r>
-        <w:t>拒绝服务攻击、缓冲区溢出、举例</w:t>
+      <w:bookmarkStart w:id="42" w:name="_Toc209170027"/>
+      <w:r>
+        <w:rPr>
+          <w:rFonts w:hint="eastAsia"/>
+        </w:rPr>
+        <w:t>网卡的工作原理 Sniffer 包捕获机制 （2022 2023）</w:t>
       </w:r>
       <w:bookmarkEnd w:id="42"/>
-    </w:p>
-    <w:p>
-      <w:pPr>
-        <w:spacing w:line="360" w:lineRule="exact"/>
-        <w:jc w:val="left"/>
-        <w:rPr>
-          <w:rFonts w:ascii="微软雅黑" w:eastAsia="微软雅黑" w:hAnsi="微软雅黑" w:hint="eastAsia"/>
-        </w:rPr>
-      </w:pPr>
-      <w:r>
-        <w:rPr>
-          <w:rFonts w:ascii="微软雅黑" w:eastAsia="微软雅黑" w:hAnsi="微软雅黑" w:hint="eastAsia"/>
-        </w:rPr>
-        <w:t>拒绝服务攻击所表现出来的结果最终使得目标系统因遭受某种程度的破坏而不能提供正常的服务，导致物理上的瘫痪或崩溃。</w:t>
-      </w:r>
-      <w:r>
-        <w:rPr>
-          <w:rFonts w:ascii="微软雅黑" w:eastAsia="微软雅黑" w:hAnsi="微软雅黑"/>
-        </w:rPr>
-        <w:t>Ping of Death，Smurf，Tear drop，Syn Flood，</w:t>
-      </w:r>
-      <w:r>
-        <w:rPr>
-          <w:rFonts w:ascii="微软雅黑" w:eastAsia="微软雅黑" w:hAnsi="微软雅黑"/>
-        </w:rPr>
-        <w:lastRenderedPageBreak/>
-        <w:t>电子邮件炸弹。</w:t>
-      </w:r>
-    </w:p>
-    <w:p>
-      <w:pPr>
-        <w:spacing w:line="360" w:lineRule="exact"/>
-        <w:jc w:val="left"/>
-        <w:rPr>
-          <w:rFonts w:ascii="微软雅黑" w:eastAsia="微软雅黑" w:hAnsi="微软雅黑" w:hint="eastAsia"/>
-        </w:rPr>
-      </w:pPr>
-    </w:p>
-    <w:p>
-      <w:pPr>
-        <w:spacing w:line="360" w:lineRule="exact"/>
-        <w:jc w:val="left"/>
-        <w:rPr>
-          <w:rFonts w:ascii="微软雅黑" w:eastAsia="微软雅黑" w:hAnsi="微软雅黑" w:hint="eastAsia"/>
-        </w:rPr>
-      </w:pPr>
-      <w:r>
-        <w:rPr>
-          <w:rFonts w:ascii="微软雅黑" w:eastAsia="微软雅黑" w:hAnsi="微软雅黑" w:hint="eastAsia"/>
-        </w:rPr>
-        <w:t>缓冲区溢出是指当计算机向缓冲区内填充数据位数时超过了缓冲区本身的容量，溢出的数据覆盖了合法数据。</w:t>
-      </w:r>
-    </w:p>
-    <w:p>
-      <w:pPr>
-        <w:spacing w:line="360" w:lineRule="exact"/>
-        <w:jc w:val="left"/>
-        <w:rPr>
-          <w:rFonts w:ascii="微软雅黑" w:eastAsia="微软雅黑" w:hAnsi="微软雅黑" w:hint="eastAsia"/>
-        </w:rPr>
-      </w:pPr>
-    </w:p>
-    <w:p>
-      <w:pPr>
-        <w:pStyle w:val="2"/>
-        <w:rPr>
-          <w:rFonts w:hint="eastAsia"/>
-        </w:rPr>
-      </w:pPr>
-      <w:bookmarkStart w:id="43" w:name="_Toc209170027"/>
-      <w:r>
-        <w:rPr>
-          <w:rFonts w:hint="eastAsia"/>
-        </w:rPr>
-        <w:t>网卡的工作原理 Sniffer 包捕获机制 （2022 2023）</w:t>
-      </w:r>
-      <w:bookmarkEnd w:id="43"/>
     </w:p>
     <w:p>
       <w:pPr>
@@ -25313,6 +26793,7 @@
         <w:rPr>
           <w:rFonts w:ascii="微软雅黑" w:eastAsia="微软雅黑" w:hAnsi="微软雅黑"/>
         </w:rPr>
+        <w:lastRenderedPageBreak/>
         <w:t>1、将</w:t>
       </w:r>
       <w:r>
@@ -25624,14 +27105,14 @@
           <w:rFonts w:hint="eastAsia"/>
         </w:rPr>
       </w:pPr>
-      <w:bookmarkStart w:id="44" w:name="_Toc209170028"/>
+      <w:bookmarkStart w:id="43" w:name="_Toc209170028"/>
       <w:r>
         <w:rPr>
           <w:rFonts w:hint="eastAsia"/>
         </w:rPr>
         <w:t>网络数据包捕获机制 BPF模型（22新增）(2025)</w:t>
       </w:r>
-      <w:bookmarkEnd w:id="44"/>
+      <w:bookmarkEnd w:id="43"/>
     </w:p>
     <w:p>
       <w:pPr>
@@ -25679,7 +27160,6 @@
         <w:rPr>
           <w:rFonts w:ascii="微软雅黑" w:eastAsia="微软雅黑" w:hAnsi="微软雅黑" w:hint="eastAsia"/>
         </w:rPr>
-        <w:lastRenderedPageBreak/>
         <w:t>BPF组成：网络分接头（收集复制数据）数据过滤器（核心，决定拒绝接受）</w:t>
       </w:r>
     </w:p>
@@ -25840,7 +27320,7 @@
           <w:rFonts w:hint="eastAsia"/>
         </w:rPr>
       </w:pPr>
-      <w:bookmarkStart w:id="45" w:name="_Toc209170029"/>
+      <w:bookmarkStart w:id="44" w:name="_Toc209170029"/>
       <w:r>
         <w:rPr>
           <w:rFonts w:hint="eastAsia"/>
@@ -25856,7 +27336,7 @@
         </w:rPr>
         <w:t>(2018)</w:t>
       </w:r>
-      <w:bookmarkEnd w:id="45"/>
+      <w:bookmarkEnd w:id="44"/>
     </w:p>
     <w:p>
       <w:pPr>
@@ -25971,14 +27451,14 @@
           <w:rFonts w:hint="eastAsia"/>
         </w:rPr>
       </w:pPr>
-      <w:bookmarkStart w:id="46" w:name="_Toc209170030"/>
+      <w:bookmarkStart w:id="45" w:name="_Toc209170030"/>
       <w:r>
         <w:rPr>
           <w:rFonts w:hint="eastAsia"/>
         </w:rPr>
         <w:t>剧毒包拒绝服务攻击（碎片攻击/ Tear Drop）</w:t>
       </w:r>
-      <w:bookmarkEnd w:id="46"/>
+      <w:bookmarkEnd w:id="45"/>
       <w:r>
         <w:rPr>
           <w:rFonts w:hint="eastAsia"/>
@@ -26051,29 +27531,85 @@
           <w:rFonts w:hint="eastAsia"/>
         </w:rPr>
       </w:pPr>
-      <w:bookmarkStart w:id="47" w:name="_Toc209170031"/>
-      <w:r>
-        <w:rPr>
-          <w:rFonts w:hint="eastAsia"/>
-        </w:rPr>
+      <w:bookmarkStart w:id="46" w:name="_Toc209170031"/>
+      <w:r>
+        <w:rPr>
+          <w:rFonts w:hint="eastAsia"/>
+        </w:rPr>
+        <w:lastRenderedPageBreak/>
         <w:t>剧毒包拒绝服务攻击（Land攻击）</w:t>
       </w:r>
+      <w:bookmarkEnd w:id="46"/>
+    </w:p>
+    <w:p>
+      <w:pPr>
+        <w:spacing w:line="360" w:lineRule="exact"/>
+        <w:jc w:val="left"/>
+        <w:rPr>
+          <w:rFonts w:ascii="微软雅黑" w:eastAsia="微软雅黑" w:hAnsi="微软雅黑" w:hint="eastAsia"/>
+        </w:rPr>
+      </w:pPr>
+      <w:r>
+        <w:rPr>
+          <w:rFonts w:ascii="微软雅黑" w:eastAsia="微软雅黑" w:hAnsi="微软雅黑" w:hint="eastAsia"/>
+        </w:rPr>
+        <w:t>构造特别的TCP SYN包但源地址和目标地址都是受害者自己的IP导致自己和自己回复TCP SYN + SYN ACK + ACK创建空连接耗尽缓存</w:t>
+      </w:r>
+    </w:p>
+    <w:p>
+      <w:pPr>
+        <w:pStyle w:val="2"/>
+        <w:rPr>
+          <w:rFonts w:hint="eastAsia"/>
+        </w:rPr>
+      </w:pPr>
+      <w:bookmarkStart w:id="47" w:name="_Toc209170032"/>
+      <w:r>
+        <w:rPr>
+          <w:rFonts w:hint="eastAsia"/>
+        </w:rPr>
+        <w:t>风暴拒绝服务攻击（TCP SYN Flood）（2022）</w:t>
+      </w:r>
       <w:bookmarkEnd w:id="47"/>
-    </w:p>
-    <w:p>
-      <w:pPr>
-        <w:spacing w:line="360" w:lineRule="exact"/>
-        <w:jc w:val="left"/>
-        <w:rPr>
-          <w:rFonts w:ascii="微软雅黑" w:eastAsia="微软雅黑" w:hAnsi="微软雅黑" w:hint="eastAsia"/>
-        </w:rPr>
-      </w:pPr>
-      <w:r>
-        <w:rPr>
-          <w:rFonts w:ascii="微软雅黑" w:eastAsia="微软雅黑" w:hAnsi="微软雅黑" w:hint="eastAsia"/>
-        </w:rPr>
-        <w:t>构造特别的TCP SYN包但源地址和目标地址都是受害者自己的IP导致自己和自己回复TCP SYN + SYN ACK + ACK创建空连接耗尽缓存</w:t>
-      </w:r>
+      <w:r>
+        <w:rPr>
+          <w:rFonts w:hint="eastAsia"/>
+        </w:rPr>
+        <w:t xml:space="preserve"> </w:t>
+      </w:r>
+    </w:p>
+    <w:p>
+      <w:pPr>
+        <w:spacing w:line="360" w:lineRule="exact"/>
+        <w:jc w:val="left"/>
+        <w:rPr>
+          <w:rFonts w:ascii="微软雅黑" w:eastAsia="微软雅黑" w:hAnsi="微软雅黑" w:hint="eastAsia"/>
+        </w:rPr>
+      </w:pPr>
+      <w:r>
+        <w:rPr>
+          <w:rFonts w:ascii="微软雅黑" w:eastAsia="微软雅黑" w:hAnsi="微软雅黑" w:hint="eastAsia"/>
+        </w:rPr>
+        <w:t>发送大量TCP SYN连接请求而不回应服务器的SYN ACK从而耗尽服务器TCP缓存，实现拒绝服务</w:t>
+      </w:r>
+    </w:p>
+    <w:p>
+      <w:pPr>
+        <w:spacing w:line="360" w:lineRule="exact"/>
+        <w:jc w:val="left"/>
+        <w:rPr>
+          <w:rFonts w:ascii="微软雅黑" w:eastAsia="微软雅黑" w:hAnsi="微软雅黑" w:hint="eastAsia"/>
+        </w:rPr>
+      </w:pPr>
+    </w:p>
+    <w:p>
+      <w:pPr>
+        <w:spacing w:line="360" w:lineRule="exact"/>
+        <w:jc w:val="left"/>
+        <w:rPr>
+          <w:rFonts w:ascii="微软雅黑" w:eastAsia="微软雅黑" w:hAnsi="微软雅黑" w:hint="eastAsia"/>
+        </w:rPr>
+      </w:pPr>
     </w:p>
     <w:p>
       <w:pPr>
@@ -26082,53 +27618,89 @@
           <w:rFonts w:hint="eastAsia"/>
         </w:rPr>
       </w:pPr>
-      <w:bookmarkStart w:id="48" w:name="_Toc209170032"/>
-      <w:r>
-        <w:rPr>
-          <w:rFonts w:hint="eastAsia"/>
-        </w:rPr>
-        <w:t>风暴拒绝服务攻击（TCP SYN Flood）（2022）</w:t>
+      <w:bookmarkStart w:id="48" w:name="_Toc209170033"/>
+      <w:r>
+        <w:rPr>
+          <w:rFonts w:hint="eastAsia"/>
+        </w:rPr>
+        <w:t>风暴拒绝服务攻击（IP欺骗 &amp; ICMP Ping Floods &amp; Smurf）</w:t>
       </w:r>
       <w:bookmarkEnd w:id="48"/>
-      <w:r>
-        <w:rPr>
-          <w:rFonts w:hint="eastAsia"/>
-        </w:rPr>
-        <w:t xml:space="preserve"> </w:t>
-      </w:r>
-    </w:p>
-    <w:p>
-      <w:pPr>
-        <w:spacing w:line="360" w:lineRule="exact"/>
-        <w:jc w:val="left"/>
-        <w:rPr>
-          <w:rFonts w:ascii="微软雅黑" w:eastAsia="微软雅黑" w:hAnsi="微软雅黑" w:hint="eastAsia"/>
-        </w:rPr>
-      </w:pPr>
-      <w:r>
-        <w:rPr>
-          <w:rFonts w:ascii="微软雅黑" w:eastAsia="微软雅黑" w:hAnsi="微软雅黑" w:hint="eastAsia"/>
-        </w:rPr>
-        <w:t>发送大量TCP SYN连接请求而不回应服务器的SYN ACK从而耗尽服务器TCP缓存，实现拒绝服务</w:t>
-      </w:r>
-    </w:p>
-    <w:p>
-      <w:pPr>
-        <w:spacing w:line="360" w:lineRule="exact"/>
-        <w:jc w:val="left"/>
-        <w:rPr>
-          <w:rFonts w:ascii="微软雅黑" w:eastAsia="微软雅黑" w:hAnsi="微软雅黑" w:hint="eastAsia"/>
-        </w:rPr>
-      </w:pPr>
-    </w:p>
-    <w:p>
-      <w:pPr>
-        <w:spacing w:line="360" w:lineRule="exact"/>
-        <w:jc w:val="left"/>
-        <w:rPr>
-          <w:rFonts w:ascii="微软雅黑" w:eastAsia="微软雅黑" w:hAnsi="微软雅黑" w:hint="eastAsia"/>
-        </w:rPr>
-      </w:pPr>
+    </w:p>
+    <w:p>
+      <w:pPr>
+        <w:spacing w:line="360" w:lineRule="exact"/>
+        <w:jc w:val="left"/>
+        <w:rPr>
+          <w:rFonts w:ascii="微软雅黑" w:eastAsia="微软雅黑" w:hAnsi="微软雅黑" w:hint="eastAsia"/>
+        </w:rPr>
+      </w:pPr>
+      <w:r>
+        <w:rPr>
+          <w:rFonts w:ascii="微软雅黑" w:eastAsia="微软雅黑" w:hAnsi="微软雅黑" w:hint="eastAsia"/>
+        </w:rPr>
+        <w:t>IP欺骗：就是一台主机冒充另一台的IP</w:t>
+      </w:r>
+    </w:p>
+    <w:p>
+      <w:pPr>
+        <w:spacing w:line="360" w:lineRule="exact"/>
+        <w:jc w:val="left"/>
+        <w:rPr>
+          <w:rFonts w:ascii="微软雅黑" w:eastAsia="微软雅黑" w:hAnsi="微软雅黑" w:hint="eastAsia"/>
+        </w:rPr>
+      </w:pPr>
+    </w:p>
+    <w:p>
+      <w:pPr>
+        <w:spacing w:line="360" w:lineRule="exact"/>
+        <w:jc w:val="left"/>
+        <w:rPr>
+          <w:rFonts w:ascii="微软雅黑" w:eastAsia="微软雅黑" w:hAnsi="微软雅黑" w:hint="eastAsia"/>
+        </w:rPr>
+      </w:pPr>
+      <w:r>
+        <w:rPr>
+          <w:rFonts w:ascii="微软雅黑" w:eastAsia="微软雅黑" w:hAnsi="微软雅黑" w:hint="eastAsia"/>
+        </w:rPr>
+        <w:t>Pingfloods：利用大量控制主机发送ICMP ECHO请求</w:t>
+      </w:r>
+    </w:p>
+    <w:p>
+      <w:pPr>
+        <w:spacing w:line="360" w:lineRule="exact"/>
+        <w:jc w:val="left"/>
+        <w:rPr>
+          <w:rFonts w:ascii="微软雅黑" w:eastAsia="微软雅黑" w:hAnsi="微软雅黑" w:hint="eastAsia"/>
+        </w:rPr>
+      </w:pPr>
+    </w:p>
+    <w:p>
+      <w:pPr>
+        <w:spacing w:line="360" w:lineRule="exact"/>
+        <w:jc w:val="left"/>
+        <w:rPr>
+          <w:rFonts w:ascii="微软雅黑" w:eastAsia="微软雅黑" w:hAnsi="微软雅黑" w:hint="eastAsia"/>
+        </w:rPr>
+      </w:pPr>
+      <w:r>
+        <w:rPr>
+          <w:rFonts w:ascii="微软雅黑" w:eastAsia="微软雅黑" w:hAnsi="微软雅黑" w:hint="eastAsia"/>
+        </w:rPr>
+        <w:t>Smurf：广播地址发送伪造源地址为受害主机地址的ICMP ECHO（</w:t>
+      </w:r>
+      <w:r>
+        <w:rPr>
+          <w:rFonts w:ascii="微软雅黑" w:eastAsia="微软雅黑" w:hAnsi="微软雅黑"/>
+        </w:rPr>
+        <w:t>ICMP回显请求报⽂</w:t>
+      </w:r>
+      <w:r>
+        <w:rPr>
+          <w:rFonts w:ascii="微软雅黑" w:eastAsia="微软雅黑" w:hAnsi="微软雅黑" w:hint="eastAsia"/>
+        </w:rPr>
+        <w:t>）请求，使得受害主机收到大量响应包导致崩溃</w:t>
+      </w:r>
     </w:p>
     <w:p>
       <w:pPr>
@@ -26137,12 +27709,12 @@
           <w:rFonts w:hint="eastAsia"/>
         </w:rPr>
       </w:pPr>
-      <w:bookmarkStart w:id="49" w:name="_Toc209170033"/>
-      <w:r>
-        <w:rPr>
-          <w:rFonts w:hint="eastAsia"/>
-        </w:rPr>
-        <w:t>风暴拒绝服务攻击（IP欺骗 &amp; ICMP Ping Floods &amp; Smurf）</w:t>
+      <w:bookmarkStart w:id="49" w:name="_Toc209170034"/>
+      <w:r>
+        <w:rPr>
+          <w:rFonts w:hint="eastAsia"/>
+        </w:rPr>
+        <w:t>风暴拒绝服务攻击（HTTP CC攻击）</w:t>
       </w:r>
       <w:bookmarkEnd w:id="49"/>
     </w:p>
@@ -26158,69 +27730,17 @@
         <w:rPr>
           <w:rFonts w:ascii="微软雅黑" w:eastAsia="微软雅黑" w:hAnsi="微软雅黑" w:hint="eastAsia"/>
         </w:rPr>
-        <w:t>IP欺骗：就是一台主机冒充另一台的IP</w:t>
-      </w:r>
-    </w:p>
-    <w:p>
-      <w:pPr>
-        <w:spacing w:line="360" w:lineRule="exact"/>
-        <w:jc w:val="left"/>
-        <w:rPr>
-          <w:rFonts w:ascii="微软雅黑" w:eastAsia="微软雅黑" w:hAnsi="微软雅黑" w:hint="eastAsia"/>
-        </w:rPr>
-      </w:pPr>
-    </w:p>
-    <w:p>
-      <w:pPr>
-        <w:spacing w:line="360" w:lineRule="exact"/>
-        <w:jc w:val="left"/>
-        <w:rPr>
-          <w:rFonts w:ascii="微软雅黑" w:eastAsia="微软雅黑" w:hAnsi="微软雅黑" w:hint="eastAsia"/>
-        </w:rPr>
-      </w:pPr>
-      <w:r>
-        <w:rPr>
-          <w:rFonts w:ascii="微软雅黑" w:eastAsia="微软雅黑" w:hAnsi="微软雅黑" w:hint="eastAsia"/>
-        </w:rPr>
-        <w:t>Pingfloods：利用大量控制主机发送ICMP ECHO请求</w:t>
-      </w:r>
-    </w:p>
-    <w:p>
-      <w:pPr>
-        <w:spacing w:line="360" w:lineRule="exact"/>
-        <w:jc w:val="left"/>
-        <w:rPr>
-          <w:rFonts w:ascii="微软雅黑" w:eastAsia="微软雅黑" w:hAnsi="微软雅黑" w:hint="eastAsia"/>
-        </w:rPr>
-      </w:pPr>
-    </w:p>
-    <w:p>
-      <w:pPr>
-        <w:spacing w:line="360" w:lineRule="exact"/>
-        <w:jc w:val="left"/>
-        <w:rPr>
-          <w:rFonts w:ascii="微软雅黑" w:eastAsia="微软雅黑" w:hAnsi="微软雅黑" w:hint="eastAsia"/>
-        </w:rPr>
-      </w:pPr>
-      <w:r>
-        <w:rPr>
-          <w:rFonts w:ascii="微软雅黑" w:eastAsia="微软雅黑" w:hAnsi="微软雅黑" w:hint="eastAsia"/>
-        </w:rPr>
-        <w:lastRenderedPageBreak/>
-        <w:t>Smurf：广播地址发送伪造源地址为受害主机地址的ICMP ECHO（</w:t>
-      </w:r>
-      <w:r>
-        <w:rPr>
-          <w:rFonts w:ascii="微软雅黑" w:eastAsia="微软雅黑" w:hAnsi="微软雅黑"/>
-        </w:rPr>
-        <w:t>ICMP回显请求报⽂</w:t>
-      </w:r>
-      <w:r>
-        <w:rPr>
-          <w:rFonts w:ascii="微软雅黑" w:eastAsia="微软雅黑" w:hAnsi="微软雅黑" w:hint="eastAsia"/>
-        </w:rPr>
-        <w:t>）请求，使得受害主机收到大量响应包导致崩溃</w:t>
-      </w:r>
+        <w:t>HTTP代理攻击，控制大量僵尸主机向受害者发送合法网页请求，访问占用CPU资源大的网页（比如php asp jsp）</w:t>
+      </w:r>
+    </w:p>
+    <w:p>
+      <w:pPr>
+        <w:spacing w:line="360" w:lineRule="exact"/>
+        <w:jc w:val="left"/>
+        <w:rPr>
+          <w:rFonts w:ascii="微软雅黑" w:eastAsia="微软雅黑" w:hAnsi="微软雅黑" w:hint="eastAsia"/>
+        </w:rPr>
+      </w:pPr>
     </w:p>
     <w:p>
       <w:pPr>
@@ -26229,54 +27749,14 @@
           <w:rFonts w:hint="eastAsia"/>
         </w:rPr>
       </w:pPr>
-      <w:bookmarkStart w:id="50" w:name="_Toc209170034"/>
-      <w:r>
-        <w:rPr>
-          <w:rFonts w:hint="eastAsia"/>
-        </w:rPr>
-        <w:t>风暴拒绝服务攻击（HTTP CC攻击）</w:t>
+      <w:bookmarkStart w:id="50" w:name="_Toc209170035"/>
+      <w:r>
+        <w:rPr>
+          <w:rFonts w:hint="eastAsia"/>
+        </w:rPr>
+        <w:t>风暴型拒绝服务攻击成功原因</w:t>
       </w:r>
       <w:bookmarkEnd w:id="50"/>
-    </w:p>
-    <w:p>
-      <w:pPr>
-        <w:spacing w:line="360" w:lineRule="exact"/>
-        <w:jc w:val="left"/>
-        <w:rPr>
-          <w:rFonts w:ascii="微软雅黑" w:eastAsia="微软雅黑" w:hAnsi="微软雅黑" w:hint="eastAsia"/>
-        </w:rPr>
-      </w:pPr>
-      <w:r>
-        <w:rPr>
-          <w:rFonts w:ascii="微软雅黑" w:eastAsia="微软雅黑" w:hAnsi="微软雅黑" w:hint="eastAsia"/>
-        </w:rPr>
-        <w:t>HTTP代理攻击，控制大量僵尸主机向受害者发送合法网页请求，访问占用CPU资源大的网页（比如php asp jsp）</w:t>
-      </w:r>
-    </w:p>
-    <w:p>
-      <w:pPr>
-        <w:spacing w:line="360" w:lineRule="exact"/>
-        <w:jc w:val="left"/>
-        <w:rPr>
-          <w:rFonts w:ascii="微软雅黑" w:eastAsia="微软雅黑" w:hAnsi="微软雅黑" w:hint="eastAsia"/>
-        </w:rPr>
-      </w:pPr>
-    </w:p>
-    <w:p>
-      <w:pPr>
-        <w:pStyle w:val="2"/>
-        <w:rPr>
-          <w:rFonts w:hint="eastAsia"/>
-        </w:rPr>
-      </w:pPr>
-      <w:bookmarkStart w:id="51" w:name="_Toc209170035"/>
-      <w:r>
-        <w:rPr>
-          <w:rFonts w:hint="eastAsia"/>
-        </w:rPr>
-        <w:t>风暴型拒绝服务攻击成功原因</w:t>
-      </w:r>
-      <w:bookmarkEnd w:id="51"/>
       <w:r>
         <w:rPr>
           <w:rFonts w:hint="eastAsia"/>
@@ -26404,155 +27884,156 @@
           <w:rFonts w:hint="eastAsia"/>
         </w:rPr>
       </w:pPr>
-      <w:bookmarkStart w:id="52" w:name="_Toc209170036"/>
+      <w:bookmarkStart w:id="51" w:name="_Toc209170036"/>
       <w:r>
         <w:rPr>
           <w:rFonts w:hint="eastAsia"/>
         </w:rPr>
         <w:t>反射型拒绝服务攻击 （NTP攻击 僵尸网络）</w:t>
       </w:r>
+      <w:bookmarkEnd w:id="51"/>
+    </w:p>
+    <w:p>
+      <w:pPr>
+        <w:spacing w:line="360" w:lineRule="exact"/>
+        <w:jc w:val="left"/>
+        <w:rPr>
+          <w:rFonts w:ascii="微软雅黑" w:eastAsia="微软雅黑" w:hAnsi="微软雅黑" w:hint="eastAsia"/>
+        </w:rPr>
+      </w:pPr>
+      <w:r>
+        <w:rPr>
+          <w:rFonts w:ascii="微软雅黑" w:eastAsia="微软雅黑" w:hAnsi="微软雅黑" w:hint="eastAsia"/>
+        </w:rPr>
+        <w:t>反射型拒绝服务攻击</w:t>
+      </w:r>
+      <w:r>
+        <w:rPr>
+          <w:rFonts w:ascii="微软雅黑" w:eastAsia="微软雅黑" w:hAnsi="微软雅黑" w:hint="eastAsia"/>
+          <w:b/>
+          <w:bCs/>
+        </w:rPr>
+        <w:t>不需要控制大量僵尸网络</w:t>
+      </w:r>
+      <w:r>
+        <w:rPr>
+          <w:rFonts w:ascii="微软雅黑" w:eastAsia="微软雅黑" w:hAnsi="微软雅黑" w:hint="eastAsia"/>
+        </w:rPr>
+        <w:t>，用反射器（高性能服务器或者多个服务器）间接向目标主机发送大量数据包，反射结点也无法识别发起源是不是有恶意动机，选用应答数据报远大于请求包的应用层协议（DNS NTP Chargen）实现流量放大</w:t>
+      </w:r>
+    </w:p>
+    <w:p>
+      <w:pPr>
+        <w:spacing w:line="360" w:lineRule="exact"/>
+        <w:jc w:val="left"/>
+        <w:rPr>
+          <w:rFonts w:ascii="微软雅黑" w:eastAsia="微软雅黑" w:hAnsi="微软雅黑" w:hint="eastAsia"/>
+        </w:rPr>
+      </w:pPr>
+    </w:p>
+    <w:p>
+      <w:pPr>
+        <w:spacing w:line="360" w:lineRule="exact"/>
+        <w:jc w:val="left"/>
+        <w:rPr>
+          <w:rFonts w:ascii="微软雅黑" w:eastAsia="微软雅黑" w:hAnsi="微软雅黑" w:hint="eastAsia"/>
+        </w:rPr>
+      </w:pPr>
+      <w:r>
+        <w:rPr>
+          <w:rFonts w:ascii="微软雅黑" w:eastAsia="微软雅黑" w:hAnsi="微软雅黑" w:hint="eastAsia"/>
+        </w:rPr>
+        <w:lastRenderedPageBreak/>
+        <w:t>IRC僵尸网络: 僵尸主人通过IRC协议用IRC服务器用域名而非固定IP连接受控主机僵尸程序</w:t>
+      </w:r>
+    </w:p>
+    <w:p>
+      <w:pPr>
+        <w:spacing w:line="360" w:lineRule="exact"/>
+        <w:jc w:val="left"/>
+        <w:rPr>
+          <w:rFonts w:ascii="微软雅黑" w:eastAsia="微软雅黑" w:hAnsi="微软雅黑" w:hint="eastAsia"/>
+        </w:rPr>
+      </w:pPr>
+      <w:r>
+        <w:rPr>
+          <w:rFonts w:ascii="微软雅黑" w:eastAsia="微软雅黑" w:hAnsi="微软雅黑" w:hint="eastAsia"/>
+        </w:rPr>
+        <w:t>P2P僵尸网络：基于公开的P2P协议</w:t>
+      </w:r>
+    </w:p>
+    <w:p>
+      <w:pPr>
+        <w:spacing w:line="360" w:lineRule="exact"/>
+        <w:jc w:val="left"/>
+        <w:rPr>
+          <w:rFonts w:ascii="微软雅黑" w:eastAsia="微软雅黑" w:hAnsi="微软雅黑" w:hint="eastAsia"/>
+          <w:b/>
+          <w:bCs/>
+        </w:rPr>
+      </w:pPr>
+    </w:p>
+    <w:p>
+      <w:pPr>
+        <w:spacing w:line="360" w:lineRule="exact"/>
+        <w:jc w:val="left"/>
+        <w:rPr>
+          <w:rFonts w:ascii="微软雅黑" w:eastAsia="微软雅黑" w:hAnsi="微软雅黑" w:hint="eastAsia"/>
+        </w:rPr>
+      </w:pPr>
+      <w:r>
+        <w:rPr>
+          <w:rFonts w:ascii="微软雅黑" w:eastAsia="微软雅黑" w:hAnsi="微软雅黑" w:hint="eastAsia"/>
+        </w:rPr>
+        <w:t>僵尸网络也算</w:t>
+      </w:r>
+      <w:r>
+        <w:rPr>
+          <w:rFonts w:ascii="微软雅黑" w:eastAsia="微软雅黑" w:hAnsi="微软雅黑" w:hint="eastAsia"/>
+          <w:b/>
+          <w:bCs/>
+        </w:rPr>
+        <w:t>直接型拒绝访问攻击，</w:t>
+      </w:r>
+      <w:r>
+        <w:rPr>
+          <w:rFonts w:ascii="微软雅黑" w:eastAsia="微软雅黑" w:hAnsi="微软雅黑" w:hint="eastAsia"/>
+        </w:rPr>
+        <w:t>反射型指的是利用反射器</w:t>
+      </w:r>
+      <w:r>
+        <w:rPr>
+          <w:rFonts w:ascii="微软雅黑" w:eastAsia="微软雅黑" w:hAnsi="微软雅黑" w:hint="eastAsia"/>
+          <w:b/>
+          <w:bCs/>
+        </w:rPr>
+        <w:t>放大流量</w:t>
+      </w:r>
+    </w:p>
+    <w:p>
+      <w:pPr>
+        <w:spacing w:line="360" w:lineRule="exact"/>
+        <w:jc w:val="left"/>
+        <w:rPr>
+          <w:rFonts w:ascii="微软雅黑" w:eastAsia="微软雅黑" w:hAnsi="微软雅黑" w:hint="eastAsia"/>
+        </w:rPr>
+      </w:pPr>
+    </w:p>
+    <w:p>
+      <w:pPr>
+        <w:pStyle w:val="2"/>
+        <w:rPr>
+          <w:rFonts w:hint="eastAsia"/>
+        </w:rPr>
+      </w:pPr>
+      <w:bookmarkStart w:id="52" w:name="_Toc209170037"/>
+      <w:r>
+        <w:rPr>
+          <w:rFonts w:hint="eastAsia"/>
+        </w:rPr>
+        <w:t>重定向拒绝服务攻击 (中间人攻击 &amp; ARP欺骗 &amp; Sniffer嗅探攻击) 原理和防范 (2023)</w:t>
+      </w:r>
       <w:bookmarkEnd w:id="52"/>
-    </w:p>
-    <w:p>
-      <w:pPr>
-        <w:spacing w:line="360" w:lineRule="exact"/>
-        <w:jc w:val="left"/>
-        <w:rPr>
-          <w:rFonts w:ascii="微软雅黑" w:eastAsia="微软雅黑" w:hAnsi="微软雅黑" w:hint="eastAsia"/>
-        </w:rPr>
-      </w:pPr>
-      <w:r>
-        <w:rPr>
-          <w:rFonts w:ascii="微软雅黑" w:eastAsia="微软雅黑" w:hAnsi="微软雅黑" w:hint="eastAsia"/>
-        </w:rPr>
-        <w:t>反射型拒绝服务攻击</w:t>
-      </w:r>
-      <w:r>
-        <w:rPr>
-          <w:rFonts w:ascii="微软雅黑" w:eastAsia="微软雅黑" w:hAnsi="微软雅黑" w:hint="eastAsia"/>
-          <w:b/>
-          <w:bCs/>
-        </w:rPr>
-        <w:t>不需要控制大量僵尸网络</w:t>
-      </w:r>
-      <w:r>
-        <w:rPr>
-          <w:rFonts w:ascii="微软雅黑" w:eastAsia="微软雅黑" w:hAnsi="微软雅黑" w:hint="eastAsia"/>
-        </w:rPr>
-        <w:t>，用反射器（高性能服务器或者多个服务器）间接向目标主机发送大量数据包，反射结点也无法识别发起源是不是有恶意动机，选用应答数据报远大于请求包的应用层协议（DNS NTP Chargen）实现流量放大</w:t>
-      </w:r>
-    </w:p>
-    <w:p>
-      <w:pPr>
-        <w:spacing w:line="360" w:lineRule="exact"/>
-        <w:jc w:val="left"/>
-        <w:rPr>
-          <w:rFonts w:ascii="微软雅黑" w:eastAsia="微软雅黑" w:hAnsi="微软雅黑" w:hint="eastAsia"/>
-        </w:rPr>
-      </w:pPr>
-    </w:p>
-    <w:p>
-      <w:pPr>
-        <w:spacing w:line="360" w:lineRule="exact"/>
-        <w:jc w:val="left"/>
-        <w:rPr>
-          <w:rFonts w:ascii="微软雅黑" w:eastAsia="微软雅黑" w:hAnsi="微软雅黑" w:hint="eastAsia"/>
-        </w:rPr>
-      </w:pPr>
-      <w:r>
-        <w:rPr>
-          <w:rFonts w:ascii="微软雅黑" w:eastAsia="微软雅黑" w:hAnsi="微软雅黑" w:hint="eastAsia"/>
-        </w:rPr>
-        <w:t>IRC僵尸网络: 僵尸主人通过IRC协议用IRC服务器用域名而非固定IP连接受控主机僵尸程序</w:t>
-      </w:r>
-    </w:p>
-    <w:p>
-      <w:pPr>
-        <w:spacing w:line="360" w:lineRule="exact"/>
-        <w:jc w:val="left"/>
-        <w:rPr>
-          <w:rFonts w:ascii="微软雅黑" w:eastAsia="微软雅黑" w:hAnsi="微软雅黑" w:hint="eastAsia"/>
-        </w:rPr>
-      </w:pPr>
-      <w:r>
-        <w:rPr>
-          <w:rFonts w:ascii="微软雅黑" w:eastAsia="微软雅黑" w:hAnsi="微软雅黑" w:hint="eastAsia"/>
-        </w:rPr>
-        <w:t>P2P僵尸网络：基于公开的P2P协议</w:t>
-      </w:r>
-    </w:p>
-    <w:p>
-      <w:pPr>
-        <w:spacing w:line="360" w:lineRule="exact"/>
-        <w:jc w:val="left"/>
-        <w:rPr>
-          <w:rFonts w:ascii="微软雅黑" w:eastAsia="微软雅黑" w:hAnsi="微软雅黑" w:hint="eastAsia"/>
-          <w:b/>
-          <w:bCs/>
-        </w:rPr>
-      </w:pPr>
-    </w:p>
-    <w:p>
-      <w:pPr>
-        <w:spacing w:line="360" w:lineRule="exact"/>
-        <w:jc w:val="left"/>
-        <w:rPr>
-          <w:rFonts w:ascii="微软雅黑" w:eastAsia="微软雅黑" w:hAnsi="微软雅黑" w:hint="eastAsia"/>
-        </w:rPr>
-      </w:pPr>
-      <w:r>
-        <w:rPr>
-          <w:rFonts w:ascii="微软雅黑" w:eastAsia="微软雅黑" w:hAnsi="微软雅黑" w:hint="eastAsia"/>
-        </w:rPr>
-        <w:t>僵尸网络也算</w:t>
-      </w:r>
-      <w:r>
-        <w:rPr>
-          <w:rFonts w:ascii="微软雅黑" w:eastAsia="微软雅黑" w:hAnsi="微软雅黑" w:hint="eastAsia"/>
-          <w:b/>
-          <w:bCs/>
-        </w:rPr>
-        <w:t>直接型拒绝访问攻击，</w:t>
-      </w:r>
-      <w:r>
-        <w:rPr>
-          <w:rFonts w:ascii="微软雅黑" w:eastAsia="微软雅黑" w:hAnsi="微软雅黑" w:hint="eastAsia"/>
-        </w:rPr>
-        <w:t>反射型指的是利用反射器</w:t>
-      </w:r>
-      <w:r>
-        <w:rPr>
-          <w:rFonts w:ascii="微软雅黑" w:eastAsia="微软雅黑" w:hAnsi="微软雅黑" w:hint="eastAsia"/>
-          <w:b/>
-          <w:bCs/>
-        </w:rPr>
-        <w:t>放大流量</w:t>
-      </w:r>
-    </w:p>
-    <w:p>
-      <w:pPr>
-        <w:spacing w:line="360" w:lineRule="exact"/>
-        <w:jc w:val="left"/>
-        <w:rPr>
-          <w:rFonts w:ascii="微软雅黑" w:eastAsia="微软雅黑" w:hAnsi="微软雅黑" w:hint="eastAsia"/>
-        </w:rPr>
-      </w:pPr>
-    </w:p>
-    <w:p>
-      <w:pPr>
-        <w:pStyle w:val="2"/>
-        <w:rPr>
-          <w:rFonts w:hint="eastAsia"/>
-        </w:rPr>
-      </w:pPr>
-      <w:bookmarkStart w:id="53" w:name="_Toc209170037"/>
-      <w:r>
-        <w:rPr>
-          <w:rFonts w:hint="eastAsia"/>
-        </w:rPr>
-        <w:t>重定向拒绝服务攻击 (中间人攻击 &amp; ARP欺骗 &amp; Sniffer嗅探攻击) 原理和防范 (2023)</w:t>
-      </w:r>
-      <w:bookmarkEnd w:id="53"/>
     </w:p>
     <w:p>
       <w:pPr>
@@ -26686,7 +28167,6 @@
           <w:b/>
           <w:bCs/>
         </w:rPr>
-        <w:lastRenderedPageBreak/>
         <w:t>原因：缺乏验证机制</w:t>
       </w:r>
     </w:p>
@@ -26830,14 +28310,14 @@
           <w:rFonts w:hint="eastAsia"/>
         </w:rPr>
       </w:pPr>
-      <w:bookmarkStart w:id="54" w:name="_Toc209170038"/>
+      <w:bookmarkStart w:id="53" w:name="_Toc209170038"/>
       <w:r>
         <w:rPr>
           <w:rFonts w:hint="eastAsia"/>
         </w:rPr>
         <w:t>重定向拒绝服务攻击（DNS欺骗 &amp; 监听式主机欺骗 &amp; 中间人攻击 &amp; DNS服务器污染）（2022 2023）</w:t>
       </w:r>
-      <w:bookmarkEnd w:id="54"/>
+      <w:bookmarkEnd w:id="53"/>
     </w:p>
     <w:p>
       <w:pPr>
@@ -27067,7 +28547,16 @@
           <w:b/>
           <w:bCs/>
         </w:rPr>
-        <w:t>无法提供正确的域名服务，缓存周期内其客户机</w:t>
+        <w:t>无法提供正确的域名服务，缓存周</w:t>
+      </w:r>
+      <w:r>
+        <w:rPr>
+          <w:rFonts w:ascii="微软雅黑" w:eastAsia="微软雅黑" w:hAnsi="微软雅黑" w:hint="eastAsia"/>
+          <w:b/>
+          <w:bCs/>
+        </w:rPr>
+        <w:lastRenderedPageBreak/>
+        <w:t>期内其客户机</w:t>
       </w:r>
       <w:r>
         <w:rPr>
@@ -27100,14 +28589,14 @@
           <w:rFonts w:hint="eastAsia"/>
         </w:rPr>
       </w:pPr>
-      <w:bookmarkStart w:id="55" w:name="_Toc209170039"/>
+      <w:bookmarkStart w:id="54" w:name="_Toc209170039"/>
       <w:r>
         <w:rPr>
           <w:rFonts w:hint="eastAsia"/>
         </w:rPr>
         <w:t>网络监听的检测和防范检测</w:t>
       </w:r>
-      <w:bookmarkEnd w:id="55"/>
+      <w:bookmarkEnd w:id="54"/>
     </w:p>
     <w:p>
       <w:pPr>
@@ -27247,14 +28736,14 @@
           <w:rFonts w:hint="eastAsia"/>
         </w:rPr>
       </w:pPr>
-      <w:bookmarkStart w:id="56" w:name="_Toc209170040"/>
+      <w:bookmarkStart w:id="55" w:name="_Toc209170040"/>
       <w:r>
         <w:rPr>
           <w:rFonts w:hint="eastAsia"/>
         </w:rPr>
         <w:t>网络发现 端口扫描 主机发现（22新增 2025）</w:t>
       </w:r>
-      <w:bookmarkEnd w:id="56"/>
+      <w:bookmarkEnd w:id="55"/>
     </w:p>
     <w:p>
       <w:pPr>
@@ -27291,7 +28780,6 @@
           <w:b/>
           <w:bCs/>
         </w:rPr>
-        <w:lastRenderedPageBreak/>
         <w:t>端口扫描：</w:t>
       </w:r>
     </w:p>
@@ -27433,14 +28921,14 @@
           <w:rFonts w:hint="eastAsia"/>
         </w:rPr>
       </w:pPr>
-      <w:bookmarkStart w:id="57" w:name="_Toc209170041"/>
+      <w:bookmarkStart w:id="56" w:name="_Toc209170041"/>
       <w:r>
         <w:rPr>
           <w:rFonts w:hint="eastAsia"/>
         </w:rPr>
         <w:t>WEB网站攻击（22新增）(2024)</w:t>
       </w:r>
-      <w:bookmarkEnd w:id="57"/>
+      <w:bookmarkEnd w:id="56"/>
     </w:p>
     <w:p>
       <w:pPr>
@@ -28008,6 +29496,7 @@
           <w:color w:val="FFFFFF"/>
           <w:highlight w:val="darkBlue"/>
         </w:rPr>
+        <w:lastRenderedPageBreak/>
         <w:t>重要</w:t>
       </w:r>
     </w:p>
@@ -28262,7 +29751,6 @@
           <w:color w:val="FFFFFF"/>
           <w:highlight w:val="darkBlue"/>
         </w:rPr>
-        <w:lastRenderedPageBreak/>
         <w:t>重要</w:t>
       </w:r>
     </w:p>
@@ -28511,7 +29999,14 @@
         <w:rPr>
           <w:rFonts w:ascii="微软雅黑" w:eastAsia="微软雅黑" w:hAnsi="微软雅黑" w:hint="eastAsia"/>
         </w:rPr>
-        <w:t>基于外部传入参数生成HTTP响应头产生的安全问题，可以换行插入任意响应消息头、消息体 来生成 任意cookie、重定向到任意url、页面显示内容、执行js从而实现XSS的效果。</w:t>
+        <w:t>基于外部传入参数生成HTTP响应头产生的安全问题，可以换行插入任意响应消息头、消息体 来生成 任意cookie、重定向到任意url、页面显示内容、执行js从而实现XSS的效</w:t>
+      </w:r>
+      <w:r>
+        <w:rPr>
+          <w:rFonts w:ascii="微软雅黑" w:eastAsia="微软雅黑" w:hAnsi="微软雅黑" w:hint="eastAsia"/>
+        </w:rPr>
+        <w:lastRenderedPageBreak/>
+        <w:t>果。</w:t>
       </w:r>
     </w:p>
     <w:p>
@@ -28595,14 +30090,14 @@
           <w:rFonts w:hint="eastAsia"/>
         </w:rPr>
       </w:pPr>
-      <w:bookmarkStart w:id="58" w:name="_Toc209170042"/>
+      <w:bookmarkStart w:id="57" w:name="_Toc209170042"/>
       <w:r>
         <w:rPr>
           <w:rFonts w:hint="eastAsia"/>
         </w:rPr>
         <w:t>WEB应用防火墙 WAF（22新增）</w:t>
       </w:r>
-      <w:bookmarkEnd w:id="58"/>
+      <w:bookmarkEnd w:id="57"/>
     </w:p>
     <w:p>
       <w:pPr>
@@ -28778,7 +30273,6 @@
         <w:rPr>
           <w:rFonts w:ascii="微软雅黑" w:eastAsia="微软雅黑" w:hAnsi="微软雅黑" w:hint="eastAsia"/>
         </w:rPr>
-        <w:lastRenderedPageBreak/>
         <w:t>主要的分析方法有两类，一类</w:t>
       </w:r>
       <w:r>
@@ -28886,14 +30380,14 @@
           <w:rFonts w:hint="eastAsia"/>
         </w:rPr>
       </w:pPr>
-      <w:bookmarkStart w:id="59" w:name="_Toc209170043"/>
+      <w:bookmarkStart w:id="58" w:name="_Toc209170043"/>
       <w:r>
         <w:rPr>
           <w:rFonts w:hint="eastAsia"/>
         </w:rPr>
         <w:t>Libcap wincap 数据采集</w:t>
       </w:r>
-      <w:bookmarkEnd w:id="59"/>
+      <w:bookmarkEnd w:id="58"/>
     </w:p>
     <w:p>
       <w:pPr>
@@ -29271,6 +30765,7 @@
           <w:b/>
           <w:bCs/>
         </w:rPr>
+        <w:lastRenderedPageBreak/>
         <w:t>pcap_loop()</w:t>
       </w:r>
     </w:p>
@@ -29432,14 +30927,14 @@
           <w:rFonts w:hint="eastAsia"/>
         </w:rPr>
       </w:pPr>
-      <w:bookmarkStart w:id="60" w:name="_Toc209170044"/>
+      <w:bookmarkStart w:id="59" w:name="_Toc209170044"/>
       <w:r>
         <w:rPr>
           <w:rFonts w:hint="eastAsia"/>
         </w:rPr>
         <w:t>堆 栈 BSS 注入攻击 ROP攻击 溢出原理 防护 (2020 2021 2023 2024)</w:t>
       </w:r>
-      <w:bookmarkEnd w:id="60"/>
+      <w:bookmarkEnd w:id="59"/>
     </w:p>
     <w:p>
       <w:pPr>
@@ -29513,7 +31008,6 @@
         <w:rPr>
           <w:rFonts w:hint="eastAsia"/>
         </w:rPr>
-        <w:lastRenderedPageBreak/>
         <w:t>↓</w:t>
       </w:r>
     </w:p>
@@ -29860,7 +31354,14 @@
         <w:rPr>
           <w:rFonts w:ascii="微软雅黑" w:eastAsia="微软雅黑" w:hAnsi="微软雅黑"/>
         </w:rPr>
-        <w:t>栈是⼀种后⼊先出的数据结构，⼤⼩在系统创建线程时就已分配好， 包括:⼀块连续的内 存块、⼀个堆栈指针(SP)、⼀个基址指针(BP)、保存具有固定偏移的局部变量和函数参数 的基地址。</w:t>
+        <w:t xml:space="preserve">栈是⼀种后⼊先出的数据结构，⼤⼩在系统创建线程时就已分配好， 包括:⼀块连续的内 </w:t>
+      </w:r>
+      <w:r>
+        <w:rPr>
+          <w:rFonts w:ascii="微软雅黑" w:eastAsia="微软雅黑" w:hAnsi="微软雅黑"/>
+        </w:rPr>
+        <w:lastRenderedPageBreak/>
+        <w:t>存块、⼀个堆栈指针(SP)、⼀个基址指针(BP)、保存具有固定偏移的局部变量和函数参数 的基地址。</w:t>
       </w:r>
     </w:p>
     <w:p>
@@ -30101,7 +31602,6 @@
           <w:rFonts w:ascii="微软雅黑" w:eastAsia="微软雅黑" w:hAnsi="微软雅黑"/>
           <w:noProof/>
         </w:rPr>
-        <w:lastRenderedPageBreak/>
         <w:drawing>
           <wp:anchor distT="0" distB="0" distL="0" distR="0" simplePos="0" relativeHeight="10" behindDoc="0" locked="0" layoutInCell="1" allowOverlap="1" wp14:anchorId="3AD18F20" wp14:editId="146C87AF">
             <wp:simplePos x="0" y="0"/>
@@ -30126,7 +31626,7 @@
                     <pic:cNvPicPr/>
                   </pic:nvPicPr>
                   <pic:blipFill>
-                    <a:blip r:embed="rId26" cstate="print"/>
+                    <a:blip r:embed="rId29" cstate="print"/>
                     <a:srcRect/>
                     <a:stretch/>
                   </pic:blipFill>
@@ -30709,14 +32209,14 @@
           <w:rFonts w:hint="eastAsia"/>
         </w:rPr>
       </w:pPr>
-      <w:bookmarkStart w:id="61" w:name="_Toc209170045"/>
+      <w:bookmarkStart w:id="60" w:name="_Toc209170045"/>
       <w:r>
         <w:rPr>
           <w:rFonts w:hint="eastAsia"/>
         </w:rPr>
         <w:t>分类算法 SVM K-Means Native Bayes（和匹配一样各一题必考）</w:t>
       </w:r>
-      <w:bookmarkEnd w:id="61"/>
+      <w:bookmarkEnd w:id="60"/>
     </w:p>
     <w:p>
       <w:pPr>
@@ -30761,14 +32261,7 @@
         <w:rPr>
           <w:rFonts w:hint="eastAsia"/>
         </w:rPr>
-        <w:t>理论上,与其他所有分类算法相比，贝叶斯分类具有最小的出错率。然而，实践中并非总是如此。这是由于对其应用的假定（如类条件独立性）的不准确性，以及缺乏可用的概率数</w:t>
-      </w:r>
-      <w:r>
-        <w:rPr>
-          <w:rFonts w:hint="eastAsia"/>
-        </w:rPr>
-        <w:lastRenderedPageBreak/>
-        <w:t>据造成的。然而，种种实验研究表明，与判定树和神经网络分类算法相比，在某些领域，该分类算法可以与之媲美。</w:t>
+        <w:t>理论上,与其他所有分类算法相比，贝叶斯分类具有最小的出错率。然而，实践中并非总是如此。这是由于对其应用的假定（如类条件独立性）的不准确性，以及缺乏可用的概率数据造成的。然而，种种实验研究表明，与判定树和神经网络分类算法相比，在某些领域，该分类算法可以与之媲美。</w:t>
       </w:r>
     </w:p>
     <w:p>
@@ -30815,7 +32308,7 @@
                     <pic:cNvPicPr/>
                   </pic:nvPicPr>
                   <pic:blipFill>
-                    <a:blip r:embed="rId27" cstate="print"/>
+                    <a:blip r:embed="rId30" cstate="print"/>
                     <a:srcRect/>
                     <a:stretch/>
                   </pic:blipFill>
@@ -30863,7 +32356,7 @@
                     <pic:cNvPicPr/>
                   </pic:nvPicPr>
                   <pic:blipFill>
-                    <a:blip r:embed="rId28" cstate="print"/>
+                    <a:blip r:embed="rId31" cstate="print"/>
                     <a:srcRect/>
                     <a:stretch/>
                   </pic:blipFill>
@@ -30955,7 +32448,7 @@
                 </wp:cNvGraphicFramePr>
                 <a:graphic xmlns:a="http://schemas.openxmlformats.org/drawingml/2006/main">
                   <a:graphicData uri="http://schemas.microsoft.com/office/word/2010/wordprocessingInk">
-                    <w14:contentPart bwMode="auto" r:id="rId29">
+                    <w14:contentPart bwMode="auto" r:id="rId32">
                       <w14:nvContentPartPr>
                         <w14:cNvContentPartPr>
                           <a14:cpLocks xmlns:a14="http://schemas.microsoft.com/office/drawing/2010/main"/>
@@ -31007,7 +32500,7 @@
                     <pic:cNvPicPr/>
                   </pic:nvPicPr>
                   <pic:blipFill>
-                    <a:blip r:embed="rId30" cstate="print"/>
+                    <a:blip r:embed="rId33" cstate="print"/>
                     <a:srcRect/>
                     <a:stretch/>
                   </pic:blipFill>
@@ -31094,7 +32587,7 @@
                     <pic:cNvPicPr/>
                   </pic:nvPicPr>
                   <pic:blipFill>
-                    <a:blip r:embed="rId31" cstate="print"/>
+                    <a:blip r:embed="rId34" cstate="print"/>
                     <a:srcRect/>
                     <a:stretch/>
                   </pic:blipFill>
@@ -31446,7 +32939,7 @@
                     <pic:cNvPicPr/>
                   </pic:nvPicPr>
                   <pic:blipFill>
-                    <a:blip r:embed="rId32" cstate="print"/>
+                    <a:blip r:embed="rId35" cstate="print"/>
                     <a:srcRect/>
                     <a:stretch/>
                   </pic:blipFill>
@@ -31557,7 +33050,7 @@
                     <pic:cNvPicPr/>
                   </pic:nvPicPr>
                   <pic:blipFill>
-                    <a:blip r:embed="rId33" cstate="print"/>
+                    <a:blip r:embed="rId36" cstate="print"/>
                     <a:srcRect/>
                     <a:stretch/>
                   </pic:blipFill>
@@ -31722,7 +33215,7 @@
                     <pic:cNvPicPr/>
                   </pic:nvPicPr>
                   <pic:blipFill>
-                    <a:blip r:embed="rId34" cstate="print"/>
+                    <a:blip r:embed="rId37" cstate="print"/>
                     <a:srcRect/>
                     <a:stretch/>
                   </pic:blipFill>
@@ -31813,7 +33306,7 @@
                     <pic:cNvPicPr/>
                   </pic:nvPicPr>
                   <pic:blipFill>
-                    <a:blip r:embed="rId35" cstate="print"/>
+                    <a:blip r:embed="rId38" cstate="print"/>
                     <a:srcRect/>
                     <a:stretch/>
                   </pic:blipFill>
@@ -31870,14 +33363,14 @@
           <w:rFonts w:hint="eastAsia"/>
         </w:rPr>
       </w:pPr>
-      <w:bookmarkStart w:id="62" w:name="_Toc209170046"/>
+      <w:bookmarkStart w:id="61" w:name="_Toc209170046"/>
       <w:r>
         <w:rPr>
           <w:rFonts w:hint="eastAsia"/>
         </w:rPr>
         <w:t>字符匹配算法 AC WM BM KMP（和分类一样各一题必考）</w:t>
       </w:r>
-      <w:bookmarkEnd w:id="62"/>
+      <w:bookmarkEnd w:id="61"/>
     </w:p>
     <w:p>
       <w:pPr>
@@ -31970,10 +33463,10 @@
             <v:path o:extrusionok="f" gradientshapeok="t" o:connecttype="rect"/>
             <o:lock v:ext="edit" aspectratio="t"/>
           </v:shapetype>
-          <v:shape id="1045" o:spid="_x0000_i1025" type="#_x0000_t75" style="width:366.85pt;height:93.85pt;visibility:visible;mso-wrap-distance-left:0;mso-wrap-distance-right:0" o:ole="">
-            <v:imagedata r:id="rId36" o:title="" embosscolor="white"/>
+          <v:shape id="1045" o:spid="_x0000_i1025" type="#_x0000_t75" style="width:366.55pt;height:94.45pt;visibility:visible;mso-wrap-distance-left:0;mso-wrap-distance-right:0" o:ole="">
+            <v:imagedata r:id="rId39" o:title="" embosscolor="white"/>
           </v:shape>
-          <o:OLEObject Type="Embed" ProgID="Equation.DSMT4" ShapeID="1045" DrawAspect="Content" ObjectID="_1819795564" r:id="rId37"/>
+          <o:OLEObject Type="Embed" ProgID="Equation.DSMT4" ShapeID="1045" DrawAspect="Content" ObjectID="_1819796373" r:id="rId40"/>
         </w:object>
       </w:r>
     </w:p>
@@ -32088,11 +33581,19 @@
         </w:rPr>
         <w:t>当前字符前面从前往后和从后往前所能匹配的</w:t>
       </w:r>
+      <w:proofErr w:type="gramStart"/>
       <w:r>
         <w:rPr>
           <w:rFonts w:ascii="Times New Roman" w:hAnsi="Times New Roman" w:cs="Times New Roman"/>
         </w:rPr>
-        <w:t>最长</w:t>
+        <w:t>最</w:t>
+      </w:r>
+      <w:proofErr w:type="gramEnd"/>
+      <w:r>
+        <w:rPr>
+          <w:rFonts w:ascii="Times New Roman" w:hAnsi="Times New Roman" w:cs="Times New Roman"/>
+        </w:rPr>
+        <w:t>长</w:t>
       </w:r>
       <w:r>
         <w:rPr>
@@ -32127,7 +33628,8 @@
         </w:rPr>
         <w:t>算法总结如下：如果a位字符与它的next值(即next[a])指向的b位字符相等（即p[a] == p[next[a]]）,则a位的next值就指向b位的next值即（next[ next[a] ]）（详见</w:t>
       </w:r>
-      <w:hyperlink r:id="rId38" w:history="1">
+      <w:hyperlink r:id="rId41" w:history="1">
+        <w:proofErr w:type="gramStart"/>
         <w:r>
           <w:rPr>
             <w:rStyle w:val="a8"/>
@@ -32135,6 +33637,7 @@
           </w:rPr>
           <w:t>博客园</w:t>
         </w:r>
+        <w:proofErr w:type="gramEnd"/>
       </w:hyperlink>
       <w:r>
         <w:rPr>
@@ -32196,7 +33699,7 @@
         </w:rPr>
         <w:t>例题：</w:t>
       </w:r>
-      <w:hyperlink r:id="rId39" w:history="1">
+      <w:hyperlink r:id="rId42" w:history="1">
         <w:r>
           <w:rPr>
             <w:rStyle w:val="a8"/>
@@ -32273,7 +33776,7 @@
                     <pic:cNvPicPr/>
                   </pic:nvPicPr>
                   <pic:blipFill>
-                    <a:blip r:embed="rId40" cstate="print"/>
+                    <a:blip r:embed="rId43" cstate="print"/>
                     <a:srcRect/>
                     <a:stretch/>
                   </pic:blipFill>
@@ -32360,7 +33863,7 @@
                     <pic:cNvPicPr/>
                   </pic:nvPicPr>
                   <pic:blipFill>
-                    <a:blip r:embed="rId41" cstate="print"/>
+                    <a:blip r:embed="rId44" cstate="print"/>
                     <a:srcRect/>
                     <a:stretch/>
                   </pic:blipFill>
@@ -32447,7 +33950,7 @@
                     <pic:cNvPicPr/>
                   </pic:nvPicPr>
                   <pic:blipFill>
-                    <a:blip r:embed="rId42" cstate="print"/>
+                    <a:blip r:embed="rId45" cstate="print"/>
                     <a:srcRect/>
                     <a:stretch/>
                   </pic:blipFill>
@@ -32607,7 +34110,7 @@
                     <pic:cNvPicPr/>
                   </pic:nvPicPr>
                   <pic:blipFill>
-                    <a:blip r:embed="rId43" cstate="print"/>
+                    <a:blip r:embed="rId46" cstate="print"/>
                     <a:srcRect/>
                     <a:stretch/>
                   </pic:blipFill>
@@ -32755,7 +34258,7 @@
                     <pic:cNvPicPr/>
                   </pic:nvPicPr>
                   <pic:blipFill>
-                    <a:blip r:embed="rId44" cstate="print"/>
+                    <a:blip r:embed="rId47" cstate="print"/>
                     <a:srcRect/>
                     <a:stretch/>
                   </pic:blipFill>
@@ -32831,7 +34334,7 @@
                     <pic:cNvPicPr/>
                   </pic:nvPicPr>
                   <pic:blipFill>
-                    <a:blip r:embed="rId45" cstate="print"/>
+                    <a:blip r:embed="rId48" cstate="print"/>
                     <a:srcRect/>
                     <a:stretch/>
                   </pic:blipFill>
@@ -33063,7 +34566,7 @@
                     <pic:cNvPicPr/>
                   </pic:nvPicPr>
                   <pic:blipFill>
-                    <a:blip r:embed="rId46" cstate="print"/>
+                    <a:blip r:embed="rId49" cstate="print"/>
                     <a:srcRect/>
                     <a:stretch/>
                   </pic:blipFill>
@@ -33150,7 +34653,7 @@
                     <pic:cNvPicPr/>
                   </pic:nvPicPr>
                   <pic:blipFill>
-                    <a:blip r:embed="rId47" cstate="print"/>
+                    <a:blip r:embed="rId50" cstate="print"/>
                     <a:srcRect/>
                     <a:stretch/>
                   </pic:blipFill>
@@ -33532,7 +35035,7 @@
                     <pic:cNvPicPr/>
                   </pic:nvPicPr>
                   <pic:blipFill>
-                    <a:blip r:embed="rId48" cstate="print"/>
+                    <a:blip r:embed="rId51" cstate="print"/>
                     <a:srcRect/>
                     <a:stretch/>
                   </pic:blipFill>
@@ -33781,7 +35284,8 @@
         </w:rPr>
         <w:t>例题：</w:t>
       </w:r>
-      <w:hyperlink r:id="rId49" w:history="1">
+      <w:hyperlink r:id="rId52" w:history="1">
+        <w:proofErr w:type="gramStart"/>
         <w:r>
           <w:rPr>
             <w:rStyle w:val="a8"/>
@@ -33789,6 +35293,7 @@
           </w:rPr>
           <w:t>博客园</w:t>
         </w:r>
+        <w:proofErr w:type="gramEnd"/>
       </w:hyperlink>
     </w:p>
     <w:p>
@@ -33878,7 +35383,7 @@
                     <pic:cNvPicPr/>
                   </pic:nvPicPr>
                   <pic:blipFill>
-                    <a:blip r:embed="rId50" cstate="print"/>
+                    <a:blip r:embed="rId53" cstate="print"/>
                     <a:srcRect/>
                     <a:stretch/>
                   </pic:blipFill>
@@ -33952,7 +35457,7 @@
                     <pic:cNvPicPr/>
                   </pic:nvPicPr>
                   <pic:blipFill>
-                    <a:blip r:embed="rId51" cstate="print"/>
+                    <a:blip r:embed="rId54" cstate="print"/>
                     <a:srcRect/>
                     <a:stretch/>
                   </pic:blipFill>
@@ -34025,7 +35530,7 @@
                     <pic:cNvPicPr/>
                   </pic:nvPicPr>
                   <pic:blipFill>
-                    <a:blip r:embed="rId52" cstate="print"/>
+                    <a:blip r:embed="rId55" cstate="print"/>
                     <a:srcRect/>
                     <a:stretch/>
                   </pic:blipFill>
@@ -34078,7 +35583,7 @@
                     <pic:cNvPicPr/>
                   </pic:nvPicPr>
                   <pic:blipFill>
-                    <a:blip r:embed="rId53" cstate="print"/>
+                    <a:blip r:embed="rId56" cstate="print"/>
                     <a:srcRect/>
                     <a:stretch/>
                   </pic:blipFill>
@@ -35150,10 +36655,10 @@
           <w:rFonts w:hint="eastAsia"/>
         </w:rPr>
         <w:object w:dxaOrig="9360" w:dyaOrig="5298" w14:anchorId="1EE386A5">
-          <v:shape id="1060" o:spid="_x0000_i1026" type="#_x0000_t75" style="width:225pt;height:127.3pt;visibility:visible;mso-wrap-distance-left:0;mso-wrap-distance-right:0" o:ole="">
-            <v:imagedata r:id="rId54" o:title="" embosscolor="white"/>
+          <v:shape id="1060" o:spid="_x0000_i1026" type="#_x0000_t75" style="width:225.35pt;height:127.15pt;visibility:visible;mso-wrap-distance-left:0;mso-wrap-distance-right:0" o:ole="">
+            <v:imagedata r:id="rId57" o:title="" embosscolor="white"/>
           </v:shape>
-          <o:OLEObject Type="Embed" ProgID="Word.Picture.8" ShapeID="1060" DrawAspect="Content" ObjectID="_1819795565" r:id="rId55"/>
+          <o:OLEObject Type="Embed" ProgID="Word.Picture.8" ShapeID="1060" DrawAspect="Content" ObjectID="_1819796374" r:id="rId58"/>
         </w:object>
       </w:r>
     </w:p>
@@ -35233,7 +36738,7 @@
                     <pic:cNvPicPr/>
                   </pic:nvPicPr>
                   <pic:blipFill>
-                    <a:blip r:embed="rId56" cstate="print"/>
+                    <a:blip r:embed="rId59" cstate="print"/>
                     <a:srcRect/>
                     <a:stretch/>
                   </pic:blipFill>
@@ -35292,7 +36797,8 @@
         </w:rPr>
         <w:t>例题：</w:t>
       </w:r>
-      <w:hyperlink r:id="rId57" w:history="1">
+      <w:hyperlink r:id="rId60" w:history="1">
+        <w:proofErr w:type="gramStart"/>
         <w:r>
           <w:rPr>
             <w:rStyle w:val="a8"/>
@@ -35300,6 +36806,7 @@
           </w:rPr>
           <w:t>博客园</w:t>
         </w:r>
+        <w:proofErr w:type="gramEnd"/>
       </w:hyperlink>
     </w:p>
     <w:p>
@@ -35378,7 +36885,7 @@
                     <pic:cNvPicPr/>
                   </pic:nvPicPr>
                   <pic:blipFill>
-                    <a:blip r:embed="rId58" cstate="print"/>
+                    <a:blip r:embed="rId61" cstate="print"/>
                     <a:srcRect/>
                     <a:stretch/>
                   </pic:blipFill>
@@ -35418,7 +36925,7 @@
                     <pic:cNvPicPr/>
                   </pic:nvPicPr>
                   <pic:blipFill>
-                    <a:blip r:embed="rId59" cstate="print"/>
+                    <a:blip r:embed="rId62" cstate="print"/>
                     <a:srcRect/>
                     <a:stretch/>
                   </pic:blipFill>
@@ -35520,7 +37027,7 @@
                     <pic:cNvPicPr/>
                   </pic:nvPicPr>
                   <pic:blipFill>
-                    <a:blip r:embed="rId60" cstate="print"/>
+                    <a:blip r:embed="rId63" cstate="print"/>
                     <a:srcRect/>
                     <a:stretch/>
                   </pic:blipFill>
@@ -35578,7 +37085,7 @@
                     <pic:cNvPicPr/>
                   </pic:nvPicPr>
                   <pic:blipFill>
-                    <a:blip r:embed="rId61" cstate="print"/>
+                    <a:blip r:embed="rId64" cstate="print"/>
                     <a:srcRect/>
                     <a:stretch/>
                   </pic:blipFill>
@@ -35683,7 +37190,7 @@
                     <pic:cNvPicPr/>
                   </pic:nvPicPr>
                   <pic:blipFill>
-                    <a:blip r:embed="rId62" cstate="print"/>
+                    <a:blip r:embed="rId65" cstate="print"/>
                     <a:srcRect/>
                     <a:stretch/>
                   </pic:blipFill>
@@ -35722,7 +37229,7 @@
                     <pic:cNvPicPr/>
                   </pic:nvPicPr>
                   <pic:blipFill>
-                    <a:blip r:embed="rId63" cstate="print"/>
+                    <a:blip r:embed="rId66" cstate="print"/>
                     <a:srcRect/>
                     <a:stretch/>
                   </pic:blipFill>
@@ -35781,48 +37288,48 @@
           <w:rFonts w:ascii="微软雅黑" w:eastAsia="微软雅黑" w:hAnsi="微软雅黑" w:hint="eastAsia"/>
         </w:rPr>
       </w:pPr>
-      <w:bookmarkStart w:id="63" w:name="_Toc209170047"/>
+      <w:bookmarkStart w:id="62" w:name="_Toc209170047"/>
       <w:r>
         <w:rPr>
           <w:rFonts w:ascii="微软雅黑" w:eastAsia="微软雅黑" w:hAnsi="微软雅黑" w:hint="eastAsia"/>
         </w:rPr>
         <w:t>计算机网络</w:t>
       </w:r>
+      <w:bookmarkEnd w:id="62"/>
+    </w:p>
+    <w:p>
+      <w:pPr>
+        <w:pStyle w:val="2"/>
+        <w:rPr>
+          <w:rFonts w:hint="eastAsia"/>
+        </w:rPr>
+      </w:pPr>
+      <w:bookmarkStart w:id="63" w:name="_Toc209170048"/>
+      <w:r>
+        <w:rPr>
+          <w:rFonts w:hint="eastAsia"/>
+        </w:rPr>
+        <w:t>P</w:t>
+      </w:r>
+      <w:r>
+        <w:t>ing</w:t>
+      </w:r>
+      <w:r>
+        <w:rPr>
+          <w:rFonts w:hint="eastAsia"/>
+        </w:rPr>
+        <w:t>、</w:t>
+      </w:r>
+      <w:r>
+        <w:t>Traceroute的作⽤及其原理</w:t>
+      </w:r>
+      <w:r>
+        <w:rPr>
+          <w:rFonts w:hint="eastAsia"/>
+        </w:rPr>
+        <w:t>（2018 2022 2025）</w:t>
+      </w:r>
       <w:bookmarkEnd w:id="63"/>
-    </w:p>
-    <w:p>
-      <w:pPr>
-        <w:pStyle w:val="2"/>
-        <w:rPr>
-          <w:rFonts w:hint="eastAsia"/>
-        </w:rPr>
-      </w:pPr>
-      <w:bookmarkStart w:id="64" w:name="_Toc209170048"/>
-      <w:r>
-        <w:rPr>
-          <w:rFonts w:hint="eastAsia"/>
-        </w:rPr>
-        <w:t>P</w:t>
-      </w:r>
-      <w:r>
-        <w:t>ing</w:t>
-      </w:r>
-      <w:r>
-        <w:rPr>
-          <w:rFonts w:hint="eastAsia"/>
-        </w:rPr>
-        <w:t>、</w:t>
-      </w:r>
-      <w:r>
-        <w:t>Traceroute的作⽤及其原理</w:t>
-      </w:r>
-      <w:r>
-        <w:rPr>
-          <w:rFonts w:hint="eastAsia"/>
-        </w:rPr>
-        <w:t>（2018 2022 2025）</w:t>
-      </w:r>
-      <w:bookmarkEnd w:id="64"/>
     </w:p>
     <w:p>
       <w:pPr>
@@ -35920,14 +37427,14 @@
           <w:rFonts w:hint="eastAsia"/>
         </w:rPr>
       </w:pPr>
-      <w:bookmarkStart w:id="65" w:name="_Toc209170049"/>
+      <w:bookmarkStart w:id="64" w:name="_Toc209170049"/>
       <w:r>
         <w:rPr>
           <w:rFonts w:hint="eastAsia"/>
         </w:rPr>
         <w:t>TCP（传输控制协议）结构（2019 2022 2023 2024）</w:t>
       </w:r>
-      <w:bookmarkEnd w:id="65"/>
+      <w:bookmarkEnd w:id="64"/>
     </w:p>
     <w:p>
       <w:pPr>
@@ -35966,7 +37473,7 @@
                     <pic:cNvPicPr/>
                   </pic:nvPicPr>
                   <pic:blipFill>
-                    <a:blip r:embed="rId64" cstate="print"/>
+                    <a:blip r:embed="rId67" cstate="print"/>
                     <a:srcRect/>
                     <a:stretch/>
                   </pic:blipFill>
@@ -36032,7 +37539,7 @@
                     <pic:cNvPicPr/>
                   </pic:nvPicPr>
                   <pic:blipFill>
-                    <a:blip r:embed="rId65" cstate="print"/>
+                    <a:blip r:embed="rId68" cstate="print"/>
                     <a:srcRect/>
                     <a:stretch/>
                   </pic:blipFill>
@@ -36399,14 +37906,14 @@
           <w:rFonts w:hint="eastAsia"/>
         </w:rPr>
       </w:pPr>
-      <w:bookmarkStart w:id="66" w:name="_Toc209170050"/>
+      <w:bookmarkStart w:id="65" w:name="_Toc209170050"/>
       <w:r>
         <w:rPr>
           <w:rFonts w:hint="eastAsia"/>
         </w:rPr>
         <w:t>UDP（用户数据报协议）结构（2019 2023）</w:t>
       </w:r>
-      <w:bookmarkEnd w:id="66"/>
+      <w:bookmarkEnd w:id="65"/>
     </w:p>
     <w:p>
       <w:pPr>
@@ -36447,7 +37954,7 @@
                     <pic:cNvPicPr/>
                   </pic:nvPicPr>
                   <pic:blipFill>
-                    <a:blip r:embed="rId66" cstate="print"/>
+                    <a:blip r:embed="rId69" cstate="print"/>
                     <a:srcRect/>
                     <a:stretch/>
                   </pic:blipFill>
@@ -36642,7 +38149,7 @@
           <w:rFonts w:hint="eastAsia"/>
         </w:rPr>
       </w:pPr>
-      <w:bookmarkStart w:id="67" w:name="_Toc209170051"/>
+      <w:bookmarkStart w:id="66" w:name="_Toc209170051"/>
       <w:r>
         <w:t>TCP</w:t>
       </w:r>
@@ -36661,7 +38168,7 @@
         </w:rPr>
         <w:t>（2018 2020 2022）</w:t>
       </w:r>
-      <w:bookmarkEnd w:id="67"/>
+      <w:bookmarkEnd w:id="66"/>
     </w:p>
     <w:p>
       <w:pPr>
@@ -36825,7 +38332,7 @@
           <w:rFonts w:hint="eastAsia"/>
         </w:rPr>
       </w:pPr>
-      <w:bookmarkStart w:id="68" w:name="_Toc209170052"/>
+      <w:bookmarkStart w:id="67" w:name="_Toc209170052"/>
       <w:r>
         <w:t>TCP</w:t>
       </w:r>
@@ -36835,50 +38342,50 @@
         </w:rPr>
         <w:t xml:space="preserve"> 拥塞避免（2025）</w:t>
       </w:r>
+      <w:bookmarkEnd w:id="67"/>
+    </w:p>
+    <w:p>
+      <w:pPr>
+        <w:spacing w:line="360" w:lineRule="exact"/>
+        <w:jc w:val="left"/>
+        <w:rPr>
+          <w:rFonts w:ascii="微软雅黑" w:eastAsia="微软雅黑" w:hAnsi="微软雅黑" w:hint="eastAsia"/>
+        </w:rPr>
+      </w:pPr>
+    </w:p>
+    <w:p>
+      <w:pPr>
+        <w:spacing w:line="360" w:lineRule="exact"/>
+        <w:jc w:val="left"/>
+        <w:rPr>
+          <w:rFonts w:ascii="微软雅黑" w:eastAsia="微软雅黑" w:hAnsi="微软雅黑" w:hint="eastAsia"/>
+        </w:rPr>
+      </w:pPr>
+    </w:p>
+    <w:p>
+      <w:pPr>
+        <w:spacing w:line="360" w:lineRule="exact"/>
+        <w:jc w:val="left"/>
+        <w:rPr>
+          <w:rFonts w:ascii="微软雅黑" w:eastAsia="微软雅黑" w:hAnsi="微软雅黑" w:hint="eastAsia"/>
+        </w:rPr>
+      </w:pPr>
+    </w:p>
+    <w:p>
+      <w:pPr>
+        <w:pStyle w:val="2"/>
+        <w:rPr>
+          <w:rFonts w:hint="eastAsia"/>
+        </w:rPr>
+      </w:pPr>
+      <w:bookmarkStart w:id="68" w:name="_Toc209170053"/>
+      <w:r>
+        <w:rPr>
+          <w:rFonts w:hint="eastAsia"/>
+        </w:rPr>
+        <w:t>TCP 三次握手 四次挥手（2023 2025）</w:t>
+      </w:r>
       <w:bookmarkEnd w:id="68"/>
-    </w:p>
-    <w:p>
-      <w:pPr>
-        <w:spacing w:line="360" w:lineRule="exact"/>
-        <w:jc w:val="left"/>
-        <w:rPr>
-          <w:rFonts w:ascii="微软雅黑" w:eastAsia="微软雅黑" w:hAnsi="微软雅黑" w:hint="eastAsia"/>
-        </w:rPr>
-      </w:pPr>
-    </w:p>
-    <w:p>
-      <w:pPr>
-        <w:spacing w:line="360" w:lineRule="exact"/>
-        <w:jc w:val="left"/>
-        <w:rPr>
-          <w:rFonts w:ascii="微软雅黑" w:eastAsia="微软雅黑" w:hAnsi="微软雅黑" w:hint="eastAsia"/>
-        </w:rPr>
-      </w:pPr>
-    </w:p>
-    <w:p>
-      <w:pPr>
-        <w:spacing w:line="360" w:lineRule="exact"/>
-        <w:jc w:val="left"/>
-        <w:rPr>
-          <w:rFonts w:ascii="微软雅黑" w:eastAsia="微软雅黑" w:hAnsi="微软雅黑" w:hint="eastAsia"/>
-        </w:rPr>
-      </w:pPr>
-    </w:p>
-    <w:p>
-      <w:pPr>
-        <w:pStyle w:val="2"/>
-        <w:rPr>
-          <w:rFonts w:hint="eastAsia"/>
-        </w:rPr>
-      </w:pPr>
-      <w:bookmarkStart w:id="69" w:name="_Toc209170053"/>
-      <w:r>
-        <w:rPr>
-          <w:rFonts w:hint="eastAsia"/>
-        </w:rPr>
-        <w:t>TCP 三次握手 四次挥手（2023 2025）</w:t>
-      </w:r>
-      <w:bookmarkEnd w:id="69"/>
     </w:p>
     <w:p>
       <w:pPr>
@@ -36946,7 +38453,7 @@
           <w:rFonts w:hint="eastAsia"/>
         </w:rPr>
       </w:pPr>
-      <w:bookmarkStart w:id="70" w:name="_Toc209170054"/>
+      <w:bookmarkStart w:id="69" w:name="_Toc209170054"/>
       <w:r>
         <w:rPr>
           <w:rFonts w:hint="eastAsia"/>
@@ -36962,7 +38469,7 @@
         </w:rPr>
         <w:t xml:space="preserve"> (2020 2023)</w:t>
       </w:r>
-      <w:bookmarkEnd w:id="70"/>
+      <w:bookmarkEnd w:id="69"/>
     </w:p>
     <w:p>
       <w:pPr>
@@ -37064,7 +38571,7 @@
           <w:rFonts w:hint="eastAsia"/>
         </w:rPr>
       </w:pPr>
-      <w:bookmarkStart w:id="71" w:name="_Toc209170055"/>
+      <w:bookmarkStart w:id="70" w:name="_Toc209170055"/>
       <w:r>
         <w:rPr>
           <w:rFonts w:hint="eastAsia"/>
@@ -37072,7 +38579,7 @@
         <w:lastRenderedPageBreak/>
         <w:t>GBN 原理（2020）</w:t>
       </w:r>
-      <w:bookmarkEnd w:id="71"/>
+      <w:bookmarkEnd w:id="70"/>
     </w:p>
     <w:p>
       <w:pPr>
@@ -37183,14 +38690,14 @@
           <w:rFonts w:hint="eastAsia"/>
         </w:rPr>
       </w:pPr>
-      <w:bookmarkStart w:id="72" w:name="_Toc209170056"/>
+      <w:bookmarkStart w:id="71" w:name="_Toc209170056"/>
       <w:r>
         <w:rPr>
           <w:rFonts w:hint="eastAsia"/>
         </w:rPr>
         <w:t>IP报文结构（2024 2025）</w:t>
       </w:r>
-      <w:bookmarkEnd w:id="72"/>
+      <w:bookmarkEnd w:id="71"/>
     </w:p>
     <w:p>
       <w:pPr>
@@ -37229,7 +38736,7 @@
                     <pic:cNvPicPr/>
                   </pic:nvPicPr>
                   <pic:blipFill>
-                    <a:blip r:embed="rId67" cstate="print"/>
+                    <a:blip r:embed="rId70" cstate="print"/>
                     <a:srcRect/>
                     <a:stretch/>
                   </pic:blipFill>
@@ -37553,14 +39060,14 @@
           <w:rFonts w:hint="eastAsia"/>
         </w:rPr>
       </w:pPr>
-      <w:bookmarkStart w:id="73" w:name="_Toc209170057"/>
+      <w:bookmarkStart w:id="72" w:name="_Toc209170057"/>
       <w:r>
         <w:rPr>
           <w:rFonts w:hint="eastAsia"/>
         </w:rPr>
         <w:t>ARP（地址解析协议）地址含义 原理（2019 2024 2025）</w:t>
       </w:r>
-      <w:bookmarkEnd w:id="73"/>
+      <w:bookmarkEnd w:id="72"/>
     </w:p>
     <w:p>
       <w:pPr>
@@ -37627,14 +39134,14 @@
           <w:rFonts w:hint="eastAsia"/>
         </w:rPr>
       </w:pPr>
-      <w:bookmarkStart w:id="74" w:name="_Toc209170058"/>
+      <w:bookmarkStart w:id="73" w:name="_Toc209170058"/>
       <w:r>
         <w:rPr>
           <w:rFonts w:hint="eastAsia"/>
         </w:rPr>
         <w:t>BGP （边界网关协议）路径向量算法 原理（2021 2022 2023 2025）</w:t>
       </w:r>
-      <w:bookmarkEnd w:id="74"/>
+      <w:bookmarkEnd w:id="73"/>
     </w:p>
     <w:p>
       <w:pPr>
@@ -37887,7 +39394,7 @@
           <w:rFonts w:hint="eastAsia"/>
         </w:rPr>
       </w:pPr>
-      <w:bookmarkStart w:id="75" w:name="_Toc209170059"/>
+      <w:bookmarkStart w:id="74" w:name="_Toc209170059"/>
       <w:r>
         <w:rPr>
           <w:rFonts w:hint="eastAsia"/>
@@ -37895,7 +39402,7 @@
         <w:lastRenderedPageBreak/>
         <w:t>OSPF（开放式最短路径优先）链路状态广播算法 LS Dijkstra（2024 2025）</w:t>
       </w:r>
-      <w:bookmarkEnd w:id="75"/>
+      <w:bookmarkEnd w:id="74"/>
     </w:p>
     <w:p>
       <w:pPr>
@@ -37916,7 +39423,7 @@
           <w:rFonts w:hint="eastAsia"/>
         </w:rPr>
       </w:pPr>
-      <w:bookmarkStart w:id="76" w:name="_Toc209170060"/>
+      <w:bookmarkStart w:id="75" w:name="_Toc209170060"/>
       <w:r>
         <w:rPr>
           <w:rFonts w:hint="eastAsia"/>
@@ -37941,7 +39448,7 @@
         </w:rPr>
         <w:t xml:space="preserve"> DV计算 BF方程 (2018 2021 2023)</w:t>
       </w:r>
-      <w:bookmarkEnd w:id="76"/>
+      <w:bookmarkEnd w:id="75"/>
     </w:p>
     <w:p>
       <w:pPr>
@@ -38031,13 +39538,98 @@
           <w:rFonts w:hint="eastAsia"/>
         </w:rPr>
       </w:pPr>
-      <w:bookmarkStart w:id="77" w:name="_Toc209170061"/>
+      <w:bookmarkStart w:id="76" w:name="_Toc209170061"/>
       <w:r>
         <w:rPr>
           <w:rFonts w:hint="eastAsia"/>
         </w:rPr>
         <w:t>P2P 同时下载人数越多，速度更快？（2018）</w:t>
       </w:r>
+      <w:bookmarkEnd w:id="76"/>
+    </w:p>
+    <w:p>
+      <w:pPr>
+        <w:spacing w:line="360" w:lineRule="exact"/>
+        <w:jc w:val="left"/>
+        <w:rPr>
+          <w:rFonts w:ascii="微软雅黑" w:eastAsia="微软雅黑" w:hAnsi="微软雅黑" w:hint="eastAsia"/>
+        </w:rPr>
+      </w:pPr>
+      <w:r>
+        <w:rPr>
+          <w:rFonts w:ascii="微软雅黑" w:eastAsia="微软雅黑" w:hAnsi="微软雅黑" w:hint="eastAsia"/>
+        </w:rPr>
+        <w:t>不一定更快。</w:t>
+      </w:r>
+    </w:p>
+    <w:p>
+      <w:pPr>
+        <w:spacing w:line="360" w:lineRule="exact"/>
+        <w:jc w:val="left"/>
+        <w:rPr>
+          <w:rFonts w:ascii="微软雅黑" w:eastAsia="微软雅黑" w:hAnsi="微软雅黑" w:hint="eastAsia"/>
+        </w:rPr>
+      </w:pPr>
+      <w:r>
+        <w:rPr>
+          <w:rFonts w:ascii="微软雅黑" w:eastAsia="微软雅黑" w:hAnsi="微软雅黑" w:hint="eastAsia"/>
+        </w:rPr>
+        <w:t>人多带来“更多并发来源”，可同时从不同对等节点并行拉取数据块，理论上可叠加带宽，提高瞬时吞吐量</w:t>
+      </w:r>
+    </w:p>
+    <w:p>
+      <w:pPr>
+        <w:spacing w:line="360" w:lineRule="exact"/>
+        <w:jc w:val="left"/>
+        <w:rPr>
+          <w:rFonts w:ascii="微软雅黑" w:eastAsia="微软雅黑" w:hAnsi="微软雅黑" w:hint="eastAsia"/>
+        </w:rPr>
+      </w:pPr>
+      <w:r>
+        <w:rPr>
+          <w:rFonts w:ascii="微软雅黑" w:eastAsia="微软雅黑" w:hAnsi="微软雅黑" w:hint="eastAsia"/>
+        </w:rPr>
+        <w:t>但并行连接数增加会引入额外开销：连接维护、分片请求/调度、重复块、网络拥塞及种子端总上行带宽瓶颈，这些都会抵消甚至反噬速度增益</w:t>
+      </w:r>
+    </w:p>
+    <w:p>
+      <w:pPr>
+        <w:spacing w:line="360" w:lineRule="exact"/>
+        <w:jc w:val="left"/>
+        <w:rPr>
+          <w:rFonts w:ascii="微软雅黑" w:eastAsia="微软雅黑" w:hAnsi="微软雅黑" w:hint="eastAsia"/>
+        </w:rPr>
+      </w:pPr>
+      <w:r>
+        <w:rPr>
+          <w:rFonts w:ascii="微软雅黑" w:eastAsia="微软雅黑" w:hAnsi="微软雅黑" w:hint="eastAsia"/>
+        </w:rPr>
+        <w:t>最终下载速度仍受本地接入带宽、网络状况与种子质量限制，因此对等方增多只是“可能”更快，而非必然。</w:t>
+      </w:r>
+    </w:p>
+    <w:p>
+      <w:pPr>
+        <w:spacing w:line="360" w:lineRule="exact"/>
+        <w:jc w:val="left"/>
+        <w:rPr>
+          <w:rFonts w:ascii="微软雅黑" w:eastAsia="微软雅黑" w:hAnsi="微软雅黑" w:hint="eastAsia"/>
+        </w:rPr>
+      </w:pPr>
+    </w:p>
+    <w:p>
+      <w:pPr>
+        <w:pStyle w:val="2"/>
+        <w:rPr>
+          <w:rFonts w:hint="eastAsia"/>
+        </w:rPr>
+      </w:pPr>
+      <w:bookmarkStart w:id="77" w:name="_Toc209170062"/>
+      <w:r>
+        <w:rPr>
+          <w:rFonts w:hint="eastAsia"/>
+        </w:rPr>
+        <w:t>端到端原则（2023）</w:t>
+      </w:r>
       <w:bookmarkEnd w:id="77"/>
     </w:p>
     <w:p>
@@ -38048,66 +39640,6 @@
           <w:rFonts w:ascii="微软雅黑" w:eastAsia="微软雅黑" w:hAnsi="微软雅黑" w:hint="eastAsia"/>
         </w:rPr>
       </w:pPr>
-      <w:r>
-        <w:rPr>
-          <w:rFonts w:ascii="微软雅黑" w:eastAsia="微软雅黑" w:hAnsi="微软雅黑" w:hint="eastAsia"/>
-        </w:rPr>
-        <w:t>不一定更快。</w:t>
-      </w:r>
-    </w:p>
-    <w:p>
-      <w:pPr>
-        <w:spacing w:line="360" w:lineRule="exact"/>
-        <w:jc w:val="left"/>
-        <w:rPr>
-          <w:rFonts w:ascii="微软雅黑" w:eastAsia="微软雅黑" w:hAnsi="微软雅黑" w:hint="eastAsia"/>
-        </w:rPr>
-      </w:pPr>
-      <w:r>
-        <w:rPr>
-          <w:rFonts w:ascii="微软雅黑" w:eastAsia="微软雅黑" w:hAnsi="微软雅黑" w:hint="eastAsia"/>
-        </w:rPr>
-        <w:t>人多带来“更多并发来源”，可同时从不同对等节点并行拉取数据块，理论上可叠加带宽，提高瞬时吞吐量</w:t>
-      </w:r>
-    </w:p>
-    <w:p>
-      <w:pPr>
-        <w:spacing w:line="360" w:lineRule="exact"/>
-        <w:jc w:val="left"/>
-        <w:rPr>
-          <w:rFonts w:ascii="微软雅黑" w:eastAsia="微软雅黑" w:hAnsi="微软雅黑" w:hint="eastAsia"/>
-        </w:rPr>
-      </w:pPr>
-      <w:r>
-        <w:rPr>
-          <w:rFonts w:ascii="微软雅黑" w:eastAsia="微软雅黑" w:hAnsi="微软雅黑" w:hint="eastAsia"/>
-        </w:rPr>
-        <w:t>但并行连接数增加会引入额外开销：连接维护、分片请求/调度、重复块、网络拥塞及种子端总上行带宽瓶颈，这些都会抵消甚至反噬速度增益</w:t>
-      </w:r>
-    </w:p>
-    <w:p>
-      <w:pPr>
-        <w:spacing w:line="360" w:lineRule="exact"/>
-        <w:jc w:val="left"/>
-        <w:rPr>
-          <w:rFonts w:ascii="微软雅黑" w:eastAsia="微软雅黑" w:hAnsi="微软雅黑" w:hint="eastAsia"/>
-        </w:rPr>
-      </w:pPr>
-      <w:r>
-        <w:rPr>
-          <w:rFonts w:ascii="微软雅黑" w:eastAsia="微软雅黑" w:hAnsi="微软雅黑" w:hint="eastAsia"/>
-        </w:rPr>
-        <w:t>最终下载速度仍受本地接入带宽、网络状况与种子质量限制，因此对等方增多只是“可能”更快，而非必然。</w:t>
-      </w:r>
-    </w:p>
-    <w:p>
-      <w:pPr>
-        <w:spacing w:line="360" w:lineRule="exact"/>
-        <w:jc w:val="left"/>
-        <w:rPr>
-          <w:rFonts w:ascii="微软雅黑" w:eastAsia="微软雅黑" w:hAnsi="微软雅黑" w:hint="eastAsia"/>
-        </w:rPr>
-      </w:pPr>
     </w:p>
     <w:p>
       <w:pPr>
@@ -38116,12 +39648,12 @@
           <w:rFonts w:hint="eastAsia"/>
         </w:rPr>
       </w:pPr>
-      <w:bookmarkStart w:id="78" w:name="_Toc209170062"/>
-      <w:r>
-        <w:rPr>
-          <w:rFonts w:hint="eastAsia"/>
-        </w:rPr>
-        <w:t>端到端原则（2023）</w:t>
+      <w:bookmarkStart w:id="78" w:name="_Toc209170063"/>
+      <w:r>
+        <w:rPr>
+          <w:rFonts w:hint="eastAsia"/>
+        </w:rPr>
+        <w:t>子网划分 CIDR (2023)</w:t>
       </w:r>
       <w:bookmarkEnd w:id="78"/>
     </w:p>
@@ -38136,62 +39668,37 @@
     </w:p>
     <w:p>
       <w:pPr>
+        <w:spacing w:line="360" w:lineRule="exact"/>
+        <w:jc w:val="left"/>
+        <w:rPr>
+          <w:rFonts w:ascii="微软雅黑" w:eastAsia="微软雅黑" w:hAnsi="微软雅黑" w:hint="eastAsia"/>
+        </w:rPr>
+      </w:pPr>
+    </w:p>
+    <w:p>
+      <w:pPr>
         <w:pStyle w:val="2"/>
         <w:rPr>
           <w:rFonts w:hint="eastAsia"/>
         </w:rPr>
       </w:pPr>
-      <w:bookmarkStart w:id="79" w:name="_Toc209170063"/>
-      <w:r>
-        <w:rPr>
-          <w:rFonts w:hint="eastAsia"/>
-        </w:rPr>
-        <w:t>子网划分 CIDR (2023)</w:t>
+      <w:bookmarkStart w:id="79" w:name="_Toc209170064"/>
+      <w:r>
+        <w:rPr>
+          <w:rFonts w:hint="eastAsia"/>
+        </w:rPr>
+        <w:t xml:space="preserve">DNS（域名系统） </w:t>
+      </w:r>
+      <w:r>
+        <w:t>递归查询</w:t>
+      </w:r>
+      <w:r>
+        <w:rPr>
+          <w:rFonts w:hint="eastAsia"/>
+        </w:rPr>
+        <w:t>/迭代查询(2020 2024 2025)</w:t>
       </w:r>
       <w:bookmarkEnd w:id="79"/>
-    </w:p>
-    <w:p>
-      <w:pPr>
-        <w:spacing w:line="360" w:lineRule="exact"/>
-        <w:jc w:val="left"/>
-        <w:rPr>
-          <w:rFonts w:ascii="微软雅黑" w:eastAsia="微软雅黑" w:hAnsi="微软雅黑" w:hint="eastAsia"/>
-        </w:rPr>
-      </w:pPr>
-    </w:p>
-    <w:p>
-      <w:pPr>
-        <w:spacing w:line="360" w:lineRule="exact"/>
-        <w:jc w:val="left"/>
-        <w:rPr>
-          <w:rFonts w:ascii="微软雅黑" w:eastAsia="微软雅黑" w:hAnsi="微软雅黑" w:hint="eastAsia"/>
-        </w:rPr>
-      </w:pPr>
-    </w:p>
-    <w:p>
-      <w:pPr>
-        <w:pStyle w:val="2"/>
-        <w:rPr>
-          <w:rFonts w:hint="eastAsia"/>
-        </w:rPr>
-      </w:pPr>
-      <w:bookmarkStart w:id="80" w:name="_Toc209170064"/>
-      <w:r>
-        <w:rPr>
-          <w:rFonts w:hint="eastAsia"/>
-        </w:rPr>
-        <w:t xml:space="preserve">DNS（域名系统） </w:t>
-      </w:r>
-      <w:r>
-        <w:t>递归查询</w:t>
-      </w:r>
-      <w:r>
-        <w:rPr>
-          <w:rFonts w:hint="eastAsia"/>
-        </w:rPr>
-        <w:t>/迭代查询(2020 2024 2025)</w:t>
-      </w:r>
-      <w:bookmarkEnd w:id="80"/>
     </w:p>
     <w:p>
       <w:pPr>
@@ -38680,7 +40187,7 @@
                     <pic:cNvPicPr/>
                   </pic:nvPicPr>
                   <pic:blipFill>
-                    <a:blip r:embed="rId68" cstate="print"/>
+                    <a:blip r:embed="rId71" cstate="print"/>
                     <a:srcRect/>
                     <a:stretch/>
                   </pic:blipFill>
@@ -39035,14 +40542,14 @@
           <w:rFonts w:hint="eastAsia"/>
         </w:rPr>
       </w:pPr>
-      <w:bookmarkStart w:id="81" w:name="_Toc209170065"/>
+      <w:bookmarkStart w:id="80" w:name="_Toc209170065"/>
       <w:r>
         <w:rPr>
           <w:rFonts w:hint="eastAsia"/>
         </w:rPr>
         <w:t>常见服务 中英文对照 端口 层（2018 2019 2021 2022 2023 2024 2025）</w:t>
       </w:r>
-      <w:bookmarkEnd w:id="81"/>
+      <w:bookmarkEnd w:id="80"/>
     </w:p>
     <w:p>
       <w:pPr>
@@ -39500,7 +41007,7 @@
               </w:rPr>
               <w:t>远程登录协议</w:t>
             </w:r>
-            <w:hyperlink r:id="rId69" w:tgtFrame="_blank" w:history="1">
+            <w:hyperlink r:id="rId72" w:tgtFrame="_blank" w:history="1">
               <w:r>
                 <w:rPr>
                   <w:rStyle w:val="a8"/>
@@ -39597,7 +41104,7 @@
               </w:rPr>
               <w:t>终端仿真协议</w:t>
             </w:r>
-            <w:hyperlink r:id="rId70" w:tgtFrame="_blank" w:history="1">
+            <w:hyperlink r:id="rId73" w:tgtFrame="_blank" w:history="1">
               <w:r>
                 <w:rPr>
                   <w:rStyle w:val="a8"/>
@@ -40405,7 +41912,6 @@
                 <w:color w:val="267B00"/>
                 <w:szCs w:val="21"/>
               </w:rPr>
-              <w:lastRenderedPageBreak/>
               <w:t>超文本传输协议HTTP</w:t>
             </w:r>
           </w:p>
@@ -40500,7 +42006,7 @@
                           <pic:cNvPicPr/>
                         </pic:nvPicPr>
                         <pic:blipFill>
-                          <a:blip r:embed="rId71" cstate="print"/>
+                          <a:blip r:embed="rId74" cstate="print"/>
                           <a:srcRect/>
                           <a:stretch/>
                         </pic:blipFill>
@@ -40560,7 +42066,7 @@
               </w:rPr>
               <w:t>邮局协议第3版</w:t>
             </w:r>
-            <w:hyperlink r:id="rId72" w:tgtFrame="_blank" w:history="1">
+            <w:hyperlink r:id="rId75" w:tgtFrame="_blank" w:history="1">
               <w:r>
                 <w:rPr>
                   <w:rStyle w:val="a8"/>
@@ -41636,7 +43142,7 @@
               </w:rPr>
               <w:t>边界网关协议</w:t>
             </w:r>
-            <w:hyperlink r:id="rId73" w:tgtFrame="_blank" w:history="1">
+            <w:hyperlink r:id="rId76" w:tgtFrame="_blank" w:history="1">
               <w:r>
                 <w:rPr>
                   <w:rStyle w:val="a8"/>
@@ -41819,7 +43325,6 @@
                 <w:color w:val="7030A0"/>
                 <w:szCs w:val="21"/>
               </w:rPr>
-              <w:lastRenderedPageBreak/>
               <w:t xml:space="preserve">地址解析协议ARP </w:t>
             </w:r>
           </w:p>
@@ -42117,7 +43622,7 @@
           <w:lang w:val="zh-CN"/>
         </w:rPr>
       </w:pPr>
-      <w:bookmarkStart w:id="82" w:name="_Toc209170066"/>
+      <w:bookmarkStart w:id="81" w:name="_Toc209170066"/>
       <w:r>
         <w:rPr>
           <w:rFonts w:ascii="微软雅黑" w:eastAsia="微软雅黑" w:hAnsi="微软雅黑" w:hint="eastAsia"/>
@@ -42125,7 +43630,7 @@
         </w:rPr>
         <w:t>思维导图部分</w:t>
       </w:r>
-      <w:bookmarkEnd w:id="82"/>
+      <w:bookmarkEnd w:id="81"/>
     </w:p>
     <w:p>
       <w:pPr>
@@ -42161,7 +43666,7 @@
           <w:lang w:val="zh-CN"/>
         </w:rPr>
       </w:pPr>
-      <w:bookmarkStart w:id="83" w:name="_Toc209170067"/>
+      <w:bookmarkStart w:id="82" w:name="_Toc209170067"/>
       <w:r>
         <w:rPr>
           <w:rFonts w:ascii="微软雅黑" w:eastAsia="微软雅黑" w:hAnsi="微软雅黑" w:hint="eastAsia"/>
@@ -42169,7 +43674,7 @@
         </w:rPr>
         <w:t>算法部分</w:t>
       </w:r>
-      <w:bookmarkEnd w:id="83"/>
+      <w:bookmarkEnd w:id="82"/>
     </w:p>
     <w:p>
       <w:pPr>
@@ -42204,11 +43709,11 @@
       </w:r>
     </w:p>
     <w:sectPr>
-      <w:headerReference w:type="even" r:id="rId74"/>
-      <w:headerReference w:type="default" r:id="rId75"/>
-      <w:footerReference w:type="even" r:id="rId76"/>
-      <w:footerReference w:type="default" r:id="rId77"/>
-      <w:headerReference w:type="first" r:id="rId78"/>
+      <w:headerReference w:type="even" r:id="rId77"/>
+      <w:headerReference w:type="default" r:id="rId78"/>
+      <w:footerReference w:type="even" r:id="rId79"/>
+      <w:footerReference w:type="default" r:id="rId80"/>
+      <w:headerReference w:type="first" r:id="rId81"/>
       <w:pgSz w:w="11906" w:h="16838"/>
       <w:pgMar w:top="1440" w:right="1800" w:bottom="1440" w:left="1800" w:header="680" w:footer="992" w:gutter="0"/>
       <w:pgNumType w:start="0"/>
@@ -42785,7 +44290,15 @@
         <w:b/>
         <w:bCs/>
       </w:rPr>
-      <w:t xml:space="preserve">HIT 837 答题手册      </w:t>
+      <w:t xml:space="preserve">HIT 837 </w:t>
+    </w:r>
+    <w:r>
+      <w:rPr>
+        <w:rFonts w:hint="eastAsia"/>
+        <w:b/>
+        <w:bCs/>
+      </w:rPr>
+      <w:t xml:space="preserve">答题手册      </w:t>
     </w:r>
     <w:r>
       <w:rPr>
@@ -42847,7 +44360,13 @@
       <w:rPr>
         <w:rFonts w:hint="eastAsia"/>
       </w:rPr>
-      <w:t>Repo地址https://github.com/mcxiaoxiao/HIT837-Book-of-Answer</w:t>
+      <w:t>Repo</w:t>
+    </w:r>
+    <w:r>
+      <w:rPr>
+        <w:rFonts w:hint="eastAsia"/>
+      </w:rPr>
+      <w:t>地址https://github.com/mcxiaoxiao/HIT837-Book-of-Answer</w:t>
     </w:r>
   </w:p>
 </w:hdr>
@@ -45903,7 +47422,7 @@
   <w:style w:type="paragraph" w:default="1" w:styleId="a">
     <w:name w:val="Normal"/>
     <w:qFormat/>
-    <w:rsid w:val="00B101FA"/>
+    <w:rsid w:val="001408C0"/>
     <w:pPr>
       <w:widowControl w:val="0"/>
       <w:jc w:val="both"/>
